--- a/document/SOP/E_Sailors/6/E_Sailors_6_Application_Form_Reza_Aliasgari_Renani.docx
+++ b/document/SOP/E_Sailors/6/E_Sailors_6_Application_Form_Reza_Aliasgari_Renani.docx
@@ -1,11 +1,11 @@
 
 <file path=word/document.xml><?xml version="1.0" encoding="utf-8"?>
-<w:document xmlns:o="urn:schemas-microsoft-com:office:office" xmlns:r="http://schemas.openxmlformats.org/officeDocument/2006/relationships" xmlns:v="urn:schemas-microsoft-com:vml" xmlns:w="http://schemas.openxmlformats.org/wordprocessingml/2006/main" xmlns:w10="urn:schemas-microsoft-com:office:word" xmlns:wp="http://schemas.openxmlformats.org/drawingml/2006/wordprocessingDrawing" xmlns:wps="http://schemas.microsoft.com/office/word/2010/wordprocessingShape" xmlns:wpg="http://schemas.microsoft.com/office/word/2010/wordprocessingGroup" xmlns:mc="http://schemas.openxmlformats.org/markup-compatibility/2006" xmlns:wp14="http://schemas.microsoft.com/office/word/2010/wordprocessingDrawing" xmlns:w14="http://schemas.microsoft.com/office/word/2010/wordml" xmlns:w15="http://schemas.microsoft.com/office/word/2012/wordml" mc:Ignorable="w14 wp14 w15">
+<w:document xmlns:wpc="http://schemas.microsoft.com/office/word/2010/wordprocessingCanvas" xmlns:cx="http://schemas.microsoft.com/office/drawing/2014/chartex" xmlns:cx1="http://schemas.microsoft.com/office/drawing/2015/9/8/chartex" xmlns:cx2="http://schemas.microsoft.com/office/drawing/2015/10/21/chartex" xmlns:cx3="http://schemas.microsoft.com/office/drawing/2016/5/9/chartex" xmlns:cx4="http://schemas.microsoft.com/office/drawing/2016/5/10/chartex" xmlns:cx5="http://schemas.microsoft.com/office/drawing/2016/5/11/chartex" xmlns:cx6="http://schemas.microsoft.com/office/drawing/2016/5/12/chartex" xmlns:cx7="http://schemas.microsoft.com/office/drawing/2016/5/13/chartex" xmlns:cx8="http://schemas.microsoft.com/office/drawing/2016/5/14/chartex" xmlns:mc="http://schemas.openxmlformats.org/markup-compatibility/2006" xmlns:aink="http://schemas.microsoft.com/office/drawing/2016/ink" xmlns:am3d="http://schemas.microsoft.com/office/drawing/2017/model3d" xmlns:o="urn:schemas-microsoft-com:office:office" xmlns:oel="http://schemas.microsoft.com/office/2019/extlst" xmlns:r="http://schemas.openxmlformats.org/officeDocument/2006/relationships" xmlns:m="http://schemas.openxmlformats.org/officeDocument/2006/math" xmlns:v="urn:schemas-microsoft-com:vml" xmlns:wp14="http://schemas.microsoft.com/office/word/2010/wordprocessingDrawing" xmlns:wp="http://schemas.openxmlformats.org/drawingml/2006/wordprocessingDrawing" xmlns:w10="urn:schemas-microsoft-com:office:word" xmlns:w="http://schemas.openxmlformats.org/wordprocessingml/2006/main" xmlns:w14="http://schemas.microsoft.com/office/word/2010/wordml" xmlns:w15="http://schemas.microsoft.com/office/word/2012/wordml" xmlns:w16cex="http://schemas.microsoft.com/office/word/2018/wordml/cex" xmlns:w16cid="http://schemas.microsoft.com/office/word/2016/wordml/cid" xmlns:w16="http://schemas.microsoft.com/office/word/2018/wordml" xmlns:w16du="http://schemas.microsoft.com/office/word/2023/wordml/word16du" xmlns:w16sdtdh="http://schemas.microsoft.com/office/word/2020/wordml/sdtdatahash" xmlns:w16sdtfl="http://schemas.microsoft.com/office/word/2024/wordml/sdtformatlock" xmlns:w16se="http://schemas.microsoft.com/office/word/2015/wordml/symex" xmlns:wpg="http://schemas.microsoft.com/office/word/2010/wordprocessingGroup" xmlns:wpi="http://schemas.microsoft.com/office/word/2010/wordprocessingInk" xmlns:wne="http://schemas.microsoft.com/office/word/2006/wordml" xmlns:wps="http://schemas.microsoft.com/office/word/2010/wordprocessingShape" mc:Ignorable="w14 w15 w16se w16cid w16 w16cex w16sdtdh w16sdtfl w16du wp14">
   <w:body>
     <w:p>
       <w:pPr>
         <w:pStyle w:val="BodyText"/>
-        <w:spacing w:lineRule="exact" w:line="268"/>
+        <w:spacing w:line="268" w:lineRule="exact"/>
         <w:ind w:left="2590" w:right="2568"/>
         <w:jc w:val="center"/>
         <w:rPr>
@@ -16,8 +16,11 @@
         </w:rPr>
       </w:pPr>
       <w:r>
+        <w:rPr>
+          <w:noProof/>
+        </w:rPr>
         <w:drawing>
-          <wp:anchor behindDoc="0" distT="0" distB="0" distL="0" distR="0" simplePos="0" locked="0" layoutInCell="1" allowOverlap="1" relativeHeight="9">
+          <wp:anchor distT="0" distB="0" distL="0" distR="0" simplePos="0" relativeHeight="9" behindDoc="0" locked="0" layoutInCell="1" allowOverlap="1" wp14:anchorId="7FD6ED00" wp14:editId="734F0E7C">
             <wp:simplePos x="0" y="0"/>
             <wp:positionH relativeFrom="column">
               <wp:posOffset>6350</wp:posOffset>
@@ -42,7 +45,7 @@
                     </pic:cNvPicPr>
                   </pic:nvPicPr>
                   <pic:blipFill>
-                    <a:blip r:embed="rId2"/>
+                    <a:blip r:embed="rId10"/>
                     <a:stretch>
                       <a:fillRect/>
                     </a:stretch>
@@ -61,8 +64,13 @@
             </a:graphic>
           </wp:anchor>
         </w:drawing>
+      </w:r>
+      <w:r>
+        <w:rPr>
+          <w:noProof/>
+        </w:rPr>
         <w:drawing>
-          <wp:anchor behindDoc="0" distT="0" distB="0" distL="0" distR="0" simplePos="0" locked="0" layoutInCell="1" allowOverlap="1" relativeHeight="10">
+          <wp:anchor distT="0" distB="0" distL="0" distR="0" simplePos="0" relativeHeight="10" behindDoc="0" locked="0" layoutInCell="1" allowOverlap="1" wp14:anchorId="3AEBA40F" wp14:editId="7D019469">
             <wp:simplePos x="0" y="0"/>
             <wp:positionH relativeFrom="column">
               <wp:posOffset>4664075</wp:posOffset>
@@ -87,7 +95,7 @@
                     </pic:cNvPicPr>
                   </pic:nvPicPr>
                   <pic:blipFill>
-                    <a:blip r:embed="rId3"/>
+                    <a:blip r:embed="rId11"/>
                     <a:stretch>
                       <a:fillRect/>
                     </a:stretch>
@@ -109,7 +117,7 @@
       </w:r>
       <w:r>
         <w:rPr>
-          <w:rFonts w:cs="Times New Roman" w:ascii="Times New Roman" w:hAnsi="Times New Roman"/>
+          <w:rFonts w:ascii="Times New Roman" w:hAnsi="Times New Roman" w:cs="Times New Roman"/>
           <w:b/>
           <w:sz w:val="32"/>
           <w:szCs w:val="32"/>
@@ -120,7 +128,7 @@
     <w:p>
       <w:pPr>
         <w:pStyle w:val="BodyText"/>
-        <w:spacing w:lineRule="exact" w:line="268"/>
+        <w:spacing w:line="268" w:lineRule="exact"/>
         <w:ind w:left="2590" w:right="2568"/>
         <w:jc w:val="center"/>
         <w:rPr>
@@ -132,7 +140,7 @@
       </w:pPr>
       <w:r>
         <w:rPr>
-          <w:rFonts w:cs="Times New Roman" w:ascii="Times New Roman" w:hAnsi="Times New Roman"/>
+          <w:rFonts w:ascii="Times New Roman" w:hAnsi="Times New Roman" w:cs="Times New Roman"/>
           <w:b/>
           <w:sz w:val="24"/>
           <w:szCs w:val="24"/>
@@ -143,7 +151,7 @@
     <w:p>
       <w:pPr>
         <w:pStyle w:val="BodyText"/>
-        <w:spacing w:lineRule="exact" w:line="268"/>
+        <w:spacing w:line="268" w:lineRule="exact"/>
         <w:ind w:left="2590" w:right="2568"/>
         <w:jc w:val="center"/>
         <w:rPr>
@@ -153,19 +161,11 @@
           <w:szCs w:val="24"/>
         </w:rPr>
       </w:pPr>
-      <w:r>
-        <w:rPr>
-          <w:rFonts w:cs="Times New Roman" w:ascii="Times New Roman" w:hAnsi="Times New Roman"/>
-          <w:b/>
-          <w:sz w:val="24"/>
-          <w:szCs w:val="24"/>
-        </w:rPr>
-      </w:r>
     </w:p>
     <w:p>
       <w:pPr>
         <w:pStyle w:val="BodyText"/>
-        <w:spacing w:lineRule="exact" w:line="268"/>
+        <w:spacing w:line="268" w:lineRule="exact"/>
         <w:ind w:left="2590" w:right="2568"/>
         <w:jc w:val="center"/>
         <w:rPr>
@@ -176,47 +176,17 @@
       </w:pPr>
       <w:r>
         <w:rPr>
-          <w:rFonts w:cs="Times New Roman" w:ascii="Times New Roman" w:hAnsi="Times New Roman"/>
+          <w:rFonts w:ascii="Times New Roman" w:hAnsi="Times New Roman" w:cs="Times New Roman"/>
           <w:sz w:val="24"/>
           <w:szCs w:val="24"/>
         </w:rPr>
         <w:t>Doctoral Network (DN)</w:t>
       </w:r>
-      <w:r>
-        <w:rPr>
-          <w:rFonts w:cs="Times New Roman" w:ascii="Times New Roman" w:hAnsi="Times New Roman"/>
-          <w:sz w:val="24"/>
-          <w:szCs w:val="24"/>
-          <w14:ligatures w14:val="standardContextual"/>
-        </w:rPr>
-        <w:t xml:space="preserve"> </w:t>
-      </w:r>
-    </w:p>
-    <w:p>
-      <w:pPr>
-        <w:pStyle w:val="Normal"/>
-        <w:spacing w:lineRule="auto" w:line="276" w:before="56" w:after="0"/>
-        <w:ind w:left="3119" w:right="3096"/>
-        <w:jc w:val="both"/>
-        <w:rPr>
-          <w:rFonts w:ascii="Times New Roman" w:hAnsi="Times New Roman" w:cs="Times New Roman"/>
-          <w:sz w:val="24"/>
-          <w:szCs w:val="24"/>
-        </w:rPr>
-      </w:pPr>
-      <w:r>
-        <w:rPr>
-          <w:rFonts w:cs="Times New Roman" w:ascii="Times New Roman" w:hAnsi="Times New Roman"/>
-          <w:sz w:val="24"/>
-          <w:szCs w:val="24"/>
-        </w:rPr>
-        <w:t>Marie Skłodowska‐Curie Action</w:t>
-      </w:r>
     </w:p>
     <w:p>
       <w:pPr>
         <w:pStyle w:val="BodyText"/>
-        <w:spacing w:lineRule="exact" w:line="268"/>
+        <w:spacing w:line="268" w:lineRule="exact"/>
         <w:ind w:left="2590" w:right="2568"/>
         <w:jc w:val="center"/>
         <w:rPr>
@@ -227,7 +197,28 @@
       </w:pPr>
       <w:r>
         <w:rPr>
-          <w:rFonts w:cs="Times New Roman" w:ascii="Times New Roman" w:hAnsi="Times New Roman"/>
+          <w:rFonts w:ascii="Times New Roman" w:hAnsi="Times New Roman" w:cs="Times New Roman"/>
+          <w:sz w:val="24"/>
+          <w:szCs w:val="24"/>
+        </w:rPr>
+        <w:t>Marie Skłodowska‐Curie Action</w:t>
+      </w:r>
+    </w:p>
+    <w:p>
+      <w:pPr>
+        <w:pStyle w:val="BodyText"/>
+        <w:spacing w:line="268" w:lineRule="exact"/>
+        <w:ind w:left="2590" w:right="2568"/>
+        <w:jc w:val="center"/>
+        <w:rPr>
+          <w:rFonts w:ascii="Times New Roman" w:hAnsi="Times New Roman" w:cs="Times New Roman"/>
+          <w:sz w:val="24"/>
+          <w:szCs w:val="24"/>
+        </w:rPr>
+      </w:pPr>
+      <w:r>
+        <w:rPr>
+          <w:rFonts w:ascii="Times New Roman" w:hAnsi="Times New Roman" w:cs="Times New Roman"/>
           <w:sz w:val="24"/>
           <w:szCs w:val="24"/>
         </w:rPr>
@@ -237,20 +228,14 @@
     <w:p>
       <w:pPr>
         <w:pStyle w:val="BodyText"/>
-        <w:spacing w:before="1" w:after="0"/>
-        <w:rPr>
-          <w:rFonts w:ascii="Times New Roman" w:hAnsi="Times New Roman" w:cs="Times New Roman"/>
-          <w:sz w:val="24"/>
-          <w:szCs w:val="24"/>
-        </w:rPr>
-      </w:pPr>
-      <w:r>
-        <w:rPr>
-          <w:rFonts w:cs="Times New Roman" w:ascii="Times New Roman" w:hAnsi="Times New Roman"/>
-          <w:sz w:val="24"/>
-          <w:szCs w:val="24"/>
-        </w:rPr>
-      </w:r>
+        <w:spacing w:line="268" w:lineRule="exact"/>
+        <w:ind w:left="2590" w:right="2568"/>
+        <w:rPr>
+          <w:rFonts w:ascii="Times New Roman" w:hAnsi="Times New Roman" w:cs="Times New Roman"/>
+          <w:sz w:val="24"/>
+          <w:szCs w:val="24"/>
+        </w:rPr>
+      </w:pPr>
     </w:p>
     <w:p>
       <w:pPr>
@@ -260,8 +245,7 @@
           <w:numId w:val="1"/>
         </w:numPr>
         <w:tabs>
-          <w:tab w:val="clear" w:pos="720"/>
-          <w:tab w:val="left" w:pos="422" w:leader="none"/>
+          <w:tab w:val="left" w:pos="422"/>
         </w:tabs>
         <w:spacing w:before="55" w:after="41"/>
         <w:rPr>
@@ -272,7 +256,7 @@
       </w:pPr>
       <w:r>
         <w:rPr>
-          <w:rFonts w:cs="Times New Roman" w:ascii="Times New Roman" w:hAnsi="Times New Roman"/>
+          <w:rFonts w:ascii="Times New Roman" w:hAnsi="Times New Roman" w:cs="Times New Roman"/>
           <w:sz w:val="24"/>
           <w:szCs w:val="24"/>
         </w:rPr>
@@ -280,7 +264,7 @@
       </w:r>
       <w:r>
         <w:rPr>
-          <w:rFonts w:cs="Times New Roman" w:ascii="Times New Roman" w:hAnsi="Times New Roman"/>
+          <w:rFonts w:ascii="Times New Roman" w:hAnsi="Times New Roman" w:cs="Times New Roman"/>
           <w:spacing w:val="-1"/>
           <w:sz w:val="24"/>
           <w:szCs w:val="24"/>
@@ -289,7 +273,7 @@
       </w:r>
       <w:r>
         <w:rPr>
-          <w:rFonts w:cs="Times New Roman" w:ascii="Times New Roman" w:hAnsi="Times New Roman"/>
+          <w:rFonts w:ascii="Times New Roman" w:hAnsi="Times New Roman" w:cs="Times New Roman"/>
           <w:sz w:val="24"/>
           <w:szCs w:val="24"/>
         </w:rPr>
@@ -299,24 +283,21 @@
     <w:tbl>
       <w:tblPr>
         <w:tblW w:w="9063" w:type="dxa"/>
-        <w:jc w:val="left"/>
         <w:tblInd w:w="147" w:type="dxa"/>
         <w:tblLayout w:type="fixed"/>
         <w:tblCellMar>
-          <w:top w:w="0" w:type="dxa"/>
           <w:left w:w="5" w:type="dxa"/>
-          <w:bottom w:w="0" w:type="dxa"/>
           <w:right w:w="5" w:type="dxa"/>
         </w:tblCellMar>
-        <w:tblLook w:val="01e0" w:noHBand="0" w:noVBand="0" w:firstColumn="1" w:lastRow="1" w:lastColumn="1" w:firstRow="1"/>
+        <w:tblLook w:val="01E0" w:firstRow="1" w:lastRow="1" w:firstColumn="1" w:lastColumn="1" w:noHBand="0" w:noVBand="0"/>
       </w:tblPr>
       <w:tblGrid>
         <w:gridCol w:w="2494"/>
-        <w:gridCol w:w="6568"/>
+        <w:gridCol w:w="6569"/>
       </w:tblGrid>
       <w:tr>
         <w:trPr>
-          <w:trHeight w:val="268" w:hRule="atLeast"/>
+          <w:trHeight w:val="268"/>
         </w:trPr>
         <w:tc>
           <w:tcPr>
@@ -331,7 +312,7 @@
           <w:p>
             <w:pPr>
               <w:pStyle w:val="TableParagraph"/>
-              <w:spacing w:lineRule="exact" w:line="248"/>
+              <w:spacing w:line="248" w:lineRule="exact"/>
               <w:ind w:left="107"/>
               <w:rPr>
                 <w:rFonts w:ascii="Times New Roman" w:hAnsi="Times New Roman" w:cs="Times New Roman"/>
@@ -342,7 +323,7 @@
             </w:pPr>
             <w:r>
               <w:rPr>
-                <w:rFonts w:cs="Times New Roman" w:ascii="Times New Roman" w:hAnsi="Times New Roman"/>
+                <w:rFonts w:ascii="Times New Roman" w:hAnsi="Times New Roman" w:cs="Times New Roman"/>
                 <w:bCs/>
                 <w:sz w:val="24"/>
                 <w:szCs w:val="24"/>
@@ -372,7 +353,7 @@
             </w:pPr>
             <w:r>
               <w:rPr>
-                <w:rFonts w:cs="Times New Roman" w:ascii="Times New Roman" w:hAnsi="Times New Roman"/>
+                <w:rFonts w:ascii="Times New Roman" w:hAnsi="Times New Roman" w:cs="Times New Roman"/>
                 <w:sz w:val="24"/>
                 <w:szCs w:val="24"/>
               </w:rPr>
@@ -383,7 +364,7 @@
       </w:tr>
       <w:tr>
         <w:trPr>
-          <w:trHeight w:val="269" w:hRule="atLeast"/>
+          <w:trHeight w:val="269"/>
         </w:trPr>
         <w:tc>
           <w:tcPr>
@@ -398,7 +379,7 @@
           <w:p>
             <w:pPr>
               <w:pStyle w:val="TableParagraph"/>
-              <w:spacing w:lineRule="exact" w:line="248" w:before="1" w:after="0"/>
+              <w:spacing w:before="1" w:line="248" w:lineRule="exact"/>
               <w:ind w:left="107"/>
               <w:rPr>
                 <w:rFonts w:ascii="Times New Roman" w:hAnsi="Times New Roman" w:cs="Times New Roman"/>
@@ -409,7 +390,7 @@
             </w:pPr>
             <w:r>
               <w:rPr>
-                <w:rFonts w:cs="Times New Roman" w:ascii="Times New Roman" w:hAnsi="Times New Roman"/>
+                <w:rFonts w:ascii="Times New Roman" w:hAnsi="Times New Roman" w:cs="Times New Roman"/>
                 <w:bCs/>
                 <w:sz w:val="24"/>
                 <w:szCs w:val="24"/>
@@ -439,7 +420,7 @@
             </w:pPr>
             <w:r>
               <w:rPr>
-                <w:rFonts w:cs="Times New Roman" w:ascii="Times New Roman" w:hAnsi="Times New Roman"/>
+                <w:rFonts w:ascii="Times New Roman" w:hAnsi="Times New Roman" w:cs="Times New Roman"/>
                 <w:sz w:val="24"/>
                 <w:szCs w:val="24"/>
               </w:rPr>
@@ -450,7 +431,7 @@
       </w:tr>
       <w:tr>
         <w:trPr>
-          <w:trHeight w:val="268" w:hRule="atLeast"/>
+          <w:trHeight w:val="268"/>
         </w:trPr>
         <w:tc>
           <w:tcPr>
@@ -465,7 +446,7 @@
           <w:p>
             <w:pPr>
               <w:pStyle w:val="TableParagraph"/>
-              <w:spacing w:lineRule="exact" w:line="248"/>
+              <w:spacing w:line="248" w:lineRule="exact"/>
               <w:ind w:left="107"/>
               <w:rPr>
                 <w:rFonts w:ascii="Times New Roman" w:hAnsi="Times New Roman" w:cs="Times New Roman"/>
@@ -476,7 +457,7 @@
             </w:pPr>
             <w:r>
               <w:rPr>
-                <w:rFonts w:cs="Times New Roman" w:ascii="Times New Roman" w:hAnsi="Times New Roman"/>
+                <w:rFonts w:ascii="Times New Roman" w:hAnsi="Times New Roman" w:cs="Times New Roman"/>
                 <w:bCs/>
                 <w:sz w:val="24"/>
                 <w:szCs w:val="24"/>
@@ -506,7 +487,7 @@
             </w:pPr>
             <w:r>
               <w:rPr>
-                <w:rFonts w:cs="Times New Roman" w:ascii="Times New Roman" w:hAnsi="Times New Roman"/>
+                <w:rFonts w:ascii="Times New Roman" w:hAnsi="Times New Roman" w:cs="Times New Roman"/>
                 <w:sz w:val="24"/>
                 <w:szCs w:val="24"/>
               </w:rPr>
@@ -517,7 +498,7 @@
       </w:tr>
       <w:tr>
         <w:trPr>
-          <w:trHeight w:val="268" w:hRule="atLeast"/>
+          <w:trHeight w:val="268"/>
         </w:trPr>
         <w:tc>
           <w:tcPr>
@@ -532,7 +513,7 @@
           <w:p>
             <w:pPr>
               <w:pStyle w:val="TableParagraph"/>
-              <w:spacing w:lineRule="exact" w:line="248"/>
+              <w:spacing w:line="248" w:lineRule="exact"/>
               <w:ind w:left="107"/>
               <w:rPr>
                 <w:rFonts w:ascii="Times New Roman" w:hAnsi="Times New Roman" w:cs="Times New Roman"/>
@@ -543,7 +524,7 @@
             </w:pPr>
             <w:r>
               <w:rPr>
-                <w:rFonts w:cs="Times New Roman" w:ascii="Times New Roman" w:hAnsi="Times New Roman"/>
+                <w:rFonts w:ascii="Times New Roman" w:hAnsi="Times New Roman" w:cs="Times New Roman"/>
                 <w:bCs/>
                 <w:sz w:val="24"/>
                 <w:szCs w:val="24"/>
@@ -573,7 +554,7 @@
             </w:pPr>
             <w:r>
               <w:rPr>
-                <w:rFonts w:cs="Times New Roman" w:ascii="Times New Roman" w:hAnsi="Times New Roman"/>
+                <w:rFonts w:ascii="Times New Roman" w:hAnsi="Times New Roman" w:cs="Times New Roman"/>
                 <w:sz w:val="24"/>
                 <w:szCs w:val="24"/>
               </w:rPr>
@@ -584,7 +565,7 @@
       </w:tr>
       <w:tr>
         <w:trPr>
-          <w:trHeight w:val="268" w:hRule="atLeast"/>
+          <w:trHeight w:val="268"/>
         </w:trPr>
         <w:tc>
           <w:tcPr>
@@ -599,7 +580,7 @@
           <w:p>
             <w:pPr>
               <w:pStyle w:val="TableParagraph"/>
-              <w:spacing w:lineRule="exact" w:line="248"/>
+              <w:spacing w:line="248" w:lineRule="exact"/>
               <w:ind w:left="107"/>
               <w:rPr>
                 <w:rFonts w:ascii="Times New Roman" w:hAnsi="Times New Roman" w:cs="Times New Roman"/>
@@ -610,7 +591,7 @@
             </w:pPr>
             <w:r>
               <w:rPr>
-                <w:rFonts w:cs="Times New Roman" w:ascii="Times New Roman" w:hAnsi="Times New Roman"/>
+                <w:rFonts w:ascii="Times New Roman" w:hAnsi="Times New Roman" w:cs="Times New Roman"/>
                 <w:bCs/>
                 <w:sz w:val="24"/>
                 <w:szCs w:val="24"/>
@@ -640,7 +621,7 @@
             </w:pPr>
             <w:r>
               <w:rPr>
-                <w:rFonts w:cs="Times New Roman" w:ascii="Times New Roman" w:hAnsi="Times New Roman"/>
+                <w:rFonts w:ascii="Times New Roman" w:hAnsi="Times New Roman" w:cs="Times New Roman"/>
                 <w:sz w:val="24"/>
                 <w:szCs w:val="24"/>
               </w:rPr>
@@ -651,7 +632,7 @@
       </w:tr>
       <w:tr>
         <w:trPr>
-          <w:trHeight w:val="268" w:hRule="atLeast"/>
+          <w:trHeight w:val="268"/>
         </w:trPr>
         <w:tc>
           <w:tcPr>
@@ -666,7 +647,7 @@
           <w:p>
             <w:pPr>
               <w:pStyle w:val="TableParagraph"/>
-              <w:spacing w:lineRule="exact" w:line="248"/>
+              <w:spacing w:line="248" w:lineRule="exact"/>
               <w:ind w:left="107"/>
               <w:rPr>
                 <w:rFonts w:ascii="Times New Roman" w:hAnsi="Times New Roman" w:cs="Times New Roman"/>
@@ -677,7 +658,7 @@
             </w:pPr>
             <w:r>
               <w:rPr>
-                <w:rFonts w:cs="Times New Roman" w:ascii="Times New Roman" w:hAnsi="Times New Roman"/>
+                <w:rFonts w:ascii="Times New Roman" w:hAnsi="Times New Roman" w:cs="Times New Roman"/>
                 <w:bCs/>
                 <w:sz w:val="24"/>
                 <w:szCs w:val="24"/>
@@ -707,7 +688,7 @@
             </w:pPr>
             <w:r>
               <w:rPr>
-                <w:rFonts w:cs="Times New Roman" w:ascii="Times New Roman" w:hAnsi="Times New Roman"/>
+                <w:rFonts w:ascii="Times New Roman" w:hAnsi="Times New Roman" w:cs="Times New Roman"/>
                 <w:sz w:val="24"/>
                 <w:szCs w:val="24"/>
               </w:rPr>
@@ -718,7 +699,7 @@
       </w:tr>
       <w:tr>
         <w:trPr>
-          <w:trHeight w:val="268" w:hRule="atLeast"/>
+          <w:trHeight w:val="268"/>
         </w:trPr>
         <w:tc>
           <w:tcPr>
@@ -733,7 +714,7 @@
           <w:p>
             <w:pPr>
               <w:pStyle w:val="TableParagraph"/>
-              <w:spacing w:lineRule="exact" w:line="248"/>
+              <w:spacing w:line="248" w:lineRule="exact"/>
               <w:ind w:left="107"/>
               <w:rPr>
                 <w:rFonts w:ascii="Times New Roman" w:hAnsi="Times New Roman" w:cs="Times New Roman"/>
@@ -744,7 +725,7 @@
             </w:pPr>
             <w:r>
               <w:rPr>
-                <w:rFonts w:cs="Times New Roman" w:ascii="Times New Roman" w:hAnsi="Times New Roman"/>
+                <w:rFonts w:ascii="Times New Roman" w:hAnsi="Times New Roman" w:cs="Times New Roman"/>
                 <w:bCs/>
                 <w:sz w:val="24"/>
                 <w:szCs w:val="24"/>
@@ -774,7 +755,7 @@
             </w:pPr>
             <w:r>
               <w:rPr>
-                <w:rFonts w:cs="Times New Roman" w:ascii="Times New Roman" w:hAnsi="Times New Roman"/>
+                <w:rFonts w:ascii="Times New Roman" w:hAnsi="Times New Roman" w:cs="Times New Roman"/>
                 <w:sz w:val="24"/>
                 <w:szCs w:val="24"/>
               </w:rPr>
@@ -787,7 +768,7 @@
     <w:p>
       <w:pPr>
         <w:pStyle w:val="BodyText"/>
-        <w:spacing w:before="6" w:after="0"/>
+        <w:spacing w:before="6"/>
         <w:rPr>
           <w:rFonts w:ascii="Times New Roman" w:hAnsi="Times New Roman" w:cs="Times New Roman"/>
           <w:b/>
@@ -795,14 +776,6 @@
           <w:szCs w:val="24"/>
         </w:rPr>
       </w:pPr>
-      <w:r>
-        <w:rPr>
-          <w:rFonts w:cs="Times New Roman" w:ascii="Times New Roman" w:hAnsi="Times New Roman"/>
-          <w:b/>
-          <w:sz w:val="24"/>
-          <w:szCs w:val="24"/>
-        </w:rPr>
-      </w:r>
     </w:p>
     <w:p>
       <w:pPr>
@@ -812,10 +785,9 @@
           <w:numId w:val="1"/>
         </w:numPr>
         <w:tabs>
-          <w:tab w:val="clear" w:pos="720"/>
-          <w:tab w:val="left" w:pos="422" w:leader="none"/>
-        </w:tabs>
-        <w:spacing w:before="1" w:after="0"/>
+          <w:tab w:val="left" w:pos="422"/>
+        </w:tabs>
+        <w:spacing w:before="1"/>
         <w:rPr>
           <w:rFonts w:ascii="Times New Roman" w:hAnsi="Times New Roman" w:cs="Times New Roman"/>
           <w:b/>
@@ -825,16 +797,34 @@
       </w:pPr>
       <w:r>
         <w:rPr>
-          <w:rFonts w:cs="Times New Roman" w:ascii="Times New Roman" w:hAnsi="Times New Roman"/>
+          <w:rFonts w:ascii="Times New Roman" w:hAnsi="Times New Roman" w:cs="Times New Roman"/>
           <w:b/>
           <w:sz w:val="24"/>
           <w:szCs w:val="24"/>
         </w:rPr>
-        <w:t>COUNTRY OF RESIDENCE and COUNRTY OF MAIN ACTIVITY DURING THE LAST 3</w:t>
-      </w:r>
-      <w:r>
-        <w:rPr>
-          <w:rFonts w:cs="Times New Roman" w:ascii="Times New Roman" w:hAnsi="Times New Roman"/>
+        <w:t>COUNTRY OF RESIDENCE and COUNT</w:t>
+      </w:r>
+      <w:r>
+        <w:rPr>
+          <w:rFonts w:ascii="Times New Roman" w:hAnsi="Times New Roman" w:cs="Times New Roman"/>
+          <w:b/>
+          <w:sz w:val="24"/>
+          <w:szCs w:val="24"/>
+        </w:rPr>
+        <w:t>R</w:t>
+      </w:r>
+      <w:r>
+        <w:rPr>
+          <w:rFonts w:ascii="Times New Roman" w:hAnsi="Times New Roman" w:cs="Times New Roman"/>
+          <w:b/>
+          <w:sz w:val="24"/>
+          <w:szCs w:val="24"/>
+        </w:rPr>
+        <w:t>Y OF MAIN ACTIVITY DURING THE LAST 3</w:t>
+      </w:r>
+      <w:r>
+        <w:rPr>
+          <w:rFonts w:ascii="Times New Roman" w:hAnsi="Times New Roman" w:cs="Times New Roman"/>
           <w:b/>
           <w:spacing w:val="-4"/>
           <w:sz w:val="24"/>
@@ -844,7 +834,7 @@
       </w:r>
       <w:r>
         <w:rPr>
-          <w:rFonts w:cs="Times New Roman" w:ascii="Times New Roman" w:hAnsi="Times New Roman"/>
+          <w:rFonts w:ascii="Times New Roman" w:hAnsi="Times New Roman" w:cs="Times New Roman"/>
           <w:b/>
           <w:sz w:val="24"/>
           <w:szCs w:val="24"/>
@@ -855,33 +845,32 @@
     <w:p>
       <w:pPr>
         <w:pStyle w:val="BodyText"/>
-        <w:spacing w:lineRule="auto" w:line="276" w:before="41" w:after="0"/>
+        <w:spacing w:before="41" w:line="276" w:lineRule="auto"/>
         <w:ind w:left="137" w:right="114"/>
         <w:jc w:val="both"/>
         <w:rPr>
           <w:rFonts w:ascii="Times New Roman" w:hAnsi="Times New Roman" w:cs="Times New Roman"/>
           <w:i/>
+          <w:iCs/>
+          <w:sz w:val="24"/>
+          <w:szCs w:val="24"/>
+        </w:rPr>
+      </w:pPr>
+      <w:r>
+        <w:rPr>
+          <w:rFonts w:ascii="Times New Roman" w:hAnsi="Times New Roman" w:cs="Times New Roman"/>
+          <w:color w:val="000000" w:themeColor="text1"/>
+          <w:sz w:val="24"/>
+          <w:szCs w:val="24"/>
+        </w:rPr>
+        <w:t>Please indicate your country of residence and country where you carried out main activity (study, work, etc.) in the last 3 years. This information is needed to determine if applicants fulfill the EU Mobility Rule for the position(s) applied for</w:t>
+      </w:r>
+      <w:r>
+        <w:rPr>
+          <w:rFonts w:ascii="Times New Roman" w:hAnsi="Times New Roman" w:cs="Times New Roman"/>
           <w:i/>
           <w:iCs/>
-          <w:sz w:val="24"/>
-          <w:szCs w:val="24"/>
-        </w:rPr>
-      </w:pPr>
-      <w:r>
-        <w:rPr>
-          <w:rFonts w:cs="Times New Roman" w:ascii="Times New Roman" w:hAnsi="Times New Roman"/>
-          <w:color w:themeColor="text1" w:val="000000"/>
-          <w:sz w:val="24"/>
-          <w:szCs w:val="24"/>
-        </w:rPr>
-        <w:t>Please indicate your country of residence and country where you carried out main activity (study, work, etc.) in the last 3 years. This information is needed to determine if applicants fulfill the EU Mobility Rule for the position(s) applied for</w:t>
-      </w:r>
-      <w:r>
-        <w:rPr>
-          <w:rFonts w:cs="Times New Roman" w:ascii="Times New Roman" w:hAnsi="Times New Roman"/>
-          <w:i/>
-          <w:iCs/>
-          <w:color w:themeColor="text1" w:val="000000"/>
+          <w:color w:val="000000" w:themeColor="text1"/>
           <w:sz w:val="24"/>
           <w:szCs w:val="24"/>
         </w:rPr>
@@ -891,16 +880,13 @@
     <w:tbl>
       <w:tblPr>
         <w:tblW w:w="9063" w:type="dxa"/>
-        <w:jc w:val="left"/>
         <w:tblInd w:w="147" w:type="dxa"/>
         <w:tblLayout w:type="fixed"/>
         <w:tblCellMar>
-          <w:top w:w="0" w:type="dxa"/>
           <w:left w:w="5" w:type="dxa"/>
-          <w:bottom w:w="0" w:type="dxa"/>
           <w:right w:w="5" w:type="dxa"/>
         </w:tblCellMar>
-        <w:tblLook w:val="01e0" w:noHBand="0" w:noVBand="0" w:firstColumn="1" w:lastRow="1" w:lastColumn="1" w:firstRow="1"/>
+        <w:tblLook w:val="01E0" w:firstRow="1" w:lastRow="1" w:firstColumn="1" w:lastColumn="1" w:noHBand="0" w:noVBand="0"/>
       </w:tblPr>
       <w:tblGrid>
         <w:gridCol w:w="3023"/>
@@ -909,7 +895,7 @@
       </w:tblGrid>
       <w:tr>
         <w:trPr>
-          <w:trHeight w:val="268" w:hRule="atLeast"/>
+          <w:trHeight w:val="268"/>
         </w:trPr>
         <w:tc>
           <w:tcPr>
@@ -924,7 +910,7 @@
           <w:p>
             <w:pPr>
               <w:pStyle w:val="TableParagraph"/>
-              <w:spacing w:lineRule="exact" w:line="248"/>
+              <w:spacing w:line="248" w:lineRule="exact"/>
               <w:ind w:left="107"/>
               <w:rPr>
                 <w:rFonts w:ascii="Times New Roman" w:hAnsi="Times New Roman" w:cs="Times New Roman"/>
@@ -935,7 +921,7 @@
             </w:pPr>
             <w:r>
               <w:rPr>
-                <w:rFonts w:cs="Times New Roman" w:ascii="Times New Roman" w:hAnsi="Times New Roman"/>
+                <w:rFonts w:ascii="Times New Roman" w:hAnsi="Times New Roman" w:cs="Times New Roman"/>
                 <w:b/>
                 <w:sz w:val="24"/>
                 <w:szCs w:val="24"/>
@@ -957,7 +943,7 @@
           <w:p>
             <w:pPr>
               <w:pStyle w:val="TableParagraph"/>
-              <w:spacing w:lineRule="exact" w:line="248"/>
+              <w:spacing w:line="248" w:lineRule="exact"/>
               <w:ind w:left="107"/>
               <w:rPr>
                 <w:rFonts w:ascii="Times New Roman" w:hAnsi="Times New Roman" w:cs="Times New Roman"/>
@@ -968,7 +954,7 @@
             </w:pPr>
             <w:r>
               <w:rPr>
-                <w:rFonts w:cs="Times New Roman" w:ascii="Times New Roman" w:hAnsi="Times New Roman"/>
+                <w:rFonts w:ascii="Times New Roman" w:hAnsi="Times New Roman" w:cs="Times New Roman"/>
                 <w:b/>
                 <w:sz w:val="24"/>
                 <w:szCs w:val="24"/>
@@ -990,7 +976,7 @@
           <w:p>
             <w:pPr>
               <w:pStyle w:val="TableParagraph"/>
-              <w:spacing w:lineRule="exact" w:line="248"/>
+              <w:spacing w:line="248" w:lineRule="exact"/>
               <w:ind w:left="106"/>
               <w:rPr>
                 <w:rFonts w:ascii="Times New Roman" w:hAnsi="Times New Roman" w:cs="Times New Roman"/>
@@ -1001,7 +987,7 @@
             </w:pPr>
             <w:r>
               <w:rPr>
-                <w:rFonts w:cs="Times New Roman" w:ascii="Times New Roman" w:hAnsi="Times New Roman"/>
+                <w:rFonts w:ascii="Times New Roman" w:hAnsi="Times New Roman" w:cs="Times New Roman"/>
                 <w:b/>
                 <w:sz w:val="24"/>
                 <w:szCs w:val="24"/>
@@ -1013,7 +999,7 @@
       </w:tr>
       <w:tr>
         <w:trPr>
-          <w:trHeight w:val="268" w:hRule="atLeast"/>
+          <w:trHeight w:val="268"/>
         </w:trPr>
         <w:tc>
           <w:tcPr>
@@ -1036,11 +1022,27 @@
             </w:pPr>
             <w:r>
               <w:rPr>
-                <w:rFonts w:cs="Times New Roman" w:ascii="Times New Roman" w:hAnsi="Times New Roman"/>
-                <w:sz w:val="24"/>
-                <w:szCs w:val="24"/>
-              </w:rPr>
-              <w:t>01/05/2023</w:t>
+                <w:rFonts w:ascii="Times New Roman" w:hAnsi="Times New Roman" w:cs="Times New Roman"/>
+                <w:sz w:val="24"/>
+                <w:szCs w:val="24"/>
+              </w:rPr>
+              <w:t>01/0</w:t>
+            </w:r>
+            <w:r>
+              <w:rPr>
+                <w:rFonts w:ascii="Times New Roman" w:hAnsi="Times New Roman" w:cs="Times New Roman"/>
+                <w:sz w:val="24"/>
+                <w:szCs w:val="24"/>
+              </w:rPr>
+              <w:t>8</w:t>
+            </w:r>
+            <w:r>
+              <w:rPr>
+                <w:rFonts w:ascii="Times New Roman" w:hAnsi="Times New Roman" w:cs="Times New Roman"/>
+                <w:sz w:val="24"/>
+                <w:szCs w:val="24"/>
+              </w:rPr>
+              <w:t>/2023</w:t>
             </w:r>
           </w:p>
         </w:tc>
@@ -1065,7 +1067,7 @@
             </w:pPr>
             <w:r>
               <w:rPr>
-                <w:rFonts w:cs="Times New Roman" w:ascii="Times New Roman" w:hAnsi="Times New Roman"/>
+                <w:rFonts w:ascii="Times New Roman" w:hAnsi="Times New Roman" w:cs="Times New Roman"/>
                 <w:sz w:val="24"/>
                 <w:szCs w:val="24"/>
               </w:rPr>
@@ -1094,7 +1096,7 @@
             </w:pPr>
             <w:r>
               <w:rPr>
-                <w:rFonts w:cs="Times New Roman" w:ascii="Times New Roman" w:hAnsi="Times New Roman"/>
+                <w:rFonts w:ascii="Times New Roman" w:hAnsi="Times New Roman" w:cs="Times New Roman"/>
                 <w:sz w:val="24"/>
                 <w:szCs w:val="24"/>
               </w:rPr>
@@ -1105,7 +1107,7 @@
       </w:tr>
       <w:tr>
         <w:trPr>
-          <w:trHeight w:val="268" w:hRule="atLeast"/>
+          <w:trHeight w:val="268"/>
         </w:trPr>
         <w:tc>
           <w:tcPr>
@@ -1126,13 +1128,6 @@
                 <w:szCs w:val="24"/>
               </w:rPr>
             </w:pPr>
-            <w:r>
-              <w:rPr>
-                <w:rFonts w:cs="Times New Roman" w:ascii="Times New Roman" w:hAnsi="Times New Roman"/>
-                <w:sz w:val="24"/>
-                <w:szCs w:val="24"/>
-              </w:rPr>
-            </w:r>
           </w:p>
         </w:tc>
         <w:tc>
@@ -1154,13 +1149,6 @@
                 <w:szCs w:val="24"/>
               </w:rPr>
             </w:pPr>
-            <w:r>
-              <w:rPr>
-                <w:rFonts w:cs="Times New Roman" w:ascii="Times New Roman" w:hAnsi="Times New Roman"/>
-                <w:sz w:val="24"/>
-                <w:szCs w:val="24"/>
-              </w:rPr>
-            </w:r>
           </w:p>
         </w:tc>
         <w:tc>
@@ -1182,19 +1170,12 @@
                 <w:szCs w:val="24"/>
               </w:rPr>
             </w:pPr>
-            <w:r>
-              <w:rPr>
-                <w:rFonts w:cs="Times New Roman" w:ascii="Times New Roman" w:hAnsi="Times New Roman"/>
-                <w:sz w:val="24"/>
-                <w:szCs w:val="24"/>
-              </w:rPr>
-            </w:r>
           </w:p>
         </w:tc>
       </w:tr>
       <w:tr>
         <w:trPr>
-          <w:trHeight w:val="269" w:hRule="atLeast"/>
+          <w:trHeight w:val="269"/>
         </w:trPr>
         <w:tc>
           <w:tcPr>
@@ -1215,13 +1196,6 @@
                 <w:szCs w:val="24"/>
               </w:rPr>
             </w:pPr>
-            <w:r>
-              <w:rPr>
-                <w:rFonts w:cs="Times New Roman" w:ascii="Times New Roman" w:hAnsi="Times New Roman"/>
-                <w:sz w:val="24"/>
-                <w:szCs w:val="24"/>
-              </w:rPr>
-            </w:r>
           </w:p>
         </w:tc>
         <w:tc>
@@ -1243,13 +1217,6 @@
                 <w:szCs w:val="24"/>
               </w:rPr>
             </w:pPr>
-            <w:r>
-              <w:rPr>
-                <w:rFonts w:cs="Times New Roman" w:ascii="Times New Roman" w:hAnsi="Times New Roman"/>
-                <w:sz w:val="24"/>
-                <w:szCs w:val="24"/>
-              </w:rPr>
-            </w:r>
           </w:p>
         </w:tc>
         <w:tc>
@@ -1271,13 +1238,6 @@
                 <w:szCs w:val="24"/>
               </w:rPr>
             </w:pPr>
-            <w:r>
-              <w:rPr>
-                <w:rFonts w:cs="Times New Roman" w:ascii="Times New Roman" w:hAnsi="Times New Roman"/>
-                <w:sz w:val="24"/>
-                <w:szCs w:val="24"/>
-              </w:rPr>
-            </w:r>
           </w:p>
         </w:tc>
       </w:tr>
@@ -1291,13 +1251,6 @@
           <w:szCs w:val="24"/>
         </w:rPr>
       </w:pPr>
-      <w:r>
-        <w:rPr>
-          <w:rFonts w:cs="Times New Roman" w:ascii="Times New Roman" w:hAnsi="Times New Roman"/>
-          <w:sz w:val="24"/>
-          <w:szCs w:val="24"/>
-        </w:rPr>
-      </w:r>
     </w:p>
     <w:p>
       <w:pPr>
@@ -1307,19 +1260,18 @@
           <w:numId w:val="1"/>
         </w:numPr>
         <w:tabs>
-          <w:tab w:val="clear" w:pos="720"/>
-          <w:tab w:val="left" w:pos="422" w:leader="none"/>
-        </w:tabs>
-        <w:spacing w:before="0" w:after="0"/>
-        <w:rPr>
-          <w:rFonts w:ascii="Times New Roman" w:hAnsi="Times New Roman" w:cs="Times New Roman"/>
-          <w:sz w:val="24"/>
-          <w:szCs w:val="24"/>
-        </w:rPr>
-      </w:pPr>
-      <w:r>
-        <w:rPr>
-          <w:rFonts w:cs="Times New Roman" w:ascii="Times New Roman" w:hAnsi="Times New Roman"/>
+          <w:tab w:val="left" w:pos="422"/>
+        </w:tabs>
+        <w:spacing w:before="0"/>
+        <w:rPr>
+          <w:rFonts w:ascii="Times New Roman" w:hAnsi="Times New Roman" w:cs="Times New Roman"/>
+          <w:sz w:val="24"/>
+          <w:szCs w:val="24"/>
+        </w:rPr>
+      </w:pPr>
+      <w:r>
+        <w:rPr>
+          <w:rFonts w:ascii="Times New Roman" w:hAnsi="Times New Roman" w:cs="Times New Roman"/>
           <w:sz w:val="24"/>
           <w:szCs w:val="24"/>
         </w:rPr>
@@ -1327,7 +1279,7 @@
       </w:r>
       <w:r>
         <w:rPr>
-          <w:rFonts w:cs="Times New Roman" w:ascii="Times New Roman" w:hAnsi="Times New Roman"/>
+          <w:rFonts w:ascii="Times New Roman" w:hAnsi="Times New Roman" w:cs="Times New Roman"/>
           <w:spacing w:val="-1"/>
           <w:sz w:val="24"/>
           <w:szCs w:val="24"/>
@@ -1336,7 +1288,7 @@
       </w:r>
       <w:r>
         <w:rPr>
-          <w:rFonts w:cs="Times New Roman" w:ascii="Times New Roman" w:hAnsi="Times New Roman"/>
+          <w:rFonts w:ascii="Times New Roman" w:hAnsi="Times New Roman" w:cs="Times New Roman"/>
           <w:sz w:val="24"/>
           <w:szCs w:val="24"/>
         </w:rPr>
@@ -1346,20 +1298,20 @@
     <w:p>
       <w:pPr>
         <w:pStyle w:val="BodyText"/>
-        <w:spacing w:lineRule="auto" w:line="276" w:before="41" w:after="0"/>
+        <w:spacing w:before="41" w:line="276" w:lineRule="auto"/>
         <w:ind w:left="136" w:right="111"/>
         <w:jc w:val="both"/>
         <w:rPr>
           <w:rFonts w:ascii="Times New Roman" w:hAnsi="Times New Roman" w:cs="Times New Roman"/>
-          <w:color w:themeColor="text1" w:val="000000"/>
-          <w:sz w:val="24"/>
-          <w:szCs w:val="24"/>
-        </w:rPr>
-      </w:pPr>
-      <w:r>
-        <w:rPr>
-          <w:rFonts w:cs="Times New Roman" w:ascii="Times New Roman" w:hAnsi="Times New Roman"/>
-          <w:color w:themeColor="text1" w:val="000000"/>
+          <w:color w:val="000000" w:themeColor="text1"/>
+          <w:sz w:val="24"/>
+          <w:szCs w:val="24"/>
+        </w:rPr>
+      </w:pPr>
+      <w:r>
+        <w:rPr>
+          <w:rFonts w:ascii="Times New Roman" w:hAnsi="Times New Roman" w:cs="Times New Roman"/>
+          <w:color w:val="000000" w:themeColor="text1"/>
           <w:sz w:val="24"/>
           <w:szCs w:val="24"/>
         </w:rPr>
@@ -1369,26 +1321,19 @@
     <w:p>
       <w:pPr>
         <w:pStyle w:val="BodyText"/>
-        <w:spacing w:before="3" w:after="0"/>
-        <w:rPr>
-          <w:rFonts w:ascii="Times New Roman" w:hAnsi="Times New Roman" w:cs="Times New Roman"/>
-          <w:sz w:val="24"/>
-          <w:szCs w:val="24"/>
-        </w:rPr>
-      </w:pPr>
-      <w:r>
-        <w:rPr>
-          <w:rFonts w:cs="Times New Roman" w:ascii="Times New Roman" w:hAnsi="Times New Roman"/>
-          <w:sz w:val="24"/>
-          <w:szCs w:val="24"/>
-        </w:rPr>
-      </w:r>
+        <w:spacing w:before="3"/>
+        <w:rPr>
+          <w:rFonts w:ascii="Times New Roman" w:hAnsi="Times New Roman" w:cs="Times New Roman"/>
+          <w:sz w:val="24"/>
+          <w:szCs w:val="24"/>
+        </w:rPr>
+      </w:pPr>
     </w:p>
     <w:p>
       <w:pPr>
         <w:pStyle w:val="Heading1"/>
         <w:spacing w:before="0" w:after="42"/>
-        <w:ind w:hanging="0" w:left="137"/>
+        <w:ind w:left="137" w:firstLine="0"/>
         <w:jc w:val="both"/>
         <w:rPr>
           <w:rFonts w:ascii="Times New Roman" w:hAnsi="Times New Roman" w:cs="Times New Roman"/>
@@ -1398,7 +1343,7 @@
       </w:pPr>
       <w:r>
         <w:rPr>
-          <w:rFonts w:cs="Times New Roman" w:ascii="Times New Roman" w:hAnsi="Times New Roman"/>
+          <w:rFonts w:ascii="Times New Roman" w:hAnsi="Times New Roman" w:cs="Times New Roman"/>
           <w:sz w:val="24"/>
           <w:szCs w:val="24"/>
         </w:rPr>
@@ -1408,24 +1353,21 @@
     <w:tbl>
       <w:tblPr>
         <w:tblW w:w="9062" w:type="dxa"/>
-        <w:jc w:val="left"/>
         <w:tblInd w:w="147" w:type="dxa"/>
         <w:tblLayout w:type="fixed"/>
         <w:tblCellMar>
-          <w:top w:w="0" w:type="dxa"/>
           <w:left w:w="5" w:type="dxa"/>
-          <w:bottom w:w="0" w:type="dxa"/>
           <w:right w:w="5" w:type="dxa"/>
         </w:tblCellMar>
-        <w:tblLook w:val="01e0" w:noHBand="0" w:noVBand="0" w:firstColumn="1" w:lastRow="1" w:lastColumn="1" w:firstRow="1"/>
+        <w:tblLook w:val="01E0" w:firstRow="1" w:lastRow="1" w:firstColumn="1" w:lastColumn="1" w:noHBand="0" w:noVBand="0"/>
       </w:tblPr>
       <w:tblGrid>
         <w:gridCol w:w="2929"/>
-        <w:gridCol w:w="6132"/>
+        <w:gridCol w:w="6133"/>
       </w:tblGrid>
       <w:tr>
         <w:trPr>
-          <w:trHeight w:val="508" w:hRule="atLeast"/>
+          <w:trHeight w:val="508"/>
         </w:trPr>
         <w:tc>
           <w:tcPr>
@@ -1440,7 +1382,7 @@
           <w:p>
             <w:pPr>
               <w:pStyle w:val="TableParagraph"/>
-              <w:spacing w:lineRule="exact" w:line="268"/>
+              <w:spacing w:line="268" w:lineRule="exact"/>
               <w:ind w:left="107"/>
               <w:rPr>
                 <w:rFonts w:ascii="Times New Roman" w:hAnsi="Times New Roman" w:cs="Times New Roman"/>
@@ -1451,7 +1393,7 @@
             </w:pPr>
             <w:r>
               <w:rPr>
-                <w:rFonts w:cs="Times New Roman" w:ascii="Times New Roman" w:hAnsi="Times New Roman"/>
+                <w:rFonts w:ascii="Times New Roman" w:hAnsi="Times New Roman" w:cs="Times New Roman"/>
                 <w:b/>
                 <w:sz w:val="24"/>
                 <w:szCs w:val="24"/>
@@ -1481,7 +1423,7 @@
             </w:pPr>
             <w:r>
               <w:rPr>
-                <w:rFonts w:cs="Times New Roman" w:ascii="Times New Roman" w:hAnsi="Times New Roman"/>
+                <w:rFonts w:ascii="Times New Roman" w:hAnsi="Times New Roman" w:cs="Times New Roman"/>
                 <w:sz w:val="24"/>
                 <w:szCs w:val="24"/>
               </w:rPr>
@@ -1492,7 +1434,7 @@
       </w:tr>
       <w:tr>
         <w:trPr>
-          <w:trHeight w:val="509" w:hRule="atLeast"/>
+          <w:trHeight w:val="509"/>
         </w:trPr>
         <w:tc>
           <w:tcPr>
@@ -1507,7 +1449,7 @@
           <w:p>
             <w:pPr>
               <w:pStyle w:val="TableParagraph"/>
-              <w:spacing w:lineRule="exact" w:line="268"/>
+              <w:spacing w:line="268" w:lineRule="exact"/>
               <w:ind w:left="107"/>
               <w:rPr>
                 <w:rFonts w:ascii="Times New Roman" w:hAnsi="Times New Roman" w:cs="Times New Roman"/>
@@ -1518,7 +1460,7 @@
             </w:pPr>
             <w:r>
               <w:rPr>
-                <w:rFonts w:cs="Times New Roman" w:ascii="Times New Roman" w:hAnsi="Times New Roman"/>
+                <w:rFonts w:ascii="Times New Roman" w:hAnsi="Times New Roman" w:cs="Times New Roman"/>
                 <w:b/>
                 <w:sz w:val="24"/>
                 <w:szCs w:val="24"/>
@@ -1548,7 +1490,7 @@
             </w:pPr>
             <w:r>
               <w:rPr>
-                <w:rFonts w:cs="Times New Roman" w:ascii="Times New Roman" w:hAnsi="Times New Roman"/>
+                <w:rFonts w:ascii="Times New Roman" w:hAnsi="Times New Roman" w:cs="Times New Roman"/>
                 <w:sz w:val="24"/>
                 <w:szCs w:val="24"/>
               </w:rPr>
@@ -1559,7 +1501,7 @@
       </w:tr>
       <w:tr>
         <w:trPr>
-          <w:trHeight w:val="508" w:hRule="atLeast"/>
+          <w:trHeight w:val="508"/>
         </w:trPr>
         <w:tc>
           <w:tcPr>
@@ -1574,7 +1516,7 @@
           <w:p>
             <w:pPr>
               <w:pStyle w:val="TableParagraph"/>
-              <w:spacing w:lineRule="exact" w:line="268"/>
+              <w:spacing w:line="268" w:lineRule="exact"/>
               <w:ind w:left="107"/>
               <w:rPr>
                 <w:rFonts w:ascii="Times New Roman" w:hAnsi="Times New Roman" w:cs="Times New Roman"/>
@@ -1585,7 +1527,7 @@
             </w:pPr>
             <w:r>
               <w:rPr>
-                <w:rFonts w:cs="Times New Roman" w:ascii="Times New Roman" w:hAnsi="Times New Roman"/>
+                <w:rFonts w:ascii="Times New Roman" w:hAnsi="Times New Roman" w:cs="Times New Roman"/>
                 <w:b/>
                 <w:sz w:val="24"/>
                 <w:szCs w:val="24"/>
@@ -1615,7 +1557,7 @@
             </w:pPr>
             <w:r>
               <w:rPr>
-                <w:rFonts w:cs="Times New Roman" w:ascii="Times New Roman" w:hAnsi="Times New Roman"/>
+                <w:rFonts w:ascii="Times New Roman" w:hAnsi="Times New Roman" w:cs="Times New Roman"/>
                 <w:sz w:val="24"/>
                 <w:szCs w:val="24"/>
               </w:rPr>
@@ -1626,7 +1568,7 @@
       </w:tr>
       <w:tr>
         <w:trPr>
-          <w:trHeight w:val="508" w:hRule="atLeast"/>
+          <w:trHeight w:val="508"/>
         </w:trPr>
         <w:tc>
           <w:tcPr>
@@ -1641,7 +1583,7 @@
           <w:p>
             <w:pPr>
               <w:pStyle w:val="TableParagraph"/>
-              <w:spacing w:lineRule="exact" w:line="268"/>
+              <w:spacing w:line="268" w:lineRule="exact"/>
               <w:ind w:left="107"/>
               <w:rPr>
                 <w:rFonts w:ascii="Times New Roman" w:hAnsi="Times New Roman" w:cs="Times New Roman"/>
@@ -1652,7 +1594,7 @@
             </w:pPr>
             <w:r>
               <w:rPr>
-                <w:rFonts w:cs="Times New Roman" w:ascii="Times New Roman" w:hAnsi="Times New Roman"/>
+                <w:rFonts w:ascii="Times New Roman" w:hAnsi="Times New Roman" w:cs="Times New Roman"/>
                 <w:b/>
                 <w:sz w:val="24"/>
                 <w:szCs w:val="24"/>
@@ -1674,7 +1616,7 @@
           <w:p>
             <w:pPr>
               <w:pStyle w:val="TableParagraph"/>
-              <w:spacing w:before="126" w:after="0"/>
+              <w:spacing w:before="126"/>
               <w:ind w:left="60"/>
               <w:rPr>
                 <w:rFonts w:ascii="Times New Roman" w:hAnsi="Times New Roman" w:cs="Times New Roman"/>
@@ -1684,7 +1626,7 @@
             </w:pPr>
             <w:r>
               <w:rPr>
-                <w:rFonts w:cs="Times New Roman" w:ascii="Times New Roman" w:hAnsi="Times New Roman"/>
+                <w:rFonts w:ascii="Times New Roman" w:hAnsi="Times New Roman" w:cs="Times New Roman"/>
                 <w:sz w:val="24"/>
                 <w:szCs w:val="24"/>
               </w:rPr>
@@ -1696,7 +1638,6 @@
     </w:tbl>
     <w:p>
       <w:pPr>
-        <w:pStyle w:val="Normal"/>
         <w:spacing w:before="56" w:after="42"/>
         <w:rPr>
           <w:rFonts w:ascii="Times New Roman" w:hAnsi="Times New Roman" w:cs="Times New Roman"/>
@@ -1705,18 +1646,53 @@
           <w:szCs w:val="24"/>
         </w:rPr>
       </w:pPr>
-      <w:r>
-        <w:rPr>
-          <w:rFonts w:cs="Times New Roman" w:ascii="Times New Roman" w:hAnsi="Times New Roman"/>
+    </w:p>
+    <w:p>
+      <w:pPr>
+        <w:spacing w:before="56" w:after="42"/>
+        <w:rPr>
+          <w:rFonts w:ascii="Times New Roman" w:hAnsi="Times New Roman" w:cs="Times New Roman"/>
           <w:b/>
           <w:sz w:val="24"/>
           <w:szCs w:val="24"/>
         </w:rPr>
-      </w:r>
-    </w:p>
-    <w:p>
-      <w:pPr>
-        <w:pStyle w:val="Normal"/>
+      </w:pPr>
+    </w:p>
+    <w:p>
+      <w:pPr>
+        <w:spacing w:before="56" w:after="42"/>
+        <w:rPr>
+          <w:rFonts w:ascii="Times New Roman" w:hAnsi="Times New Roman" w:cs="Times New Roman"/>
+          <w:b/>
+          <w:sz w:val="24"/>
+          <w:szCs w:val="24"/>
+        </w:rPr>
+      </w:pPr>
+    </w:p>
+    <w:p>
+      <w:pPr>
+        <w:spacing w:before="56" w:after="42"/>
+        <w:rPr>
+          <w:rFonts w:ascii="Times New Roman" w:hAnsi="Times New Roman" w:cs="Times New Roman"/>
+          <w:b/>
+          <w:sz w:val="24"/>
+          <w:szCs w:val="24"/>
+        </w:rPr>
+      </w:pPr>
+    </w:p>
+    <w:p>
+      <w:pPr>
+        <w:spacing w:before="56" w:after="42"/>
+        <w:rPr>
+          <w:rFonts w:ascii="Times New Roman" w:hAnsi="Times New Roman" w:cs="Times New Roman"/>
+          <w:b/>
+          <w:sz w:val="24"/>
+          <w:szCs w:val="24"/>
+        </w:rPr>
+      </w:pPr>
+    </w:p>
+    <w:p>
+      <w:pPr>
         <w:spacing w:before="56" w:after="42"/>
         <w:ind w:left="137"/>
         <w:rPr>
@@ -1728,35 +1704,33 @@
       </w:pPr>
       <w:r>
         <w:rPr>
-          <w:rFonts w:cs="Times New Roman" w:ascii="Times New Roman" w:hAnsi="Times New Roman"/>
+          <w:rFonts w:ascii="Times New Roman" w:hAnsi="Times New Roman" w:cs="Times New Roman"/>
           <w:b/>
           <w:sz w:val="24"/>
           <w:szCs w:val="24"/>
         </w:rPr>
+        <w:lastRenderedPageBreak/>
         <w:t>MASTER’S DEGREE</w:t>
       </w:r>
     </w:p>
     <w:tbl>
       <w:tblPr>
         <w:tblW w:w="9062" w:type="dxa"/>
-        <w:jc w:val="left"/>
         <w:tblInd w:w="147" w:type="dxa"/>
         <w:tblLayout w:type="fixed"/>
         <w:tblCellMar>
-          <w:top w:w="0" w:type="dxa"/>
           <w:left w:w="5" w:type="dxa"/>
-          <w:bottom w:w="0" w:type="dxa"/>
           <w:right w:w="5" w:type="dxa"/>
         </w:tblCellMar>
-        <w:tblLook w:val="01e0" w:noHBand="0" w:noVBand="0" w:firstColumn="1" w:lastRow="1" w:lastColumn="1" w:firstRow="1"/>
+        <w:tblLook w:val="01E0" w:firstRow="1" w:lastRow="1" w:firstColumn="1" w:lastColumn="1" w:noHBand="0" w:noVBand="0"/>
       </w:tblPr>
       <w:tblGrid>
         <w:gridCol w:w="2929"/>
-        <w:gridCol w:w="6132"/>
+        <w:gridCol w:w="6133"/>
       </w:tblGrid>
       <w:tr>
         <w:trPr>
-          <w:trHeight w:val="508" w:hRule="atLeast"/>
+          <w:trHeight w:val="508"/>
         </w:trPr>
         <w:tc>
           <w:tcPr>
@@ -1771,7 +1745,7 @@
           <w:p>
             <w:pPr>
               <w:pStyle w:val="TableParagraph"/>
-              <w:spacing w:lineRule="exact" w:line="268"/>
+              <w:spacing w:line="268" w:lineRule="exact"/>
               <w:ind w:left="107"/>
               <w:rPr>
                 <w:rFonts w:ascii="Times New Roman" w:hAnsi="Times New Roman" w:cs="Times New Roman"/>
@@ -1782,7 +1756,7 @@
             </w:pPr>
             <w:r>
               <w:rPr>
-                <w:rFonts w:cs="Times New Roman" w:ascii="Times New Roman" w:hAnsi="Times New Roman"/>
+                <w:rFonts w:ascii="Times New Roman" w:hAnsi="Times New Roman" w:cs="Times New Roman"/>
                 <w:bCs/>
                 <w:sz w:val="24"/>
                 <w:szCs w:val="24"/>
@@ -1812,7 +1786,7 @@
             </w:pPr>
             <w:r>
               <w:rPr>
-                <w:rFonts w:cs="Times New Roman" w:ascii="Times New Roman" w:hAnsi="Times New Roman"/>
+                <w:rFonts w:ascii="Times New Roman" w:hAnsi="Times New Roman" w:cs="Times New Roman"/>
                 <w:sz w:val="24"/>
                 <w:szCs w:val="24"/>
               </w:rPr>
@@ -1823,7 +1797,7 @@
       </w:tr>
       <w:tr>
         <w:trPr>
-          <w:trHeight w:val="508" w:hRule="atLeast"/>
+          <w:trHeight w:val="508"/>
         </w:trPr>
         <w:tc>
           <w:tcPr>
@@ -1838,7 +1812,7 @@
           <w:p>
             <w:pPr>
               <w:pStyle w:val="TableParagraph"/>
-              <w:spacing w:lineRule="exact" w:line="268"/>
+              <w:spacing w:line="268" w:lineRule="exact"/>
               <w:ind w:left="107"/>
               <w:rPr>
                 <w:rFonts w:ascii="Times New Roman" w:hAnsi="Times New Roman" w:cs="Times New Roman"/>
@@ -1849,7 +1823,7 @@
             </w:pPr>
             <w:r>
               <w:rPr>
-                <w:rFonts w:cs="Times New Roman" w:ascii="Times New Roman" w:hAnsi="Times New Roman"/>
+                <w:rFonts w:ascii="Times New Roman" w:hAnsi="Times New Roman" w:cs="Times New Roman"/>
                 <w:bCs/>
                 <w:sz w:val="24"/>
                 <w:szCs w:val="24"/>
@@ -1879,7 +1853,7 @@
             </w:pPr>
             <w:r>
               <w:rPr>
-                <w:rFonts w:cs="Times New Roman" w:ascii="Times New Roman" w:hAnsi="Times New Roman"/>
+                <w:rFonts w:ascii="Times New Roman" w:hAnsi="Times New Roman" w:cs="Times New Roman"/>
                 <w:sz w:val="24"/>
                 <w:szCs w:val="24"/>
               </w:rPr>
@@ -1890,7 +1864,7 @@
       </w:tr>
       <w:tr>
         <w:trPr>
-          <w:trHeight w:val="509" w:hRule="atLeast"/>
+          <w:trHeight w:val="509"/>
         </w:trPr>
         <w:tc>
           <w:tcPr>
@@ -1915,7 +1889,7 @@
             </w:pPr>
             <w:r>
               <w:rPr>
-                <w:rFonts w:cs="Times New Roman" w:ascii="Times New Roman" w:hAnsi="Times New Roman"/>
+                <w:rFonts w:ascii="Times New Roman" w:hAnsi="Times New Roman" w:cs="Times New Roman"/>
                 <w:bCs/>
                 <w:sz w:val="24"/>
                 <w:szCs w:val="24"/>
@@ -1945,7 +1919,7 @@
             </w:pPr>
             <w:r>
               <w:rPr>
-                <w:rFonts w:cs="Times New Roman" w:ascii="Times New Roman" w:hAnsi="Times New Roman"/>
+                <w:rFonts w:ascii="Times New Roman" w:hAnsi="Times New Roman" w:cs="Times New Roman"/>
                 <w:sz w:val="24"/>
                 <w:szCs w:val="24"/>
               </w:rPr>
@@ -1956,7 +1930,7 @@
       </w:tr>
       <w:tr>
         <w:trPr>
-          <w:trHeight w:val="509" w:hRule="atLeast"/>
+          <w:trHeight w:val="509"/>
         </w:trPr>
         <w:tc>
           <w:tcPr>
@@ -1981,7 +1955,7 @@
             </w:pPr>
             <w:r>
               <w:rPr>
-                <w:rFonts w:cs="Times New Roman" w:ascii="Times New Roman" w:hAnsi="Times New Roman"/>
+                <w:rFonts w:ascii="Times New Roman" w:hAnsi="Times New Roman" w:cs="Times New Roman"/>
                 <w:bCs/>
                 <w:sz w:val="24"/>
                 <w:szCs w:val="24"/>
@@ -2011,7 +1985,7 @@
             </w:pPr>
             <w:r>
               <w:rPr>
-                <w:rFonts w:cs="Times New Roman" w:ascii="Times New Roman" w:hAnsi="Times New Roman"/>
+                <w:rFonts w:ascii="Times New Roman" w:hAnsi="Times New Roman" w:cs="Times New Roman"/>
                 <w:sz w:val="24"/>
                 <w:szCs w:val="24"/>
               </w:rPr>
@@ -2019,7 +1993,7 @@
             </w:r>
             <w:r>
               <w:rPr>
-                <w:rFonts w:cs="Times New Roman" w:ascii="Times New Roman" w:hAnsi="Times New Roman"/>
+                <w:rFonts w:ascii="Times New Roman" w:hAnsi="Times New Roman" w:cs="Times New Roman"/>
                 <w:sz w:val="24"/>
                 <w:szCs w:val="24"/>
                 <w:vertAlign w:val="superscript"/>
@@ -2028,7 +2002,7 @@
             </w:r>
             <w:r>
               <w:rPr>
-                <w:rFonts w:cs="Times New Roman" w:ascii="Times New Roman" w:hAnsi="Times New Roman"/>
+                <w:rFonts w:ascii="Times New Roman" w:hAnsi="Times New Roman" w:cs="Times New Roman"/>
                 <w:sz w:val="24"/>
                 <w:szCs w:val="24"/>
               </w:rPr>
@@ -2039,7 +2013,7 @@
       </w:tr>
       <w:tr>
         <w:trPr>
-          <w:trHeight w:val="509" w:hRule="atLeast"/>
+          <w:trHeight w:val="509"/>
         </w:trPr>
         <w:tc>
           <w:tcPr>
@@ -2064,7 +2038,7 @@
             </w:pPr>
             <w:r>
               <w:rPr>
-                <w:rFonts w:cs="Times New Roman" w:ascii="Times New Roman" w:hAnsi="Times New Roman"/>
+                <w:rFonts w:ascii="Times New Roman" w:hAnsi="Times New Roman" w:cs="Times New Roman"/>
                 <w:bCs/>
                 <w:sz w:val="24"/>
                 <w:szCs w:val="24"/>
@@ -2094,7 +2068,7 @@
             </w:pPr>
             <w:r>
               <w:rPr>
-                <w:rFonts w:cs="Times New Roman" w:ascii="Times New Roman" w:hAnsi="Times New Roman"/>
+                <w:rFonts w:ascii="Times New Roman" w:hAnsi="Times New Roman" w:cs="Times New Roman"/>
                 <w:sz w:val="24"/>
                 <w:szCs w:val="24"/>
               </w:rPr>
@@ -2105,7 +2079,7 @@
       </w:tr>
       <w:tr>
         <w:trPr>
-          <w:trHeight w:val="509" w:hRule="atLeast"/>
+          <w:trHeight w:val="509"/>
         </w:trPr>
         <w:tc>
           <w:tcPr>
@@ -2130,7 +2104,7 @@
             </w:pPr>
             <w:r>
               <w:rPr>
-                <w:rFonts w:cs="Times New Roman" w:ascii="Times New Roman" w:hAnsi="Times New Roman"/>
+                <w:rFonts w:ascii="Times New Roman" w:hAnsi="Times New Roman" w:cs="Times New Roman"/>
                 <w:bCs/>
                 <w:sz w:val="24"/>
                 <w:szCs w:val="24"/>
@@ -2160,7 +2134,7 @@
             </w:pPr>
             <w:r>
               <w:rPr>
-                <w:rFonts w:cs="Times New Roman" w:ascii="Times New Roman" w:hAnsi="Times New Roman"/>
+                <w:rFonts w:ascii="Times New Roman" w:hAnsi="Times New Roman" w:cs="Times New Roman"/>
                 <w:sz w:val="24"/>
                 <w:szCs w:val="24"/>
               </w:rPr>
@@ -2171,7 +2145,7 @@
       </w:tr>
       <w:tr>
         <w:trPr>
-          <w:trHeight w:val="508" w:hRule="atLeast"/>
+          <w:trHeight w:val="508"/>
         </w:trPr>
         <w:tc>
           <w:tcPr>
@@ -2186,7 +2160,7 @@
           <w:p>
             <w:pPr>
               <w:pStyle w:val="TableParagraph"/>
-              <w:spacing w:lineRule="exact" w:line="268"/>
+              <w:spacing w:line="268" w:lineRule="exact"/>
               <w:ind w:left="107"/>
               <w:rPr>
                 <w:rFonts w:ascii="Times New Roman" w:hAnsi="Times New Roman" w:cs="Times New Roman"/>
@@ -2197,7 +2171,7 @@
             </w:pPr>
             <w:r>
               <w:rPr>
-                <w:rFonts w:cs="Times New Roman" w:ascii="Times New Roman" w:hAnsi="Times New Roman"/>
+                <w:rFonts w:ascii="Times New Roman" w:hAnsi="Times New Roman" w:cs="Times New Roman"/>
                 <w:bCs/>
                 <w:sz w:val="24"/>
                 <w:szCs w:val="24"/>
@@ -2219,7 +2193,7 @@
           <w:p>
             <w:pPr>
               <w:pStyle w:val="TableParagraph"/>
-              <w:spacing w:before="124" w:after="0"/>
+              <w:spacing w:before="124"/>
               <w:ind w:left="60"/>
               <w:rPr>
                 <w:rFonts w:ascii="Times New Roman" w:hAnsi="Times New Roman" w:cs="Times New Roman"/>
@@ -2229,7 +2203,7 @@
             </w:pPr>
             <w:r>
               <w:rPr>
-                <w:rFonts w:cs="Times New Roman" w:ascii="Times New Roman" w:hAnsi="Times New Roman"/>
+                <w:rFonts w:ascii="Times New Roman" w:hAnsi="Times New Roman" w:cs="Times New Roman"/>
                 <w:sz w:val="24"/>
                 <w:szCs w:val="24"/>
               </w:rPr>
@@ -2240,7 +2214,7 @@
       </w:tr>
       <w:tr>
         <w:trPr>
-          <w:trHeight w:val="508" w:hRule="atLeast"/>
+          <w:trHeight w:val="508"/>
         </w:trPr>
         <w:tc>
           <w:tcPr>
@@ -2255,7 +2229,7 @@
           <w:p>
             <w:pPr>
               <w:pStyle w:val="TableParagraph"/>
-              <w:spacing w:lineRule="exact" w:line="268"/>
+              <w:spacing w:line="268" w:lineRule="exact"/>
               <w:ind w:left="107"/>
               <w:rPr>
                 <w:rFonts w:ascii="Times New Roman" w:hAnsi="Times New Roman" w:cs="Times New Roman"/>
@@ -2266,7 +2240,7 @@
             </w:pPr>
             <w:r>
               <w:rPr>
-                <w:rFonts w:cs="Times New Roman" w:ascii="Times New Roman" w:hAnsi="Times New Roman"/>
+                <w:rFonts w:ascii="Times New Roman" w:hAnsi="Times New Roman" w:cs="Times New Roman"/>
                 <w:bCs/>
                 <w:sz w:val="24"/>
                 <w:szCs w:val="24"/>
@@ -2296,7 +2270,7 @@
             </w:pPr>
             <w:r>
               <w:rPr>
-                <w:rFonts w:cs="Times New Roman" w:ascii="Times New Roman" w:hAnsi="Times New Roman"/>
+                <w:rFonts w:ascii="Times New Roman" w:hAnsi="Times New Roman" w:cs="Times New Roman"/>
                 <w:sz w:val="24"/>
                 <w:szCs w:val="24"/>
               </w:rPr>
@@ -2307,7 +2281,7 @@
       </w:tr>
       <w:tr>
         <w:trPr>
-          <w:trHeight w:val="509" w:hRule="atLeast"/>
+          <w:trHeight w:val="509"/>
         </w:trPr>
         <w:tc>
           <w:tcPr>
@@ -2332,7 +2306,7 @@
             </w:pPr>
             <w:r>
               <w:rPr>
-                <w:rFonts w:cs="Times New Roman" w:ascii="Times New Roman" w:hAnsi="Times New Roman"/>
+                <w:rFonts w:ascii="Times New Roman" w:hAnsi="Times New Roman" w:cs="Times New Roman"/>
                 <w:bCs/>
                 <w:sz w:val="24"/>
                 <w:szCs w:val="24"/>
@@ -2362,7 +2336,7 @@
             </w:pPr>
             <w:r>
               <w:rPr>
-                <w:rFonts w:cs="Times New Roman" w:ascii="Times New Roman" w:hAnsi="Times New Roman"/>
+                <w:rFonts w:ascii="Times New Roman" w:hAnsi="Times New Roman" w:cs="Times New Roman"/>
                 <w:sz w:val="24"/>
                 <w:szCs w:val="24"/>
               </w:rPr>
@@ -2382,34 +2356,18 @@
           <w:szCs w:val="24"/>
         </w:rPr>
       </w:pPr>
-      <w:r>
-        <w:rPr>
-          <w:rFonts w:cs="Times New Roman" w:ascii="Times New Roman" w:hAnsi="Times New Roman"/>
+    </w:p>
+    <w:p>
+      <w:pPr>
+        <w:pStyle w:val="BodyText"/>
+        <w:spacing w:before="6"/>
+        <w:rPr>
+          <w:rFonts w:ascii="Times New Roman" w:hAnsi="Times New Roman" w:cs="Times New Roman"/>
           <w:b/>
           <w:sz w:val="24"/>
           <w:szCs w:val="24"/>
         </w:rPr>
-      </w:r>
-    </w:p>
-    <w:p>
-      <w:pPr>
-        <w:pStyle w:val="BodyText"/>
-        <w:spacing w:before="6" w:after="0"/>
-        <w:rPr>
-          <w:rFonts w:ascii="Times New Roman" w:hAnsi="Times New Roman" w:cs="Times New Roman"/>
-          <w:b/>
-          <w:sz w:val="24"/>
-          <w:szCs w:val="24"/>
-        </w:rPr>
-      </w:pPr>
-      <w:r>
-        <w:rPr>
-          <w:rFonts w:cs="Times New Roman" w:ascii="Times New Roman" w:hAnsi="Times New Roman"/>
-          <w:b/>
-          <w:sz w:val="24"/>
-          <w:szCs w:val="24"/>
-        </w:rPr>
-      </w:r>
+      </w:pPr>
     </w:p>
     <w:p>
       <w:pPr>
@@ -2419,20 +2377,19 @@
           <w:numId w:val="1"/>
         </w:numPr>
         <w:tabs>
-          <w:tab w:val="clear" w:pos="720"/>
-          <w:tab w:val="left" w:pos="563" w:leader="none"/>
-        </w:tabs>
-        <w:spacing w:before="0" w:after="0"/>
-        <w:ind w:hanging="427" w:left="562"/>
-        <w:rPr>
-          <w:rFonts w:ascii="Times New Roman" w:hAnsi="Times New Roman" w:cs="Times New Roman"/>
-          <w:sz w:val="24"/>
-          <w:szCs w:val="24"/>
-        </w:rPr>
-      </w:pPr>
-      <w:r>
-        <w:rPr>
-          <w:rFonts w:cs="Times New Roman" w:ascii="Times New Roman" w:hAnsi="Times New Roman"/>
+          <w:tab w:val="left" w:pos="563"/>
+        </w:tabs>
+        <w:spacing w:before="0"/>
+        <w:ind w:left="562" w:hanging="427"/>
+        <w:rPr>
+          <w:rFonts w:ascii="Times New Roman" w:hAnsi="Times New Roman" w:cs="Times New Roman"/>
+          <w:sz w:val="24"/>
+          <w:szCs w:val="24"/>
+        </w:rPr>
+      </w:pPr>
+      <w:r>
+        <w:rPr>
+          <w:rFonts w:ascii="Times New Roman" w:hAnsi="Times New Roman" w:cs="Times New Roman"/>
           <w:sz w:val="24"/>
           <w:szCs w:val="24"/>
         </w:rPr>
@@ -2442,7 +2399,7 @@
     <w:p>
       <w:pPr>
         <w:pStyle w:val="BodyText"/>
-        <w:spacing w:lineRule="auto" w:line="276"/>
+        <w:spacing w:line="276" w:lineRule="auto"/>
         <w:ind w:right="113"/>
         <w:jc w:val="both"/>
         <w:rPr>
@@ -2451,7 +2408,7 @@
       </w:pPr>
       <w:r>
         <w:rPr>
-          <w:rFonts w:cs="Times New Roman" w:ascii="Times New Roman" w:hAnsi="Times New Roman"/>
+          <w:rFonts w:ascii="Times New Roman" w:hAnsi="Times New Roman" w:cs="Times New Roman"/>
           <w:sz w:val="24"/>
           <w:szCs w:val="24"/>
         </w:rPr>
@@ -2460,7 +2417,6 @@
     </w:p>
     <w:p>
       <w:pPr>
-        <w:pStyle w:val="Normal"/>
         <w:numPr>
           <w:ilvl w:val="0"/>
           <w:numId w:val="2"/>
@@ -2474,16 +2430,256 @@
       <w:r>
         <w:rPr>
           <w:rFonts w:ascii="Times New Roman" w:hAnsi="Times New Roman"/>
-          <w:sz w:val="24"/>
-          <w:szCs w:val="24"/>
-        </w:rPr>
-        <w:t>Programmer / RTL Design Engineer, Design Center for the Development of Microprocessor Technology for AI Systems (SoC Development Lab), MIPT, Sep 2024–Present. FPGA/Verilog DSP and image processing pipelines; testbenches and verification; synthesis on Xilinx Zybo Z7; plasma/radiation exposure experiments.</w:t>
+          <w:b/>
+          <w:bCs/>
+          <w:sz w:val="24"/>
+          <w:szCs w:val="24"/>
+        </w:rPr>
+        <w:t>Design Center for the Development of Microprocessor Technology for AI Systems</w:t>
+      </w:r>
+      <w:r>
+        <w:rPr>
+          <w:rFonts w:ascii="Times New Roman" w:hAnsi="Times New Roman"/>
+          <w:b/>
+          <w:bCs/>
+          <w:sz w:val="24"/>
+          <w:szCs w:val="24"/>
+        </w:rPr>
+        <w:t xml:space="preserve">, </w:t>
+      </w:r>
+      <w:r>
+        <w:rPr>
+          <w:rFonts w:ascii="Times New Roman" w:hAnsi="Times New Roman"/>
+          <w:b/>
+          <w:bCs/>
+          <w:sz w:val="24"/>
+          <w:szCs w:val="24"/>
+        </w:rPr>
+        <w:t>SoC Development Lab</w:t>
+      </w:r>
+      <w:r>
+        <w:rPr>
+          <w:rFonts w:ascii="Times New Roman" w:hAnsi="Times New Roman"/>
+          <w:b/>
+          <w:bCs/>
+          <w:sz w:val="24"/>
+          <w:szCs w:val="24"/>
+        </w:rPr>
+        <w:t>oratory</w:t>
+      </w:r>
+      <w:r>
+        <w:rPr>
+          <w:rFonts w:ascii="Times New Roman" w:hAnsi="Times New Roman"/>
+          <w:b/>
+          <w:bCs/>
+          <w:sz w:val="24"/>
+          <w:szCs w:val="24"/>
+        </w:rPr>
+        <w:t xml:space="preserve"> (MIPT)</w:t>
+      </w:r>
+    </w:p>
+    <w:p>
+      <w:pPr>
+        <w:pStyle w:val="ListParagraph"/>
+        <w:numPr>
+          <w:ilvl w:val="1"/>
+          <w:numId w:val="10"/>
+        </w:numPr>
+        <w:rPr>
+          <w:rFonts w:ascii="Times New Roman" w:hAnsi="Times New Roman"/>
+          <w:sz w:val="24"/>
+          <w:szCs w:val="24"/>
+        </w:rPr>
+      </w:pPr>
+      <w:r>
+        <w:rPr>
+          <w:rFonts w:ascii="Times New Roman" w:hAnsi="Times New Roman"/>
+          <w:b/>
+          <w:bCs/>
+          <w:sz w:val="24"/>
+          <w:szCs w:val="24"/>
+        </w:rPr>
+        <w:t>Role</w:t>
+      </w:r>
+      <w:r>
+        <w:rPr>
+          <w:rFonts w:ascii="Times New Roman" w:hAnsi="Times New Roman"/>
+          <w:sz w:val="24"/>
+          <w:szCs w:val="24"/>
+        </w:rPr>
+        <w:t>: Programmer / RTL Design Engineer</w:t>
+      </w:r>
+    </w:p>
+    <w:p>
+      <w:pPr>
+        <w:pStyle w:val="ListParagraph"/>
+        <w:numPr>
+          <w:ilvl w:val="1"/>
+          <w:numId w:val="10"/>
+        </w:numPr>
+        <w:rPr>
+          <w:rFonts w:ascii="Times New Roman" w:hAnsi="Times New Roman"/>
+          <w:sz w:val="24"/>
+          <w:szCs w:val="24"/>
+        </w:rPr>
+      </w:pPr>
+      <w:r>
+        <w:rPr>
+          <w:rFonts w:ascii="Times New Roman" w:hAnsi="Times New Roman"/>
+          <w:b/>
+          <w:bCs/>
+          <w:sz w:val="24"/>
+          <w:szCs w:val="24"/>
+        </w:rPr>
+        <w:t>Dates</w:t>
+      </w:r>
+      <w:r>
+        <w:rPr>
+          <w:rFonts w:ascii="Times New Roman" w:hAnsi="Times New Roman"/>
+          <w:sz w:val="24"/>
+          <w:szCs w:val="24"/>
+        </w:rPr>
+        <w:t>: Sep 2024 -- Present</w:t>
+      </w:r>
+    </w:p>
+    <w:p>
+      <w:pPr>
+        <w:pStyle w:val="ListParagraph"/>
+        <w:numPr>
+          <w:ilvl w:val="1"/>
+          <w:numId w:val="10"/>
+        </w:numPr>
+        <w:rPr>
+          <w:rFonts w:ascii="Times New Roman" w:hAnsi="Times New Roman"/>
+          <w:sz w:val="24"/>
+          <w:szCs w:val="24"/>
+        </w:rPr>
+      </w:pPr>
+      <w:r>
+        <w:rPr>
+          <w:rFonts w:ascii="Times New Roman" w:hAnsi="Times New Roman"/>
+          <w:b/>
+          <w:bCs/>
+          <w:sz w:val="24"/>
+          <w:szCs w:val="24"/>
+        </w:rPr>
+        <w:t>Location</w:t>
+      </w:r>
+      <w:r>
+        <w:rPr>
+          <w:rFonts w:ascii="Times New Roman" w:hAnsi="Times New Roman"/>
+          <w:sz w:val="24"/>
+          <w:szCs w:val="24"/>
+        </w:rPr>
+        <w:t>: Moscow, Russian Federation</w:t>
+      </w:r>
+    </w:p>
+    <w:p>
+      <w:pPr>
+        <w:pStyle w:val="ListParagraph"/>
+        <w:numPr>
+          <w:ilvl w:val="1"/>
+          <w:numId w:val="10"/>
+        </w:numPr>
+        <w:rPr>
+          <w:rFonts w:ascii="Times New Roman" w:hAnsi="Times New Roman"/>
+          <w:sz w:val="24"/>
+          <w:szCs w:val="24"/>
+        </w:rPr>
+      </w:pPr>
+      <w:r>
+        <w:rPr>
+          <w:rFonts w:ascii="Times New Roman" w:hAnsi="Times New Roman"/>
+          <w:b/>
+          <w:bCs/>
+          <w:sz w:val="24"/>
+          <w:szCs w:val="24"/>
+        </w:rPr>
+        <w:t>Tasks</w:t>
+      </w:r>
+      <w:r>
+        <w:rPr>
+          <w:rFonts w:ascii="Times New Roman" w:hAnsi="Times New Roman"/>
+          <w:sz w:val="24"/>
+          <w:szCs w:val="24"/>
+        </w:rPr>
+        <w:t>:</w:t>
+      </w:r>
+      <w:r>
+        <w:rPr>
+          <w:rFonts w:ascii="Times New Roman" w:hAnsi="Times New Roman"/>
+          <w:sz w:val="24"/>
+          <w:szCs w:val="24"/>
+        </w:rPr>
+        <w:t xml:space="preserve"> </w:t>
+      </w:r>
+      <w:r>
+        <w:rPr>
+          <w:rFonts w:ascii="Times New Roman" w:hAnsi="Times New Roman"/>
+          <w:sz w:val="24"/>
+          <w:szCs w:val="24"/>
+        </w:rPr>
+        <w:t xml:space="preserve">Verilog DSP </w:t>
+      </w:r>
+      <w:r>
+        <w:rPr>
+          <w:rFonts w:ascii="Times New Roman" w:hAnsi="Times New Roman"/>
+          <w:sz w:val="24"/>
+          <w:szCs w:val="24"/>
+        </w:rPr>
+        <w:t>I</w:t>
+      </w:r>
+      <w:r>
+        <w:rPr>
+          <w:rFonts w:ascii="Times New Roman" w:hAnsi="Times New Roman"/>
+          <w:sz w:val="24"/>
+          <w:szCs w:val="24"/>
+        </w:rPr>
+        <w:t>mplementations</w:t>
+      </w:r>
+      <w:r>
+        <w:rPr>
+          <w:rFonts w:ascii="Times New Roman" w:hAnsi="Times New Roman"/>
+          <w:sz w:val="24"/>
+          <w:szCs w:val="24"/>
+        </w:rPr>
+        <w:t xml:space="preserve">, HDL Code Generation, </w:t>
+      </w:r>
+      <w:r>
+        <w:rPr>
+          <w:rFonts w:ascii="Times New Roman" w:hAnsi="Times New Roman"/>
+          <w:sz w:val="24"/>
+          <w:szCs w:val="24"/>
+        </w:rPr>
+        <w:t>FPGA verification and synthesis</w:t>
+      </w:r>
+      <w:r>
+        <w:rPr>
+          <w:rFonts w:ascii="Times New Roman" w:hAnsi="Times New Roman"/>
+          <w:sz w:val="24"/>
+          <w:szCs w:val="24"/>
+        </w:rPr>
+        <w:t xml:space="preserve">, </w:t>
+      </w:r>
+      <w:r>
+        <w:rPr>
+          <w:rFonts w:ascii="Times New Roman" w:hAnsi="Times New Roman"/>
+          <w:sz w:val="24"/>
+          <w:szCs w:val="24"/>
+        </w:rPr>
+        <w:t>Radiation/plasma testing of FPGA devices</w:t>
+      </w:r>
+      <w:r>
+        <w:rPr>
+          <w:rFonts w:ascii="Times New Roman" w:hAnsi="Times New Roman"/>
+          <w:sz w:val="24"/>
+          <w:szCs w:val="24"/>
+        </w:rPr>
         <w:br/>
       </w:r>
     </w:p>
     <w:p>
       <w:pPr>
-        <w:pStyle w:val="Normal"/>
         <w:numPr>
           <w:ilvl w:val="0"/>
           <w:numId w:val="2"/>
@@ -2497,16 +2693,245 @@
       <w:r>
         <w:rPr>
           <w:rFonts w:ascii="Times New Roman" w:hAnsi="Times New Roman"/>
-          <w:sz w:val="24"/>
-          <w:szCs w:val="24"/>
-        </w:rPr>
-        <w:t>Laboratory Researcher, Institute of Microelectronics Technology, RAS, Mar 2023–Aug 2024. Electrical characterization of MOS devices; MATLAB automation for TSC, C-V, I-V, I-T, and DLTS; data processing and analysis.</w:t>
-        <w:br/>
-      </w:r>
-    </w:p>
-    <w:p>
-      <w:pPr>
-        <w:pStyle w:val="Normal"/>
+          <w:b/>
+          <w:bCs/>
+          <w:sz w:val="24"/>
+          <w:szCs w:val="24"/>
+        </w:rPr>
+        <w:t>Institute of Microelectronics Technology, Russian Academy of Sciences</w:t>
+      </w:r>
+      <w:r>
+        <w:rPr>
+          <w:rFonts w:ascii="Times New Roman" w:hAnsi="Times New Roman"/>
+          <w:b/>
+          <w:bCs/>
+          <w:sz w:val="24"/>
+          <w:szCs w:val="24"/>
+        </w:rPr>
+        <w:t xml:space="preserve"> (IMT, RAS)</w:t>
+      </w:r>
+    </w:p>
+    <w:p>
+      <w:pPr>
+        <w:pStyle w:val="ListParagraph"/>
+        <w:numPr>
+          <w:ilvl w:val="1"/>
+          <w:numId w:val="9"/>
+        </w:numPr>
+        <w:rPr>
+          <w:rFonts w:ascii="Times New Roman" w:hAnsi="Times New Roman"/>
+          <w:sz w:val="24"/>
+          <w:szCs w:val="24"/>
+        </w:rPr>
+      </w:pPr>
+      <w:r>
+        <w:rPr>
+          <w:rFonts w:ascii="Times New Roman" w:hAnsi="Times New Roman"/>
+          <w:b/>
+          <w:bCs/>
+          <w:sz w:val="24"/>
+          <w:szCs w:val="24"/>
+        </w:rPr>
+        <w:t>Role</w:t>
+      </w:r>
+      <w:r>
+        <w:rPr>
+          <w:rFonts w:ascii="Times New Roman" w:hAnsi="Times New Roman"/>
+          <w:sz w:val="24"/>
+          <w:szCs w:val="24"/>
+        </w:rPr>
+        <w:t xml:space="preserve">: </w:t>
+      </w:r>
+      <w:r>
+        <w:rPr>
+          <w:rFonts w:ascii="Times New Roman" w:hAnsi="Times New Roman"/>
+          <w:sz w:val="24"/>
+          <w:szCs w:val="24"/>
+        </w:rPr>
+        <w:t>Laboratory Researcher</w:t>
+      </w:r>
+    </w:p>
+    <w:p>
+      <w:pPr>
+        <w:pStyle w:val="ListParagraph"/>
+        <w:numPr>
+          <w:ilvl w:val="1"/>
+          <w:numId w:val="9"/>
+        </w:numPr>
+        <w:rPr>
+          <w:rFonts w:ascii="Times New Roman" w:hAnsi="Times New Roman"/>
+          <w:sz w:val="24"/>
+          <w:szCs w:val="24"/>
+        </w:rPr>
+      </w:pPr>
+      <w:r>
+        <w:rPr>
+          <w:rFonts w:ascii="Times New Roman" w:hAnsi="Times New Roman"/>
+          <w:b/>
+          <w:bCs/>
+          <w:sz w:val="24"/>
+          <w:szCs w:val="24"/>
+        </w:rPr>
+        <w:t>Dates</w:t>
+      </w:r>
+      <w:r>
+        <w:rPr>
+          <w:rFonts w:ascii="Times New Roman" w:hAnsi="Times New Roman"/>
+          <w:sz w:val="24"/>
+          <w:szCs w:val="24"/>
+        </w:rPr>
+        <w:t xml:space="preserve">: </w:t>
+      </w:r>
+      <w:r>
+        <w:rPr>
+          <w:rFonts w:ascii="Times New Roman" w:hAnsi="Times New Roman"/>
+          <w:sz w:val="24"/>
+          <w:szCs w:val="24"/>
+        </w:rPr>
+        <w:t>Mar 2023 -- Aug 2024</w:t>
+      </w:r>
+    </w:p>
+    <w:p>
+      <w:pPr>
+        <w:pStyle w:val="ListParagraph"/>
+        <w:numPr>
+          <w:ilvl w:val="1"/>
+          <w:numId w:val="9"/>
+        </w:numPr>
+        <w:rPr>
+          <w:rFonts w:ascii="Times New Roman" w:hAnsi="Times New Roman"/>
+          <w:sz w:val="24"/>
+          <w:szCs w:val="24"/>
+        </w:rPr>
+      </w:pPr>
+      <w:r>
+        <w:rPr>
+          <w:rFonts w:ascii="Times New Roman" w:hAnsi="Times New Roman"/>
+          <w:b/>
+          <w:bCs/>
+          <w:sz w:val="24"/>
+          <w:szCs w:val="24"/>
+        </w:rPr>
+        <w:t>Location</w:t>
+      </w:r>
+      <w:r>
+        <w:rPr>
+          <w:rFonts w:ascii="Times New Roman" w:hAnsi="Times New Roman"/>
+          <w:sz w:val="24"/>
+          <w:szCs w:val="24"/>
+        </w:rPr>
+        <w:t>: Moscow, Russian Federation</w:t>
+      </w:r>
+    </w:p>
+    <w:p>
+      <w:pPr>
+        <w:pStyle w:val="ListParagraph"/>
+        <w:numPr>
+          <w:ilvl w:val="1"/>
+          <w:numId w:val="9"/>
+        </w:numPr>
+        <w:rPr>
+          <w:rFonts w:ascii="Times New Roman" w:hAnsi="Times New Roman"/>
+          <w:sz w:val="24"/>
+          <w:szCs w:val="24"/>
+        </w:rPr>
+      </w:pPr>
+      <w:r>
+        <w:rPr>
+          <w:rFonts w:ascii="Times New Roman" w:hAnsi="Times New Roman"/>
+          <w:b/>
+          <w:bCs/>
+          <w:sz w:val="24"/>
+          <w:szCs w:val="24"/>
+        </w:rPr>
+        <w:t>Tasks</w:t>
+      </w:r>
+      <w:r>
+        <w:rPr>
+          <w:rFonts w:ascii="Times New Roman" w:hAnsi="Times New Roman"/>
+          <w:sz w:val="24"/>
+          <w:szCs w:val="24"/>
+        </w:rPr>
+        <w:t>:</w:t>
+      </w:r>
+      <w:r>
+        <w:rPr>
+          <w:rFonts w:ascii="Times New Roman" w:hAnsi="Times New Roman"/>
+          <w:sz w:val="24"/>
+          <w:szCs w:val="24"/>
+        </w:rPr>
+        <w:t xml:space="preserve"> </w:t>
+      </w:r>
+      <w:r>
+        <w:rPr>
+          <w:rFonts w:ascii="Times New Roman" w:hAnsi="Times New Roman"/>
+          <w:sz w:val="24"/>
+          <w:szCs w:val="24"/>
+        </w:rPr>
+        <w:t>Installed</w:t>
+      </w:r>
+      <w:r>
+        <w:rPr>
+          <w:rFonts w:ascii="Times New Roman" w:hAnsi="Times New Roman"/>
+          <w:sz w:val="24"/>
+          <w:szCs w:val="24"/>
+        </w:rPr>
+        <w:t xml:space="preserve"> and </w:t>
+      </w:r>
+      <w:r>
+        <w:rPr>
+          <w:rFonts w:ascii="Times New Roman" w:hAnsi="Times New Roman"/>
+          <w:sz w:val="24"/>
+          <w:szCs w:val="24"/>
+        </w:rPr>
+        <w:t>automated measurement setups</w:t>
+      </w:r>
+      <w:r>
+        <w:rPr>
+          <w:rFonts w:ascii="Times New Roman" w:hAnsi="Times New Roman"/>
+          <w:sz w:val="24"/>
+          <w:szCs w:val="24"/>
+        </w:rPr>
+        <w:t xml:space="preserve">, </w:t>
+      </w:r>
+      <w:r>
+        <w:rPr>
+          <w:rFonts w:ascii="Times New Roman" w:hAnsi="Times New Roman"/>
+          <w:sz w:val="24"/>
+          <w:szCs w:val="24"/>
+        </w:rPr>
+        <w:t>Semiconductor device characterization and analysis</w:t>
+      </w:r>
+      <w:r>
+        <w:rPr>
+          <w:rFonts w:ascii="Times New Roman" w:hAnsi="Times New Roman"/>
+          <w:sz w:val="24"/>
+          <w:szCs w:val="24"/>
+        </w:rPr>
+        <w:t xml:space="preserve">, </w:t>
+      </w:r>
+      <w:r>
+        <w:rPr>
+          <w:rFonts w:ascii="Times New Roman" w:hAnsi="Times New Roman"/>
+          <w:sz w:val="24"/>
+          <w:szCs w:val="24"/>
+        </w:rPr>
+        <w:t>Data processing and model comparison</w:t>
+      </w:r>
+    </w:p>
+    <w:p>
+      <w:pPr>
+        <w:pStyle w:val="ListParagraph"/>
+        <w:ind w:left="1080" w:firstLine="0"/>
+        <w:rPr>
+          <w:rFonts w:ascii="Times New Roman" w:hAnsi="Times New Roman"/>
+          <w:sz w:val="24"/>
+          <w:szCs w:val="24"/>
+        </w:rPr>
+      </w:pPr>
+    </w:p>
+    <w:p>
+      <w:pPr>
         <w:numPr>
           <w:ilvl w:val="0"/>
           <w:numId w:val="2"/>
@@ -2520,12 +2945,177 @@
       <w:r>
         <w:rPr>
           <w:rFonts w:ascii="Times New Roman" w:hAnsi="Times New Roman"/>
-          <w:sz w:val="24"/>
-          <w:szCs w:val="24"/>
-        </w:rPr>
-        <w:t>Engineer/Technician, Laboratory of Modeling of Mechanical Systems and Processes (MMSP), MIPT, Mar 2023–Aug 2024. CubeSat deployer and vibration fixture design; prototyping and vibration testing.</w:t>
-        <w:br/>
-      </w:r>
+          <w:b/>
+          <w:bCs/>
+          <w:sz w:val="24"/>
+          <w:szCs w:val="24"/>
+        </w:rPr>
+        <w:t>Laboratory of Modeling of Mechanical Systems and Processes</w:t>
+      </w:r>
+      <w:r>
+        <w:rPr>
+          <w:rFonts w:ascii="Times New Roman" w:hAnsi="Times New Roman"/>
+          <w:b/>
+          <w:bCs/>
+          <w:sz w:val="24"/>
+          <w:szCs w:val="24"/>
+        </w:rPr>
+        <w:t xml:space="preserve"> (MIPT)</w:t>
+      </w:r>
+    </w:p>
+    <w:p>
+      <w:pPr>
+        <w:pStyle w:val="ListParagraph"/>
+        <w:numPr>
+          <w:ilvl w:val="1"/>
+          <w:numId w:val="8"/>
+        </w:numPr>
+        <w:rPr>
+          <w:rFonts w:ascii="Times New Roman" w:hAnsi="Times New Roman"/>
+          <w:sz w:val="24"/>
+          <w:szCs w:val="24"/>
+        </w:rPr>
+      </w:pPr>
+      <w:r>
+        <w:rPr>
+          <w:rFonts w:ascii="Times New Roman" w:hAnsi="Times New Roman"/>
+          <w:b/>
+          <w:bCs/>
+          <w:sz w:val="24"/>
+          <w:szCs w:val="24"/>
+        </w:rPr>
+        <w:t>Role</w:t>
+      </w:r>
+      <w:r>
+        <w:rPr>
+          <w:rFonts w:ascii="Times New Roman" w:hAnsi="Times New Roman"/>
+          <w:sz w:val="24"/>
+          <w:szCs w:val="24"/>
+        </w:rPr>
+        <w:t xml:space="preserve">: </w:t>
+      </w:r>
+      <w:r>
+        <w:rPr>
+          <w:rFonts w:ascii="Times New Roman" w:hAnsi="Times New Roman"/>
+          <w:sz w:val="24"/>
+          <w:szCs w:val="24"/>
+        </w:rPr>
+        <w:t>Engineer / Technician</w:t>
+      </w:r>
+    </w:p>
+    <w:p>
+      <w:pPr>
+        <w:pStyle w:val="ListParagraph"/>
+        <w:numPr>
+          <w:ilvl w:val="1"/>
+          <w:numId w:val="8"/>
+        </w:numPr>
+        <w:rPr>
+          <w:rFonts w:ascii="Times New Roman" w:hAnsi="Times New Roman"/>
+          <w:sz w:val="24"/>
+          <w:szCs w:val="24"/>
+        </w:rPr>
+      </w:pPr>
+      <w:r>
+        <w:rPr>
+          <w:rFonts w:ascii="Times New Roman" w:hAnsi="Times New Roman"/>
+          <w:b/>
+          <w:bCs/>
+          <w:sz w:val="24"/>
+          <w:szCs w:val="24"/>
+        </w:rPr>
+        <w:t>Dates</w:t>
+      </w:r>
+      <w:r>
+        <w:rPr>
+          <w:rFonts w:ascii="Times New Roman" w:hAnsi="Times New Roman"/>
+          <w:sz w:val="24"/>
+          <w:szCs w:val="24"/>
+        </w:rPr>
+        <w:t>: Mar 2023 -- Aug 2024</w:t>
+      </w:r>
+    </w:p>
+    <w:p>
+      <w:pPr>
+        <w:pStyle w:val="ListParagraph"/>
+        <w:numPr>
+          <w:ilvl w:val="1"/>
+          <w:numId w:val="8"/>
+        </w:numPr>
+        <w:rPr>
+          <w:rFonts w:ascii="Times New Roman" w:hAnsi="Times New Roman"/>
+          <w:sz w:val="24"/>
+          <w:szCs w:val="24"/>
+        </w:rPr>
+      </w:pPr>
+      <w:r>
+        <w:rPr>
+          <w:rFonts w:ascii="Times New Roman" w:hAnsi="Times New Roman"/>
+          <w:b/>
+          <w:bCs/>
+          <w:sz w:val="24"/>
+          <w:szCs w:val="24"/>
+        </w:rPr>
+        <w:t>Location</w:t>
+      </w:r>
+      <w:r>
+        <w:rPr>
+          <w:rFonts w:ascii="Times New Roman" w:hAnsi="Times New Roman"/>
+          <w:sz w:val="24"/>
+          <w:szCs w:val="24"/>
+        </w:rPr>
+        <w:t>: Moscow, Russian Federation</w:t>
+      </w:r>
+    </w:p>
+    <w:p>
+      <w:pPr>
+        <w:pStyle w:val="ListParagraph"/>
+        <w:numPr>
+          <w:ilvl w:val="1"/>
+          <w:numId w:val="8"/>
+        </w:numPr>
+        <w:rPr>
+          <w:rFonts w:ascii="Times New Roman" w:hAnsi="Times New Roman"/>
+          <w:sz w:val="24"/>
+          <w:szCs w:val="24"/>
+        </w:rPr>
+      </w:pPr>
+      <w:r>
+        <w:rPr>
+          <w:rFonts w:ascii="Times New Roman" w:hAnsi="Times New Roman"/>
+          <w:b/>
+          <w:bCs/>
+          <w:sz w:val="24"/>
+          <w:szCs w:val="24"/>
+        </w:rPr>
+        <w:t>Tasks</w:t>
+      </w:r>
+      <w:r>
+        <w:rPr>
+          <w:rFonts w:ascii="Times New Roman" w:hAnsi="Times New Roman"/>
+          <w:sz w:val="24"/>
+          <w:szCs w:val="24"/>
+        </w:rPr>
+        <w:t xml:space="preserve">: </w:t>
+      </w:r>
+      <w:r>
+        <w:rPr>
+          <w:rFonts w:ascii="Times New Roman" w:hAnsi="Times New Roman"/>
+          <w:sz w:val="24"/>
+          <w:szCs w:val="24"/>
+        </w:rPr>
+        <w:t>Design of CubeSat deployer fixtures in SolidWorks, Vibration simulation and testing</w:t>
+      </w:r>
+    </w:p>
+    <w:p>
+      <w:pPr>
+        <w:ind w:left="720"/>
+        <w:rPr>
+          <w:rFonts w:ascii="Times New Roman" w:hAnsi="Times New Roman"/>
+          <w:sz w:val="24"/>
+          <w:szCs w:val="24"/>
+        </w:rPr>
+      </w:pPr>
     </w:p>
     <w:p>
       <w:pPr>
@@ -2535,30 +3125,30 @@
           <w:numId w:val="1"/>
         </w:numPr>
         <w:tabs>
-          <w:tab w:val="clear" w:pos="720"/>
-          <w:tab w:val="left" w:pos="563" w:leader="none"/>
-        </w:tabs>
-        <w:spacing w:before="0" w:after="0"/>
-        <w:ind w:hanging="427" w:left="562"/>
-        <w:rPr>
-          <w:rFonts w:ascii="Times New Roman" w:hAnsi="Times New Roman" w:cs="Times New Roman"/>
-          <w:sz w:val="24"/>
-          <w:szCs w:val="24"/>
-        </w:rPr>
-      </w:pPr>
-      <w:r>
-        <w:rPr>
-          <w:rFonts w:cs="Times New Roman" w:ascii="Times New Roman" w:hAnsi="Times New Roman"/>
-          <w:sz w:val="24"/>
-          <w:szCs w:val="24"/>
-        </w:rPr>
+          <w:tab w:val="left" w:pos="563"/>
+        </w:tabs>
+        <w:spacing w:before="0"/>
+        <w:ind w:left="562" w:hanging="427"/>
+        <w:rPr>
+          <w:rFonts w:ascii="Times New Roman" w:hAnsi="Times New Roman" w:cs="Times New Roman"/>
+          <w:sz w:val="24"/>
+          <w:szCs w:val="24"/>
+        </w:rPr>
+      </w:pPr>
+      <w:r>
+        <w:rPr>
+          <w:rFonts w:ascii="Times New Roman" w:hAnsi="Times New Roman" w:cs="Times New Roman"/>
+          <w:sz w:val="24"/>
+          <w:szCs w:val="24"/>
+        </w:rPr>
+        <w:lastRenderedPageBreak/>
         <w:t>ADDITIONAL SKILLS</w:t>
       </w:r>
     </w:p>
     <w:p>
       <w:pPr>
         <w:pStyle w:val="BodyText"/>
-        <w:spacing w:lineRule="auto" w:line="276"/>
+        <w:spacing w:line="276" w:lineRule="auto"/>
         <w:ind w:right="113"/>
         <w:jc w:val="both"/>
         <w:rPr>
@@ -2567,7 +3157,7 @@
       </w:pPr>
       <w:r>
         <w:rPr>
-          <w:rFonts w:cs="Times New Roman" w:ascii="Times New Roman" w:hAnsi="Times New Roman"/>
+          <w:rFonts w:ascii="Times New Roman" w:hAnsi="Times New Roman" w:cs="Times New Roman"/>
           <w:sz w:val="24"/>
           <w:szCs w:val="24"/>
         </w:rPr>
@@ -2576,43 +3166,185 @@
     </w:p>
     <w:p>
       <w:pPr>
-        <w:pStyle w:val="Normal"/>
-        <w:rPr>
-          <w:rFonts w:ascii="Times New Roman" w:hAnsi="Times New Roman"/>
-          <w:sz w:val="24"/>
-          <w:szCs w:val="24"/>
-        </w:rPr>
-      </w:pPr>
-      <w:r>
-        <w:rPr>
-          <w:rFonts w:ascii="Times New Roman" w:hAnsi="Times New Roman"/>
-          <w:sz w:val="24"/>
-          <w:szCs w:val="24"/>
-        </w:rPr>
-        <w:t>English – C2 (TOEFL iBT 113); Russian – B1; German – B1 (ÖSD); Farsi – Native.</w:t>
-      </w:r>
-    </w:p>
-    <w:p>
-      <w:pPr>
-        <w:pStyle w:val="Normal"/>
-        <w:rPr>
-          <w:rFonts w:ascii="Times New Roman" w:hAnsi="Times New Roman"/>
-          <w:sz w:val="24"/>
-          <w:szCs w:val="24"/>
-        </w:rPr>
-      </w:pPr>
-      <w:r>
-        <w:rPr>
-          <w:rFonts w:ascii="Times New Roman" w:hAnsi="Times New Roman"/>
-          <w:sz w:val="24"/>
-          <w:szCs w:val="24"/>
-        </w:rPr>
-      </w:r>
+        <w:pStyle w:val="ListParagraph"/>
+        <w:numPr>
+          <w:ilvl w:val="0"/>
+          <w:numId w:val="6"/>
+        </w:numPr>
+        <w:rPr>
+          <w:rFonts w:ascii="Times New Roman" w:hAnsi="Times New Roman"/>
+          <w:sz w:val="24"/>
+          <w:szCs w:val="24"/>
+        </w:rPr>
+      </w:pPr>
+      <w:r>
+        <w:rPr>
+          <w:rFonts w:ascii="Times New Roman" w:hAnsi="Times New Roman"/>
+          <w:sz w:val="24"/>
+          <w:szCs w:val="24"/>
+        </w:rPr>
+        <w:t>English</w:t>
+      </w:r>
+      <w:r>
+        <w:rPr>
+          <w:rFonts w:ascii="Times New Roman" w:hAnsi="Times New Roman"/>
+          <w:sz w:val="24"/>
+          <w:szCs w:val="24"/>
+        </w:rPr>
+        <w:t xml:space="preserve">: </w:t>
+      </w:r>
+      <w:r>
+        <w:rPr>
+          <w:rFonts w:ascii="Times New Roman" w:hAnsi="Times New Roman"/>
+          <w:sz w:val="24"/>
+          <w:szCs w:val="24"/>
+        </w:rPr>
+        <w:t>C2 (TOEFL iBT 113)</w:t>
+      </w:r>
+    </w:p>
+    <w:p>
+      <w:pPr>
+        <w:pStyle w:val="ListParagraph"/>
+        <w:numPr>
+          <w:ilvl w:val="0"/>
+          <w:numId w:val="6"/>
+        </w:numPr>
+        <w:rPr>
+          <w:rFonts w:ascii="Times New Roman" w:hAnsi="Times New Roman"/>
+          <w:sz w:val="24"/>
+          <w:szCs w:val="24"/>
+        </w:rPr>
+      </w:pPr>
+      <w:r>
+        <w:rPr>
+          <w:rFonts w:ascii="Times New Roman" w:hAnsi="Times New Roman"/>
+          <w:sz w:val="24"/>
+          <w:szCs w:val="24"/>
+        </w:rPr>
+        <w:t>Russian</w:t>
+      </w:r>
+      <w:r>
+        <w:rPr>
+          <w:rFonts w:ascii="Times New Roman" w:hAnsi="Times New Roman"/>
+          <w:sz w:val="24"/>
+          <w:szCs w:val="24"/>
+        </w:rPr>
+        <w:t xml:space="preserve">: </w:t>
+      </w:r>
+      <w:r>
+        <w:rPr>
+          <w:rFonts w:ascii="Times New Roman" w:hAnsi="Times New Roman"/>
+          <w:sz w:val="24"/>
+          <w:szCs w:val="24"/>
+        </w:rPr>
+        <w:t>B1</w:t>
+      </w:r>
+    </w:p>
+    <w:p>
+      <w:pPr>
+        <w:pStyle w:val="ListParagraph"/>
+        <w:numPr>
+          <w:ilvl w:val="0"/>
+          <w:numId w:val="6"/>
+        </w:numPr>
+        <w:rPr>
+          <w:rFonts w:ascii="Times New Roman" w:hAnsi="Times New Roman"/>
+          <w:sz w:val="24"/>
+          <w:szCs w:val="24"/>
+        </w:rPr>
+      </w:pPr>
+      <w:r>
+        <w:rPr>
+          <w:rFonts w:ascii="Times New Roman" w:hAnsi="Times New Roman"/>
+          <w:sz w:val="24"/>
+          <w:szCs w:val="24"/>
+        </w:rPr>
+        <w:t>German</w:t>
+      </w:r>
+      <w:r>
+        <w:rPr>
+          <w:rFonts w:ascii="Times New Roman" w:hAnsi="Times New Roman"/>
+          <w:sz w:val="24"/>
+          <w:szCs w:val="24"/>
+        </w:rPr>
+        <w:t>:</w:t>
+      </w:r>
+      <w:r>
+        <w:rPr>
+          <w:rFonts w:ascii="Times New Roman" w:hAnsi="Times New Roman"/>
+          <w:sz w:val="24"/>
+          <w:szCs w:val="24"/>
+        </w:rPr>
+        <w:t xml:space="preserve"> B1 (</w:t>
+      </w:r>
+      <w:r>
+        <w:rPr>
+          <w:rFonts w:ascii="Times New Roman" w:hAnsi="Times New Roman"/>
+          <w:sz w:val="24"/>
+          <w:szCs w:val="24"/>
+        </w:rPr>
+        <w:t>ÖSD</w:t>
+      </w:r>
+      <w:r>
+        <w:rPr>
+          <w:rFonts w:ascii="Times New Roman" w:hAnsi="Times New Roman"/>
+          <w:sz w:val="24"/>
+          <w:szCs w:val="24"/>
+        </w:rPr>
+        <w:t>)</w:t>
+      </w:r>
+    </w:p>
+    <w:p>
+      <w:pPr>
+        <w:pStyle w:val="ListParagraph"/>
+        <w:numPr>
+          <w:ilvl w:val="0"/>
+          <w:numId w:val="6"/>
+        </w:numPr>
+        <w:rPr>
+          <w:rFonts w:ascii="Times New Roman" w:hAnsi="Times New Roman"/>
+          <w:sz w:val="24"/>
+          <w:szCs w:val="24"/>
+        </w:rPr>
+      </w:pPr>
+      <w:r>
+        <w:rPr>
+          <w:rFonts w:ascii="Times New Roman" w:hAnsi="Times New Roman"/>
+          <w:sz w:val="24"/>
+          <w:szCs w:val="24"/>
+        </w:rPr>
+        <w:t>Farsi</w:t>
+      </w:r>
+      <w:r>
+        <w:rPr>
+          <w:rFonts w:ascii="Times New Roman" w:hAnsi="Times New Roman"/>
+          <w:sz w:val="24"/>
+          <w:szCs w:val="24"/>
+        </w:rPr>
+        <w:t xml:space="preserve">: </w:t>
+      </w:r>
+      <w:r>
+        <w:rPr>
+          <w:rFonts w:ascii="Times New Roman" w:hAnsi="Times New Roman"/>
+          <w:sz w:val="24"/>
+          <w:szCs w:val="24"/>
+        </w:rPr>
+        <w:t>Native</w:t>
+      </w:r>
+    </w:p>
+    <w:p>
+      <w:pPr>
+        <w:rPr>
+          <w:rFonts w:ascii="Times New Roman" w:hAnsi="Times New Roman"/>
+          <w:sz w:val="24"/>
+          <w:szCs w:val="24"/>
+        </w:rPr>
+      </w:pPr>
     </w:p>
     <w:p>
       <w:pPr>
         <w:pStyle w:val="BodyText"/>
-        <w:spacing w:lineRule="auto" w:line="276"/>
+        <w:spacing w:line="276" w:lineRule="auto"/>
         <w:ind w:right="113"/>
         <w:jc w:val="both"/>
         <w:rPr>
@@ -2623,7 +3355,7 @@
       </w:pPr>
       <w:r>
         <w:rPr>
-          <w:rFonts w:cs="Times New Roman" w:ascii="Times New Roman" w:hAnsi="Times New Roman"/>
+          <w:rFonts w:ascii="Times New Roman" w:hAnsi="Times New Roman" w:cs="Times New Roman"/>
           <w:sz w:val="24"/>
           <w:szCs w:val="24"/>
         </w:rPr>
@@ -2632,54 +3364,458 @@
     </w:p>
     <w:p>
       <w:pPr>
-        <w:pStyle w:val="Normal"/>
-        <w:rPr>
-          <w:rFonts w:ascii="Times New Roman" w:hAnsi="Times New Roman"/>
-          <w:sz w:val="24"/>
-          <w:szCs w:val="24"/>
-        </w:rPr>
-      </w:pPr>
-      <w:r>
-        <w:rPr>
-          <w:rFonts w:ascii="Times New Roman" w:hAnsi="Times New Roman"/>
-          <w:sz w:val="24"/>
-          <w:szCs w:val="24"/>
-        </w:rPr>
-        <w:t>Verilog/RTL (experienced), FPGA development &amp; Vivado (experienced), MATLAB/Simulink/HDL Coder (experienced), Python (experienced), Git/Linux (experienced); C++ (average), SolidWorks (average), OpenCV (average), PCB/EasyEDA (average).</w:t>
-      </w:r>
-    </w:p>
-    <w:p>
-      <w:pPr>
-        <w:pStyle w:val="Normal"/>
-        <w:rPr>
-          <w:rFonts w:ascii="Times New Roman" w:hAnsi="Times New Roman"/>
-          <w:sz w:val="24"/>
-          <w:szCs w:val="24"/>
-        </w:rPr>
-      </w:pPr>
-      <w:r>
-        <w:rPr>
-          <w:rFonts w:ascii="Times New Roman" w:hAnsi="Times New Roman"/>
-          <w:sz w:val="24"/>
-          <w:szCs w:val="24"/>
-        </w:rPr>
+        <w:numPr>
+          <w:ilvl w:val="0"/>
+          <w:numId w:val="11"/>
+        </w:numPr>
+        <w:rPr>
+          <w:rFonts w:ascii="Times New Roman" w:hAnsi="Times New Roman"/>
+          <w:sz w:val="24"/>
+          <w:szCs w:val="24"/>
+        </w:rPr>
+      </w:pPr>
+      <w:bookmarkStart w:id="0" w:name="_Hlk218792339"/>
+      <w:r>
+        <w:rPr>
+          <w:rFonts w:ascii="Times New Roman" w:hAnsi="Times New Roman"/>
+          <w:b/>
+          <w:bCs/>
+          <w:sz w:val="24"/>
+          <w:szCs w:val="24"/>
+        </w:rPr>
+        <w:t>Advanced:</w:t>
+      </w:r>
+    </w:p>
+    <w:bookmarkEnd w:id="0"/>
+    <w:p>
+      <w:pPr>
+        <w:pStyle w:val="ListParagraph"/>
+        <w:numPr>
+          <w:ilvl w:val="0"/>
+          <w:numId w:val="12"/>
+        </w:numPr>
+        <w:rPr>
+          <w:rFonts w:ascii="Times New Roman" w:hAnsi="Times New Roman"/>
+          <w:sz w:val="24"/>
+          <w:szCs w:val="24"/>
+        </w:rPr>
+      </w:pPr>
+      <w:r>
+        <w:rPr>
+          <w:rFonts w:ascii="Times New Roman" w:hAnsi="Times New Roman"/>
+          <w:sz w:val="24"/>
+          <w:szCs w:val="24"/>
+        </w:rPr>
+        <w:t>Automation of experimental techniques</w:t>
+      </w:r>
+    </w:p>
+    <w:p>
+      <w:pPr>
+        <w:pStyle w:val="ListParagraph"/>
+        <w:numPr>
+          <w:ilvl w:val="0"/>
+          <w:numId w:val="12"/>
+        </w:numPr>
+        <w:rPr>
+          <w:rFonts w:ascii="Times New Roman" w:hAnsi="Times New Roman"/>
+          <w:sz w:val="24"/>
+          <w:szCs w:val="24"/>
+        </w:rPr>
+      </w:pPr>
+      <w:r>
+        <w:rPr>
+          <w:rFonts w:ascii="Times New Roman" w:hAnsi="Times New Roman"/>
+          <w:sz w:val="24"/>
+          <w:szCs w:val="24"/>
+        </w:rPr>
+        <w:t>Electrical characterization</w:t>
+      </w:r>
+    </w:p>
+    <w:p>
+      <w:pPr>
+        <w:pStyle w:val="ListParagraph"/>
+        <w:numPr>
+          <w:ilvl w:val="0"/>
+          <w:numId w:val="12"/>
+        </w:numPr>
+        <w:rPr>
+          <w:rFonts w:ascii="Times New Roman" w:hAnsi="Times New Roman"/>
+          <w:sz w:val="24"/>
+          <w:szCs w:val="24"/>
+        </w:rPr>
+      </w:pPr>
+      <w:r>
+        <w:rPr>
+          <w:rFonts w:ascii="Times New Roman" w:hAnsi="Times New Roman"/>
+          <w:sz w:val="24"/>
+          <w:szCs w:val="24"/>
+        </w:rPr>
+        <w:t>Data processing</w:t>
+      </w:r>
+      <w:r>
+        <w:rPr>
+          <w:rFonts w:ascii="Times New Roman" w:hAnsi="Times New Roman"/>
+          <w:sz w:val="24"/>
+          <w:szCs w:val="24"/>
+        </w:rPr>
+        <w:t>, LaTeX</w:t>
+      </w:r>
+    </w:p>
+    <w:p>
+      <w:pPr>
+        <w:pStyle w:val="ListParagraph"/>
+        <w:numPr>
+          <w:ilvl w:val="0"/>
+          <w:numId w:val="12"/>
+        </w:numPr>
+        <w:rPr>
+          <w:rFonts w:ascii="Times New Roman" w:hAnsi="Times New Roman"/>
+          <w:sz w:val="24"/>
+          <w:szCs w:val="24"/>
+        </w:rPr>
+      </w:pPr>
+      <w:r>
+        <w:rPr>
+          <w:rFonts w:ascii="Times New Roman" w:hAnsi="Times New Roman"/>
+          <w:sz w:val="24"/>
+          <w:szCs w:val="24"/>
+        </w:rPr>
+        <w:t>MATLAB, Simulink, HDL Coder</w:t>
+      </w:r>
+    </w:p>
+    <w:p>
+      <w:pPr>
+        <w:pStyle w:val="ListParagraph"/>
+        <w:numPr>
+          <w:ilvl w:val="0"/>
+          <w:numId w:val="12"/>
+        </w:numPr>
+        <w:rPr>
+          <w:rFonts w:ascii="Times New Roman" w:hAnsi="Times New Roman"/>
+          <w:sz w:val="24"/>
+          <w:szCs w:val="24"/>
+        </w:rPr>
+      </w:pPr>
+      <w:r>
+        <w:rPr>
+          <w:rFonts w:ascii="Times New Roman" w:hAnsi="Times New Roman"/>
+          <w:sz w:val="24"/>
+          <w:szCs w:val="24"/>
+        </w:rPr>
+        <w:t>Verilog, RTL design</w:t>
+      </w:r>
+    </w:p>
+    <w:p>
+      <w:pPr>
+        <w:pStyle w:val="ListParagraph"/>
+        <w:numPr>
+          <w:ilvl w:val="0"/>
+          <w:numId w:val="12"/>
+        </w:numPr>
+        <w:rPr>
+          <w:rFonts w:ascii="Times New Roman" w:hAnsi="Times New Roman"/>
+          <w:sz w:val="24"/>
+          <w:szCs w:val="24"/>
+        </w:rPr>
+      </w:pPr>
+      <w:r>
+        <w:rPr>
+          <w:rFonts w:ascii="Times New Roman" w:hAnsi="Times New Roman"/>
+          <w:sz w:val="24"/>
+          <w:szCs w:val="24"/>
+        </w:rPr>
+        <w:t>FPGA development</w:t>
+      </w:r>
+    </w:p>
+    <w:p>
+      <w:pPr>
+        <w:pStyle w:val="ListParagraph"/>
+        <w:numPr>
+          <w:ilvl w:val="0"/>
+          <w:numId w:val="12"/>
+        </w:numPr>
+        <w:rPr>
+          <w:rFonts w:ascii="Times New Roman" w:hAnsi="Times New Roman"/>
+          <w:sz w:val="24"/>
+          <w:szCs w:val="24"/>
+        </w:rPr>
+      </w:pPr>
+      <w:r>
+        <w:rPr>
+          <w:rFonts w:ascii="Times New Roman" w:hAnsi="Times New Roman"/>
+          <w:sz w:val="24"/>
+          <w:szCs w:val="24"/>
+        </w:rPr>
+        <w:t>Fixed</w:t>
+      </w:r>
+      <w:r>
+        <w:rPr>
+          <w:rFonts w:ascii="Times New Roman" w:hAnsi="Times New Roman"/>
+          <w:sz w:val="24"/>
+          <w:szCs w:val="24"/>
+        </w:rPr>
+        <w:noBreakHyphen/>
+        <w:t>point computations</w:t>
+      </w:r>
+    </w:p>
+    <w:p>
+      <w:pPr>
+        <w:pStyle w:val="ListParagraph"/>
+        <w:numPr>
+          <w:ilvl w:val="0"/>
+          <w:numId w:val="12"/>
+        </w:numPr>
+        <w:rPr>
+          <w:rFonts w:ascii="Times New Roman" w:hAnsi="Times New Roman"/>
+          <w:sz w:val="24"/>
+          <w:szCs w:val="24"/>
+        </w:rPr>
+      </w:pPr>
+      <w:r>
+        <w:rPr>
+          <w:rFonts w:ascii="Times New Roman" w:hAnsi="Times New Roman"/>
+          <w:sz w:val="24"/>
+          <w:szCs w:val="24"/>
+        </w:rPr>
+        <w:t>SciPy, Cocotb, OpenCV</w:t>
+      </w:r>
+    </w:p>
+    <w:p>
+      <w:pPr>
+        <w:rPr>
+          <w:rFonts w:ascii="Times New Roman" w:hAnsi="Times New Roman"/>
+          <w:sz w:val="24"/>
+          <w:szCs w:val="24"/>
+        </w:rPr>
+      </w:pPr>
+    </w:p>
+    <w:p>
+      <w:pPr>
+        <w:numPr>
+          <w:ilvl w:val="0"/>
+          <w:numId w:val="11"/>
+        </w:numPr>
+        <w:rPr>
+          <w:rFonts w:ascii="Times New Roman" w:hAnsi="Times New Roman"/>
+          <w:sz w:val="24"/>
+          <w:szCs w:val="24"/>
+        </w:rPr>
+      </w:pPr>
+      <w:r>
+        <w:rPr>
+          <w:rFonts w:ascii="Times New Roman" w:hAnsi="Times New Roman"/>
+          <w:b/>
+          <w:bCs/>
+          <w:sz w:val="24"/>
+          <w:szCs w:val="24"/>
+        </w:rPr>
+        <w:t>Intermediate:</w:t>
+      </w:r>
+    </w:p>
+    <w:p>
+      <w:pPr>
+        <w:pStyle w:val="ListParagraph"/>
+        <w:numPr>
+          <w:ilvl w:val="0"/>
+          <w:numId w:val="13"/>
+        </w:numPr>
+        <w:rPr>
+          <w:rFonts w:ascii="Times New Roman" w:hAnsi="Times New Roman"/>
+          <w:sz w:val="24"/>
+          <w:szCs w:val="24"/>
+        </w:rPr>
+      </w:pPr>
+      <w:r>
+        <w:rPr>
+          <w:rFonts w:ascii="Times New Roman" w:hAnsi="Times New Roman"/>
+          <w:sz w:val="24"/>
+          <w:szCs w:val="24"/>
+        </w:rPr>
+        <w:t>Python, C++, Arduino</w:t>
+      </w:r>
+    </w:p>
+    <w:p>
+      <w:pPr>
+        <w:pStyle w:val="ListParagraph"/>
+        <w:numPr>
+          <w:ilvl w:val="0"/>
+          <w:numId w:val="13"/>
+        </w:numPr>
+        <w:rPr>
+          <w:rFonts w:ascii="Times New Roman" w:hAnsi="Times New Roman"/>
+          <w:sz w:val="24"/>
+          <w:szCs w:val="24"/>
+        </w:rPr>
+      </w:pPr>
+      <w:r>
+        <w:rPr>
+          <w:rFonts w:ascii="Times New Roman" w:hAnsi="Times New Roman"/>
+          <w:sz w:val="24"/>
+          <w:szCs w:val="24"/>
+        </w:rPr>
+        <w:t>Vivado, Vitis</w:t>
+      </w:r>
+    </w:p>
+    <w:p>
+      <w:pPr>
+        <w:pStyle w:val="ListParagraph"/>
+        <w:numPr>
+          <w:ilvl w:val="0"/>
+          <w:numId w:val="13"/>
+        </w:numPr>
+        <w:rPr>
+          <w:rFonts w:ascii="Times New Roman" w:hAnsi="Times New Roman"/>
+          <w:sz w:val="24"/>
+          <w:szCs w:val="24"/>
+        </w:rPr>
+      </w:pPr>
+      <w:r>
+        <w:rPr>
+          <w:rFonts w:ascii="Times New Roman" w:hAnsi="Times New Roman"/>
+          <w:sz w:val="24"/>
+          <w:szCs w:val="24"/>
+        </w:rPr>
+        <w:t>Git, Unix/Linux OS</w:t>
+      </w:r>
+    </w:p>
+    <w:p>
+      <w:pPr>
+        <w:pStyle w:val="ListParagraph"/>
+        <w:numPr>
+          <w:ilvl w:val="0"/>
+          <w:numId w:val="13"/>
+        </w:numPr>
+        <w:rPr>
+          <w:rFonts w:ascii="Times New Roman" w:hAnsi="Times New Roman"/>
+          <w:sz w:val="24"/>
+          <w:szCs w:val="24"/>
+        </w:rPr>
+      </w:pPr>
+      <w:r>
+        <w:rPr>
+          <w:rFonts w:ascii="Times New Roman" w:hAnsi="Times New Roman"/>
+          <w:sz w:val="24"/>
+          <w:szCs w:val="24"/>
+        </w:rPr>
+        <w:t>OriginLab</w:t>
+      </w:r>
+    </w:p>
+    <w:p>
+      <w:pPr>
+        <w:pStyle w:val="ListParagraph"/>
+        <w:numPr>
+          <w:ilvl w:val="0"/>
+          <w:numId w:val="13"/>
+        </w:numPr>
+        <w:rPr>
+          <w:rFonts w:ascii="Times New Roman" w:hAnsi="Times New Roman"/>
+          <w:sz w:val="24"/>
+          <w:szCs w:val="24"/>
+        </w:rPr>
+      </w:pPr>
+      <w:r>
+        <w:rPr>
+          <w:rFonts w:ascii="Times New Roman" w:hAnsi="Times New Roman"/>
+          <w:sz w:val="24"/>
+          <w:szCs w:val="24"/>
+        </w:rPr>
+        <w:t>SolidWorks</w:t>
+      </w:r>
+    </w:p>
+    <w:p>
+      <w:pPr>
+        <w:pStyle w:val="ListParagraph"/>
+        <w:numPr>
+          <w:ilvl w:val="0"/>
+          <w:numId w:val="13"/>
+        </w:numPr>
+        <w:rPr>
+          <w:rFonts w:ascii="Times New Roman" w:hAnsi="Times New Roman"/>
+          <w:sz w:val="24"/>
+          <w:szCs w:val="24"/>
+        </w:rPr>
+      </w:pPr>
+      <w:r>
+        <w:rPr>
+          <w:rFonts w:ascii="Times New Roman" w:hAnsi="Times New Roman"/>
+          <w:sz w:val="24"/>
+          <w:szCs w:val="24"/>
+        </w:rPr>
+        <w:t>ERDAS IMAGINE</w:t>
+      </w:r>
+    </w:p>
+    <w:p>
+      <w:pPr>
+        <w:pStyle w:val="ListParagraph"/>
+        <w:numPr>
+          <w:ilvl w:val="0"/>
+          <w:numId w:val="13"/>
+        </w:numPr>
+        <w:rPr>
+          <w:rFonts w:ascii="Times New Roman" w:hAnsi="Times New Roman"/>
+          <w:sz w:val="24"/>
+          <w:szCs w:val="24"/>
+        </w:rPr>
+      </w:pPr>
+      <w:r>
+        <w:rPr>
+          <w:rFonts w:ascii="Times New Roman" w:hAnsi="Times New Roman"/>
+          <w:sz w:val="24"/>
+          <w:szCs w:val="24"/>
+        </w:rPr>
+        <w:t>PCB, EasyEDA</w:t>
+      </w:r>
+    </w:p>
+    <w:p>
+      <w:pPr>
+        <w:pStyle w:val="ListParagraph"/>
+        <w:numPr>
+          <w:ilvl w:val="0"/>
+          <w:numId w:val="13"/>
+        </w:numPr>
+        <w:rPr>
+          <w:rFonts w:ascii="Times New Roman" w:hAnsi="Times New Roman"/>
+          <w:sz w:val="24"/>
+          <w:szCs w:val="24"/>
+        </w:rPr>
+      </w:pPr>
+      <w:r>
+        <w:rPr>
+          <w:rFonts w:ascii="Times New Roman" w:hAnsi="Times New Roman"/>
+          <w:sz w:val="24"/>
+          <w:szCs w:val="24"/>
+        </w:rPr>
+        <w:t>OpenRocket</w:t>
       </w:r>
     </w:p>
     <w:p>
       <w:pPr>
         <w:pStyle w:val="BodyText"/>
-        <w:spacing w:lineRule="auto" w:line="276"/>
+        <w:spacing w:line="276" w:lineRule="auto"/>
         <w:ind w:right="113"/>
         <w:jc w:val="both"/>
         <w:rPr>
-          <w:rFonts w:ascii="Times New Roman" w:hAnsi="Times New Roman"/>
-          <w:sz w:val="24"/>
-          <w:szCs w:val="24"/>
-        </w:rPr>
-      </w:pPr>
-      <w:r>
-        <w:rPr>
-          <w:rFonts w:cs="Times New Roman" w:ascii="Times New Roman" w:hAnsi="Times New Roman"/>
+          <w:rFonts w:ascii="Times New Roman" w:hAnsi="Times New Roman" w:cs="Times New Roman"/>
+          <w:sz w:val="24"/>
+          <w:szCs w:val="24"/>
+        </w:rPr>
+      </w:pPr>
+    </w:p>
+    <w:p>
+      <w:pPr>
+        <w:pStyle w:val="BodyText"/>
+        <w:spacing w:line="276" w:lineRule="auto"/>
+        <w:ind w:right="113"/>
+        <w:jc w:val="both"/>
+        <w:rPr>
+          <w:rFonts w:ascii="Times New Roman" w:hAnsi="Times New Roman" w:cs="Times New Roman"/>
+          <w:sz w:val="24"/>
+          <w:szCs w:val="24"/>
+        </w:rPr>
+      </w:pPr>
+      <w:r>
+        <w:rPr>
+          <w:rFonts w:ascii="Times New Roman" w:hAnsi="Times New Roman" w:cs="Times New Roman"/>
           <w:sz w:val="24"/>
           <w:szCs w:val="24"/>
         </w:rPr>
@@ -2688,43 +3824,268 @@
     </w:p>
     <w:p>
       <w:pPr>
-        <w:pStyle w:val="Normal"/>
-        <w:rPr>
-          <w:rFonts w:ascii="Times New Roman" w:hAnsi="Times New Roman"/>
-          <w:sz w:val="24"/>
-          <w:szCs w:val="24"/>
-        </w:rPr>
-      </w:pPr>
-      <w:r>
-        <w:rPr>
-          <w:rFonts w:ascii="Times New Roman" w:hAnsi="Times New Roman"/>
-          <w:sz w:val="24"/>
-          <w:szCs w:val="24"/>
-        </w:rPr>
-        <w:t>Worked in interdisciplinary lab teams on FPGA systems, plasma experiments, and CubeSat hardware; collaborated on design, testing, and data analysis, contributing to prototypes and publications.</w:t>
-      </w:r>
+        <w:pStyle w:val="BodyText"/>
+        <w:spacing w:line="276" w:lineRule="auto"/>
+        <w:ind w:right="113"/>
+        <w:jc w:val="both"/>
+        <w:rPr>
+          <w:rFonts w:ascii="Times New Roman" w:hAnsi="Times New Roman" w:cs="Times New Roman"/>
+          <w:sz w:val="24"/>
+          <w:szCs w:val="24"/>
+        </w:rPr>
+      </w:pPr>
+    </w:p>
+    <w:p>
+      <w:pPr>
+        <w:ind w:firstLine="720"/>
+        <w:jc w:val="both"/>
+        <w:rPr>
+          <w:rFonts w:ascii="Times New Roman" w:hAnsi="Times New Roman"/>
+          <w:sz w:val="24"/>
+          <w:szCs w:val="24"/>
+        </w:rPr>
+      </w:pPr>
+      <w:r>
+        <w:rPr>
+          <w:rFonts w:ascii="Times New Roman" w:hAnsi="Times New Roman" w:cs="Times New Roman"/>
+          <w:sz w:val="24"/>
+          <w:szCs w:val="24"/>
+        </w:rPr>
+        <w:t xml:space="preserve">In all of my research roles I worked in teams. At the Russian Academy of Sciences, </w:t>
+      </w:r>
+      <w:r>
+        <w:rPr>
+          <w:rFonts w:ascii="Times New Roman" w:hAnsi="Times New Roman" w:cs="Times New Roman"/>
+          <w:sz w:val="24"/>
+          <w:szCs w:val="24"/>
+        </w:rPr>
+        <w:br/>
+      </w:r>
+      <w:r>
+        <w:rPr>
+          <w:rFonts w:ascii="Times New Roman" w:hAnsi="Times New Roman" w:cs="Times New Roman"/>
+          <w:sz w:val="24"/>
+          <w:szCs w:val="24"/>
+        </w:rPr>
+        <w:t xml:space="preserve">I </w:t>
+      </w:r>
+      <w:r>
+        <w:rPr>
+          <w:rFonts w:ascii="Times New Roman" w:hAnsi="Times New Roman" w:cs="Times New Roman"/>
+          <w:sz w:val="24"/>
+          <w:szCs w:val="24"/>
+        </w:rPr>
+        <w:t>worked under</w:t>
+      </w:r>
+      <w:r>
+        <w:rPr>
+          <w:rFonts w:ascii="Times New Roman" w:hAnsi="Times New Roman" w:cs="Times New Roman"/>
+          <w:sz w:val="24"/>
+          <w:szCs w:val="24"/>
+        </w:rPr>
+        <w:t xml:space="preserve"> two supervisors who defined the research questions and experimental methods</w:t>
+      </w:r>
+      <w:r>
+        <w:rPr>
+          <w:rFonts w:ascii="Times New Roman" w:hAnsi="Times New Roman" w:cs="Times New Roman"/>
+          <w:sz w:val="24"/>
+          <w:szCs w:val="24"/>
+        </w:rPr>
+        <w:t>. M</w:t>
+      </w:r>
+      <w:r>
+        <w:rPr>
+          <w:rFonts w:ascii="Times New Roman" w:hAnsi="Times New Roman" w:cs="Times New Roman"/>
+          <w:sz w:val="24"/>
+          <w:szCs w:val="24"/>
+        </w:rPr>
+        <w:t>y role was to implement experiment automation (MATLAB), run measurements with them, process the data, and prepare plots and summaries</w:t>
+      </w:r>
+      <w:r>
+        <w:rPr>
+          <w:rFonts w:ascii="Times New Roman" w:hAnsi="Times New Roman" w:cs="Times New Roman"/>
+          <w:sz w:val="24"/>
+          <w:szCs w:val="24"/>
+        </w:rPr>
+        <w:t xml:space="preserve"> with their help and guidance</w:t>
+      </w:r>
+      <w:r>
+        <w:rPr>
+          <w:rFonts w:ascii="Times New Roman" w:hAnsi="Times New Roman" w:cs="Times New Roman"/>
+          <w:sz w:val="24"/>
+          <w:szCs w:val="24"/>
+        </w:rPr>
+        <w:t>. I translated their theoretical requirements into practical procedures and refined the setup together. At the SoC Development Lab, our team divided the image</w:t>
+      </w:r>
+      <w:r>
+        <w:rPr>
+          <w:rFonts w:ascii="Times New Roman" w:hAnsi="Times New Roman" w:cs="Times New Roman"/>
+          <w:sz w:val="24"/>
+          <w:szCs w:val="24"/>
+        </w:rPr>
+        <w:noBreakHyphen/>
+        <w:t>signal</w:t>
+      </w:r>
+      <w:r>
+        <w:rPr>
+          <w:rFonts w:ascii="Times New Roman" w:hAnsi="Times New Roman" w:cs="Times New Roman"/>
+          <w:sz w:val="24"/>
+          <w:szCs w:val="24"/>
+        </w:rPr>
+        <w:noBreakHyphen/>
+        <w:t xml:space="preserve">processing pipeline among several engineers. I </w:t>
+      </w:r>
+      <w:r>
+        <w:rPr>
+          <w:rFonts w:ascii="Times New Roman" w:hAnsi="Times New Roman" w:cs="Times New Roman"/>
+          <w:sz w:val="24"/>
+          <w:szCs w:val="24"/>
+        </w:rPr>
+        <w:t xml:space="preserve">was responsible for </w:t>
+      </w:r>
+      <w:r>
+        <w:rPr>
+          <w:rFonts w:ascii="Times New Roman" w:hAnsi="Times New Roman" w:cs="Times New Roman"/>
+          <w:sz w:val="24"/>
+          <w:szCs w:val="24"/>
+        </w:rPr>
+        <w:t>Simulink</w:t>
+      </w:r>
+      <w:r>
+        <w:rPr>
+          <w:rFonts w:ascii="Times New Roman" w:hAnsi="Times New Roman" w:cs="Times New Roman"/>
+          <w:sz w:val="24"/>
+          <w:szCs w:val="24"/>
+        </w:rPr>
+        <w:noBreakHyphen/>
+        <w:t>to</w:t>
+      </w:r>
+      <w:r>
+        <w:rPr>
+          <w:rFonts w:ascii="Times New Roman" w:hAnsi="Times New Roman" w:cs="Times New Roman"/>
+          <w:sz w:val="24"/>
+          <w:szCs w:val="24"/>
+        </w:rPr>
+        <w:noBreakHyphen/>
+        <w:t xml:space="preserve">HDL flow, generated and validated HDL, and compared it against </w:t>
+      </w:r>
+      <w:r>
+        <w:rPr>
+          <w:rFonts w:ascii="Times New Roman" w:hAnsi="Times New Roman" w:cs="Times New Roman"/>
+          <w:sz w:val="24"/>
+          <w:szCs w:val="24"/>
+        </w:rPr>
+        <w:t xml:space="preserve">my own and </w:t>
+      </w:r>
+      <w:r>
+        <w:rPr>
+          <w:rFonts w:ascii="Times New Roman" w:hAnsi="Times New Roman" w:cs="Times New Roman"/>
+          <w:sz w:val="24"/>
+          <w:szCs w:val="24"/>
+        </w:rPr>
+        <w:t>colleagues’ hand</w:t>
+      </w:r>
+      <w:r>
+        <w:rPr>
+          <w:rFonts w:ascii="Times New Roman" w:hAnsi="Times New Roman" w:cs="Times New Roman"/>
+          <w:sz w:val="24"/>
+          <w:szCs w:val="24"/>
+        </w:rPr>
+        <w:noBreakHyphen/>
+        <w:t>written Verilog after Vivado synthesis</w:t>
+      </w:r>
+      <w:r>
+        <w:rPr>
+          <w:rFonts w:ascii="Times New Roman" w:hAnsi="Times New Roman" w:cs="Times New Roman"/>
+          <w:sz w:val="24"/>
+          <w:szCs w:val="24"/>
+        </w:rPr>
+        <w:t>.</w:t>
+      </w:r>
+      <w:r>
+        <w:rPr>
+          <w:rFonts w:ascii="Times New Roman" w:hAnsi="Times New Roman" w:cs="Times New Roman"/>
+          <w:sz w:val="24"/>
+          <w:szCs w:val="24"/>
+        </w:rPr>
+        <w:t xml:space="preserve"> </w:t>
+      </w:r>
+      <w:r>
+        <w:rPr>
+          <w:rFonts w:ascii="Times New Roman" w:hAnsi="Times New Roman" w:cs="Times New Roman"/>
+          <w:sz w:val="24"/>
+          <w:szCs w:val="24"/>
+        </w:rPr>
+        <w:t>W</w:t>
+      </w:r>
+      <w:r>
+        <w:rPr>
+          <w:rFonts w:ascii="Times New Roman" w:hAnsi="Times New Roman" w:cs="Times New Roman"/>
+          <w:sz w:val="24"/>
+          <w:szCs w:val="24"/>
+        </w:rPr>
+        <w:t>e co</w:t>
+      </w:r>
+      <w:r>
+        <w:rPr>
+          <w:rFonts w:ascii="Times New Roman" w:hAnsi="Times New Roman" w:cs="Times New Roman"/>
+          <w:sz w:val="24"/>
+          <w:szCs w:val="24"/>
+        </w:rPr>
+        <w:noBreakHyphen/>
+        <w:t>developed testbenches and verification and coordinated through GitLab.</w:t>
+      </w:r>
+    </w:p>
+    <w:p>
+      <w:pPr>
+        <w:rPr>
+          <w:rFonts w:ascii="Times New Roman" w:hAnsi="Times New Roman"/>
+          <w:sz w:val="24"/>
+          <w:szCs w:val="24"/>
+        </w:rPr>
+      </w:pPr>
+    </w:p>
+    <w:p>
+      <w:pPr>
+        <w:rPr>
+          <w:rFonts w:ascii="Times New Roman" w:hAnsi="Times New Roman"/>
+          <w:sz w:val="24"/>
+          <w:szCs w:val="24"/>
+        </w:rPr>
+      </w:pPr>
+    </w:p>
+    <w:p>
+      <w:pPr>
+        <w:rPr>
+          <w:rFonts w:ascii="Times New Roman" w:hAnsi="Times New Roman"/>
+          <w:sz w:val="24"/>
+          <w:szCs w:val="24"/>
+        </w:rPr>
+      </w:pPr>
+    </w:p>
+    <w:p>
+      <w:pPr>
+        <w:rPr>
+          <w:rFonts w:ascii="Times New Roman" w:hAnsi="Times New Roman"/>
+          <w:sz w:val="24"/>
+          <w:szCs w:val="24"/>
+        </w:rPr>
+      </w:pPr>
     </w:p>
     <w:p>
       <w:pPr>
         <w:pStyle w:val="Heading1"/>
         <w:tabs>
-          <w:tab w:val="clear" w:pos="720"/>
-          <w:tab w:val="left" w:pos="563" w:leader="none"/>
-        </w:tabs>
-        <w:spacing w:before="0" w:after="0"/>
-        <w:rPr>
-          <w:rFonts w:ascii="Times New Roman" w:hAnsi="Times New Roman" w:cs="Times New Roman"/>
-          <w:sz w:val="24"/>
-          <w:szCs w:val="24"/>
-        </w:rPr>
-      </w:pPr>
-      <w:r>
-        <w:rPr>
-          <w:rFonts w:cs="Times New Roman" w:ascii="Times New Roman" w:hAnsi="Times New Roman"/>
-          <w:sz w:val="24"/>
-          <w:szCs w:val="24"/>
-        </w:rPr>
-      </w:r>
+          <w:tab w:val="left" w:pos="563"/>
+        </w:tabs>
+        <w:spacing w:before="0"/>
+        <w:ind w:left="0" w:firstLine="0"/>
+        <w:rPr>
+          <w:rFonts w:ascii="Times New Roman" w:hAnsi="Times New Roman" w:cs="Times New Roman"/>
+          <w:sz w:val="24"/>
+          <w:szCs w:val="24"/>
+        </w:rPr>
+      </w:pPr>
     </w:p>
     <w:p>
       <w:pPr>
@@ -2734,20 +4095,19 @@
           <w:numId w:val="1"/>
         </w:numPr>
         <w:tabs>
-          <w:tab w:val="clear" w:pos="720"/>
-          <w:tab w:val="left" w:pos="563" w:leader="none"/>
-        </w:tabs>
-        <w:spacing w:before="0" w:after="0"/>
-        <w:ind w:hanging="427" w:left="562"/>
-        <w:rPr>
-          <w:rFonts w:ascii="Times New Roman" w:hAnsi="Times New Roman" w:cs="Times New Roman"/>
-          <w:sz w:val="24"/>
-          <w:szCs w:val="24"/>
-        </w:rPr>
-      </w:pPr>
-      <w:r>
-        <w:rPr>
-          <w:rFonts w:cs="Times New Roman" w:ascii="Times New Roman" w:hAnsi="Times New Roman"/>
+          <w:tab w:val="left" w:pos="563"/>
+        </w:tabs>
+        <w:spacing w:before="0"/>
+        <w:ind w:left="562" w:hanging="427"/>
+        <w:rPr>
+          <w:rFonts w:ascii="Times New Roman" w:hAnsi="Times New Roman" w:cs="Times New Roman"/>
+          <w:sz w:val="24"/>
+          <w:szCs w:val="24"/>
+        </w:rPr>
+      </w:pPr>
+      <w:r>
+        <w:rPr>
+          <w:rFonts w:ascii="Times New Roman" w:hAnsi="Times New Roman" w:cs="Times New Roman"/>
           <w:sz w:val="24"/>
           <w:szCs w:val="24"/>
         </w:rPr>
@@ -2755,7 +4115,7 @@
       </w:r>
       <w:r>
         <w:rPr>
-          <w:rFonts w:cs="Times New Roman" w:ascii="Times New Roman" w:hAnsi="Times New Roman"/>
+          <w:rFonts w:ascii="Times New Roman" w:hAnsi="Times New Roman" w:cs="Times New Roman"/>
           <w:spacing w:val="-3"/>
           <w:sz w:val="24"/>
           <w:szCs w:val="24"/>
@@ -2764,7 +4124,7 @@
       </w:r>
       <w:r>
         <w:rPr>
-          <w:rFonts w:cs="Times New Roman" w:ascii="Times New Roman" w:hAnsi="Times New Roman"/>
+          <w:rFonts w:ascii="Times New Roman" w:hAnsi="Times New Roman" w:cs="Times New Roman"/>
           <w:sz w:val="24"/>
           <w:szCs w:val="24"/>
         </w:rPr>
@@ -2774,7 +4134,7 @@
     <w:p>
       <w:pPr>
         <w:pStyle w:val="BodyText"/>
-        <w:spacing w:lineRule="auto" w:line="276" w:before="56" w:after="0"/>
+        <w:spacing w:before="56" w:line="276" w:lineRule="auto"/>
         <w:ind w:left="278" w:right="113"/>
         <w:jc w:val="both"/>
         <w:rPr>
@@ -2785,7 +4145,7 @@
       </w:pPr>
       <w:r>
         <w:rPr>
-          <w:rFonts w:cs="Times New Roman" w:ascii="Times New Roman" w:hAnsi="Times New Roman"/>
+          <w:rFonts w:ascii="Times New Roman" w:hAnsi="Times New Roman" w:cs="Times New Roman"/>
           <w:sz w:val="24"/>
           <w:szCs w:val="24"/>
         </w:rPr>
@@ -2795,7 +4155,7 @@
     <w:p>
       <w:pPr>
         <w:pStyle w:val="BodyText"/>
-        <w:spacing w:lineRule="auto" w:line="276"/>
+        <w:spacing w:line="276" w:lineRule="auto"/>
         <w:ind w:left="137" w:right="7903"/>
         <w:rPr>
           <w:rFonts w:ascii="Times New Roman" w:hAnsi="Times New Roman" w:cs="Times New Roman"/>
@@ -2803,18 +4163,11 @@
           <w:szCs w:val="24"/>
         </w:rPr>
       </w:pPr>
-      <w:r>
-        <w:rPr>
-          <w:rFonts w:cs="Times New Roman" w:ascii="Times New Roman" w:hAnsi="Times New Roman"/>
-          <w:sz w:val="24"/>
-          <w:szCs w:val="24"/>
-        </w:rPr>
-      </w:r>
     </w:p>
     <w:p>
       <w:pPr>
         <w:pStyle w:val="BodyText"/>
-        <w:spacing w:lineRule="auto" w:line="276"/>
+        <w:spacing w:line="276" w:lineRule="auto"/>
         <w:ind w:left="278" w:right="113"/>
         <w:jc w:val="both"/>
         <w:rPr>
@@ -2825,7 +4178,7 @@
       </w:pPr>
       <w:r>
         <w:rPr>
-          <w:rFonts w:cs="Times New Roman" w:ascii="Times New Roman" w:hAnsi="Times New Roman"/>
+          <w:rFonts w:ascii="Times New Roman" w:hAnsi="Times New Roman" w:cs="Times New Roman"/>
           <w:sz w:val="24"/>
           <w:szCs w:val="24"/>
         </w:rPr>
@@ -2835,7 +4188,7 @@
     <w:p>
       <w:pPr>
         <w:pStyle w:val="BodyText"/>
-        <w:spacing w:lineRule="auto" w:line="276"/>
+        <w:spacing w:line="276" w:lineRule="auto"/>
         <w:ind w:left="278" w:right="113"/>
         <w:jc w:val="both"/>
         <w:rPr>
@@ -2844,18 +4197,11 @@
           <w:szCs w:val="24"/>
         </w:rPr>
       </w:pPr>
-      <w:r>
-        <w:rPr>
-          <w:rFonts w:cs="Times New Roman" w:ascii="Times New Roman" w:hAnsi="Times New Roman"/>
-          <w:sz w:val="24"/>
-          <w:szCs w:val="24"/>
-        </w:rPr>
-      </w:r>
     </w:p>
     <w:p>
       <w:pPr>
         <w:pStyle w:val="BodyText"/>
-        <w:spacing w:lineRule="auto" w:line="276"/>
+        <w:spacing w:line="276" w:lineRule="auto"/>
         <w:ind w:left="278" w:right="113"/>
         <w:jc w:val="both"/>
         <w:rPr>
@@ -2866,7 +4212,7 @@
       </w:pPr>
       <w:r>
         <w:rPr>
-          <w:rFonts w:cs="Times New Roman" w:ascii="Times New Roman" w:hAnsi="Times New Roman"/>
+          <w:rFonts w:ascii="Times New Roman" w:hAnsi="Times New Roman" w:cs="Times New Roman"/>
           <w:sz w:val="24"/>
           <w:szCs w:val="24"/>
         </w:rPr>
@@ -2876,7 +4222,7 @@
     <w:p>
       <w:pPr>
         <w:pStyle w:val="BodyText"/>
-        <w:spacing w:lineRule="auto" w:line="276"/>
+        <w:spacing w:line="276" w:lineRule="auto"/>
         <w:ind w:left="278" w:right="113"/>
         <w:jc w:val="both"/>
         <w:rPr>
@@ -2885,18 +4231,11 @@
           <w:szCs w:val="24"/>
         </w:rPr>
       </w:pPr>
-      <w:r>
-        <w:rPr>
-          <w:rFonts w:cs="Times New Roman" w:ascii="Times New Roman" w:hAnsi="Times New Roman"/>
-          <w:sz w:val="24"/>
-          <w:szCs w:val="24"/>
-        </w:rPr>
-      </w:r>
     </w:p>
     <w:p>
       <w:pPr>
         <w:pStyle w:val="BodyText"/>
-        <w:spacing w:lineRule="auto" w:line="276"/>
+        <w:spacing w:line="276" w:lineRule="auto"/>
         <w:ind w:left="278" w:right="113"/>
         <w:jc w:val="both"/>
         <w:rPr>
@@ -2907,17 +4246,33 @@
       </w:pPr>
       <w:r>
         <w:rPr>
-          <w:rFonts w:cs="Times New Roman" w:ascii="Times New Roman" w:hAnsi="Times New Roman"/>
-          <w:sz w:val="24"/>
-          <w:szCs w:val="24"/>
-        </w:rPr>
-        <w:t>Date: 05/01/2026</w:t>
+          <w:rFonts w:ascii="Times New Roman" w:hAnsi="Times New Roman" w:cs="Times New Roman"/>
+          <w:sz w:val="24"/>
+          <w:szCs w:val="24"/>
+        </w:rPr>
+        <w:t>Date: 0</w:t>
+      </w:r>
+      <w:r>
+        <w:rPr>
+          <w:rFonts w:ascii="Times New Roman" w:hAnsi="Times New Roman" w:cs="Times New Roman"/>
+          <w:sz w:val="24"/>
+          <w:szCs w:val="24"/>
+        </w:rPr>
+        <w:t>8</w:t>
+      </w:r>
+      <w:r>
+        <w:rPr>
+          <w:rFonts w:ascii="Times New Roman" w:hAnsi="Times New Roman" w:cs="Times New Roman"/>
+          <w:sz w:val="24"/>
+          <w:szCs w:val="24"/>
+        </w:rPr>
+        <w:t>/01/2026</w:t>
       </w:r>
     </w:p>
     <w:p>
       <w:pPr>
         <w:pStyle w:val="BodyText"/>
-        <w:spacing w:lineRule="auto" w:line="276"/>
+        <w:spacing w:line="276" w:lineRule="auto"/>
         <w:ind w:left="278" w:right="113"/>
         <w:jc w:val="both"/>
         <w:rPr>
@@ -2928,18 +4283,19 @@
       </w:pPr>
       <w:r>
         <w:rPr>
-          <w:rFonts w:cs="Times New Roman" w:ascii="Times New Roman" w:hAnsi="Times New Roman"/>
+          <w:rFonts w:ascii="Times New Roman" w:hAnsi="Times New Roman" w:cs="Times New Roman"/>
+          <w:noProof/>
           <w:sz w:val="24"/>
           <w:szCs w:val="24"/>
         </w:rPr>
         <w:drawing>
-          <wp:anchor behindDoc="0" distT="0" distB="0" distL="0" distR="0" simplePos="0" locked="0" layoutInCell="1" allowOverlap="1" relativeHeight="11">
+          <wp:anchor distT="0" distB="0" distL="0" distR="0" simplePos="0" relativeHeight="11" behindDoc="0" locked="0" layoutInCell="1" allowOverlap="1" wp14:anchorId="40A76C7E" wp14:editId="6F25871D">
             <wp:simplePos x="0" y="0"/>
             <wp:positionH relativeFrom="column">
-              <wp:posOffset>1418590</wp:posOffset>
+              <wp:posOffset>1750284</wp:posOffset>
             </wp:positionH>
             <wp:positionV relativeFrom="paragraph">
-              <wp:posOffset>180975</wp:posOffset>
+              <wp:posOffset>145116</wp:posOffset>
             </wp:positionV>
             <wp:extent cx="1214120" cy="697230"/>
             <wp:effectExtent l="0" t="0" r="0" b="0"/>
@@ -2958,7 +4314,7 @@
                     </pic:cNvPicPr>
                   </pic:nvPicPr>
                   <pic:blipFill>
-                    <a:blip r:embed="rId4"/>
+                    <a:blip r:embed="rId12"/>
                     <a:stretch>
                       <a:fillRect/>
                     </a:stretch>
@@ -2982,7 +4338,7 @@
     <w:p>
       <w:pPr>
         <w:pStyle w:val="BodyText"/>
-        <w:spacing w:lineRule="auto" w:line="276"/>
+        <w:spacing w:line="276" w:lineRule="auto"/>
         <w:ind w:left="278" w:right="113"/>
         <w:jc w:val="both"/>
         <w:rPr>
@@ -2993,7 +4349,7 @@
       </w:pPr>
       <w:r>
         <w:rPr>
-          <w:rFonts w:cs="Times New Roman" w:ascii="Times New Roman" w:hAnsi="Times New Roman"/>
+          <w:rFonts w:ascii="Times New Roman" w:hAnsi="Times New Roman" w:cs="Times New Roman"/>
           <w:sz w:val="24"/>
           <w:szCs w:val="24"/>
         </w:rPr>
@@ -3001,376 +4357,217 @@
       </w:r>
     </w:p>
     <w:sectPr>
-      <w:headerReference w:type="even" r:id="rId5"/>
-      <w:headerReference w:type="default" r:id="rId6"/>
-      <w:headerReference w:type="first" r:id="rId7"/>
-      <w:footerReference w:type="even" r:id="rId8"/>
-      <w:footerReference w:type="default" r:id="rId9"/>
-      <w:footerReference w:type="first" r:id="rId10"/>
-      <w:type w:val="nextPage"/>
+      <w:headerReference w:type="even" r:id="rId13"/>
+      <w:headerReference w:type="default" r:id="rId14"/>
+      <w:footerReference w:type="even" r:id="rId15"/>
+      <w:footerReference w:type="default" r:id="rId16"/>
+      <w:headerReference w:type="first" r:id="rId17"/>
+      <w:footerReference w:type="first" r:id="rId18"/>
       <w:pgSz w:w="11906" w:h="16838"/>
-      <w:pgMar w:left="1280" w:right="1300" w:gutter="0" w:header="826" w:top="1660" w:footer="1002" w:bottom="1200"/>
-      <w:pgNumType w:fmt="decimal"/>
-      <w:formProt w:val="false"/>
-      <w:textDirection w:val="lrTb"/>
-      <w:docGrid w:type="default" w:linePitch="100" w:charSpace="4096"/>
+      <w:pgMar w:top="1660" w:right="1300" w:bottom="1200" w:left="1280" w:header="826" w:footer="1002" w:gutter="0"/>
+      <w:cols w:space="720"/>
+      <w:formProt w:val="0"/>
+      <w:docGrid w:linePitch="100" w:charSpace="4096"/>
     </w:sectPr>
   </w:body>
 </w:document>
 </file>
 
+<file path=word/endnotes.xml><?xml version="1.0" encoding="utf-8"?>
+<w:endnotes xmlns:wpc="http://schemas.microsoft.com/office/word/2010/wordprocessingCanvas" xmlns:cx="http://schemas.microsoft.com/office/drawing/2014/chartex" xmlns:cx1="http://schemas.microsoft.com/office/drawing/2015/9/8/chartex" xmlns:cx2="http://schemas.microsoft.com/office/drawing/2015/10/21/chartex" xmlns:cx3="http://schemas.microsoft.com/office/drawing/2016/5/9/chartex" xmlns:cx4="http://schemas.microsoft.com/office/drawing/2016/5/10/chartex" xmlns:cx5="http://schemas.microsoft.com/office/drawing/2016/5/11/chartex" xmlns:cx6="http://schemas.microsoft.com/office/drawing/2016/5/12/chartex" xmlns:cx7="http://schemas.microsoft.com/office/drawing/2016/5/13/chartex" xmlns:cx8="http://schemas.microsoft.com/office/drawing/2016/5/14/chartex" xmlns:mc="http://schemas.openxmlformats.org/markup-compatibility/2006" xmlns:aink="http://schemas.microsoft.com/office/drawing/2016/ink" xmlns:am3d="http://schemas.microsoft.com/office/drawing/2017/model3d" xmlns:o="urn:schemas-microsoft-com:office:office" xmlns:oel="http://schemas.microsoft.com/office/2019/extlst" xmlns:r="http://schemas.openxmlformats.org/officeDocument/2006/relationships" xmlns:m="http://schemas.openxmlformats.org/officeDocument/2006/math" xmlns:v="urn:schemas-microsoft-com:vml" xmlns:wp14="http://schemas.microsoft.com/office/word/2010/wordprocessingDrawing" xmlns:wp="http://schemas.openxmlformats.org/drawingml/2006/wordprocessingDrawing" xmlns:w10="urn:schemas-microsoft-com:office:word" xmlns:w="http://schemas.openxmlformats.org/wordprocessingml/2006/main" xmlns:w14="http://schemas.microsoft.com/office/word/2010/wordml" xmlns:w15="http://schemas.microsoft.com/office/word/2012/wordml" xmlns:w16cex="http://schemas.microsoft.com/office/word/2018/wordml/cex" xmlns:w16cid="http://schemas.microsoft.com/office/word/2016/wordml/cid" xmlns:w16="http://schemas.microsoft.com/office/word/2018/wordml" xmlns:w16du="http://schemas.microsoft.com/office/word/2023/wordml/word16du" xmlns:w16sdtdh="http://schemas.microsoft.com/office/word/2020/wordml/sdtdatahash" xmlns:w16sdtfl="http://schemas.microsoft.com/office/word/2024/wordml/sdtformatlock" xmlns:w16se="http://schemas.microsoft.com/office/word/2015/wordml/symex" xmlns:wpg="http://schemas.microsoft.com/office/word/2010/wordprocessingGroup" xmlns:wpi="http://schemas.microsoft.com/office/word/2010/wordprocessingInk" xmlns:wne="http://schemas.microsoft.com/office/word/2006/wordml" xmlns:wps="http://schemas.microsoft.com/office/word/2010/wordprocessingShape" mc:Ignorable="w14 w15 w16se w16cid w16 w16cex w16sdtdh w16sdtfl w16du wp14">
+  <w:endnote w:type="separator" w:id="-1">
+    <w:p>
+      <w:r>
+        <w:separator/>
+      </w:r>
+    </w:p>
+  </w:endnote>
+  <w:endnote w:type="continuationSeparator" w:id="0">
+    <w:p>
+      <w:r>
+        <w:continuationSeparator/>
+      </w:r>
+    </w:p>
+  </w:endnote>
+</w:endnotes>
+</file>
+
 <file path=word/footer1.xml><?xml version="1.0" encoding="utf-8"?>
-<w:ftr xmlns:o="urn:schemas-microsoft-com:office:office" xmlns:r="http://schemas.openxmlformats.org/officeDocument/2006/relationships" xmlns:v="urn:schemas-microsoft-com:vml" xmlns:w="http://schemas.openxmlformats.org/wordprocessingml/2006/main" xmlns:w10="urn:schemas-microsoft-com:office:word" xmlns:wp="http://schemas.openxmlformats.org/drawingml/2006/wordprocessingDrawing" xmlns:wps="http://schemas.microsoft.com/office/word/2010/wordprocessingShape" xmlns:wpg="http://schemas.microsoft.com/office/word/2010/wordprocessingGroup" xmlns:mc="http://schemas.openxmlformats.org/markup-compatibility/2006" xmlns:wp14="http://schemas.microsoft.com/office/word/2010/wordprocessingDrawing" xmlns:w14="http://schemas.microsoft.com/office/word/2010/wordml" xmlns:w15="http://schemas.microsoft.com/office/word/2012/wordml" mc:Ignorable="w14 wp14 w15">
+<w:ftr xmlns:wpc="http://schemas.microsoft.com/office/word/2010/wordprocessingCanvas" xmlns:cx="http://schemas.microsoft.com/office/drawing/2014/chartex" xmlns:cx1="http://schemas.microsoft.com/office/drawing/2015/9/8/chartex" xmlns:cx2="http://schemas.microsoft.com/office/drawing/2015/10/21/chartex" xmlns:cx3="http://schemas.microsoft.com/office/drawing/2016/5/9/chartex" xmlns:cx4="http://schemas.microsoft.com/office/drawing/2016/5/10/chartex" xmlns:cx5="http://schemas.microsoft.com/office/drawing/2016/5/11/chartex" xmlns:cx6="http://schemas.microsoft.com/office/drawing/2016/5/12/chartex" xmlns:cx7="http://schemas.microsoft.com/office/drawing/2016/5/13/chartex" xmlns:cx8="http://schemas.microsoft.com/office/drawing/2016/5/14/chartex" xmlns:mc="http://schemas.openxmlformats.org/markup-compatibility/2006" xmlns:aink="http://schemas.microsoft.com/office/drawing/2016/ink" xmlns:am3d="http://schemas.microsoft.com/office/drawing/2017/model3d" xmlns:o="urn:schemas-microsoft-com:office:office" xmlns:oel="http://schemas.microsoft.com/office/2019/extlst" xmlns:r="http://schemas.openxmlformats.org/officeDocument/2006/relationships" xmlns:m="http://schemas.openxmlformats.org/officeDocument/2006/math" xmlns:v="urn:schemas-microsoft-com:vml" xmlns:wp14="http://schemas.microsoft.com/office/word/2010/wordprocessingDrawing" xmlns:wp="http://schemas.openxmlformats.org/drawingml/2006/wordprocessingDrawing" xmlns:w10="urn:schemas-microsoft-com:office:word" xmlns:w="http://schemas.openxmlformats.org/wordprocessingml/2006/main" xmlns:w14="http://schemas.microsoft.com/office/word/2010/wordml" xmlns:w15="http://schemas.microsoft.com/office/word/2012/wordml" xmlns:w16cex="http://schemas.microsoft.com/office/word/2018/wordml/cex" xmlns:w16cid="http://schemas.microsoft.com/office/word/2016/wordml/cid" xmlns:w16="http://schemas.microsoft.com/office/word/2018/wordml" xmlns:w16du="http://schemas.microsoft.com/office/word/2023/wordml/word16du" xmlns:w16sdtdh="http://schemas.microsoft.com/office/word/2020/wordml/sdtdatahash" xmlns:w16sdtfl="http://schemas.microsoft.com/office/word/2024/wordml/sdtformatlock" xmlns:w16se="http://schemas.microsoft.com/office/word/2015/wordml/symex" xmlns:wpg="http://schemas.microsoft.com/office/word/2010/wordprocessingGroup" xmlns:wpi="http://schemas.microsoft.com/office/word/2010/wordprocessingInk" xmlns:wne="http://schemas.microsoft.com/office/word/2006/wordml" xmlns:wps="http://schemas.microsoft.com/office/word/2010/wordprocessingShape" mc:Ignorable="w14 w15 w16se w16cid w16 w16cex w16sdtdh w16sdtfl w16du wp14">
   <w:p>
     <w:pPr>
       <w:pStyle w:val="Footer"/>
-      <w:rPr/>
     </w:pPr>
-    <w:r>
-      <w:rPr/>
-    </w:r>
   </w:p>
 </w:ftr>
 </file>
 
 <file path=word/footer2.xml><?xml version="1.0" encoding="utf-8"?>
-<w:ftr xmlns:o="urn:schemas-microsoft-com:office:office" xmlns:r="http://schemas.openxmlformats.org/officeDocument/2006/relationships" xmlns:v="urn:schemas-microsoft-com:vml" xmlns:w="http://schemas.openxmlformats.org/wordprocessingml/2006/main" xmlns:w10="urn:schemas-microsoft-com:office:word" xmlns:wp="http://schemas.openxmlformats.org/drawingml/2006/wordprocessingDrawing" xmlns:wps="http://schemas.microsoft.com/office/word/2010/wordprocessingShape" xmlns:wpg="http://schemas.microsoft.com/office/word/2010/wordprocessingGroup" xmlns:mc="http://schemas.openxmlformats.org/markup-compatibility/2006" xmlns:wp14="http://schemas.microsoft.com/office/word/2010/wordprocessingDrawing" xmlns:w14="http://schemas.microsoft.com/office/word/2010/wordml" xmlns:w15="http://schemas.microsoft.com/office/word/2012/wordml" mc:Ignorable="w14 wp14 w15">
+<w:ftr xmlns:wpc="http://schemas.microsoft.com/office/word/2010/wordprocessingCanvas" xmlns:cx="http://schemas.microsoft.com/office/drawing/2014/chartex" xmlns:cx1="http://schemas.microsoft.com/office/drawing/2015/9/8/chartex" xmlns:cx2="http://schemas.microsoft.com/office/drawing/2015/10/21/chartex" xmlns:cx3="http://schemas.microsoft.com/office/drawing/2016/5/9/chartex" xmlns:cx4="http://schemas.microsoft.com/office/drawing/2016/5/10/chartex" xmlns:cx5="http://schemas.microsoft.com/office/drawing/2016/5/11/chartex" xmlns:cx6="http://schemas.microsoft.com/office/drawing/2016/5/12/chartex" xmlns:cx7="http://schemas.microsoft.com/office/drawing/2016/5/13/chartex" xmlns:cx8="http://schemas.microsoft.com/office/drawing/2016/5/14/chartex" xmlns:mc="http://schemas.openxmlformats.org/markup-compatibility/2006" xmlns:aink="http://schemas.microsoft.com/office/drawing/2016/ink" xmlns:am3d="http://schemas.microsoft.com/office/drawing/2017/model3d" xmlns:o="urn:schemas-microsoft-com:office:office" xmlns:oel="http://schemas.microsoft.com/office/2019/extlst" xmlns:r="http://schemas.openxmlformats.org/officeDocument/2006/relationships" xmlns:m="http://schemas.openxmlformats.org/officeDocument/2006/math" xmlns:v="urn:schemas-microsoft-com:vml" xmlns:wp14="http://schemas.microsoft.com/office/word/2010/wordprocessingDrawing" xmlns:wp="http://schemas.openxmlformats.org/drawingml/2006/wordprocessingDrawing" xmlns:w10="urn:schemas-microsoft-com:office:word" xmlns:w="http://schemas.openxmlformats.org/wordprocessingml/2006/main" xmlns:w14="http://schemas.microsoft.com/office/word/2010/wordml" xmlns:w15="http://schemas.microsoft.com/office/word/2012/wordml" xmlns:w16cex="http://schemas.microsoft.com/office/word/2018/wordml/cex" xmlns:w16cid="http://schemas.microsoft.com/office/word/2016/wordml/cid" xmlns:w16="http://schemas.microsoft.com/office/word/2018/wordml" xmlns:w16du="http://schemas.microsoft.com/office/word/2023/wordml/word16du" xmlns:w16sdtdh="http://schemas.microsoft.com/office/word/2020/wordml/sdtdatahash" xmlns:w16sdtfl="http://schemas.microsoft.com/office/word/2024/wordml/sdtformatlock" xmlns:w16se="http://schemas.microsoft.com/office/word/2015/wordml/symex" xmlns:wpg="http://schemas.microsoft.com/office/word/2010/wordprocessingGroup" xmlns:wpi="http://schemas.microsoft.com/office/word/2010/wordprocessingInk" xmlns:wne="http://schemas.microsoft.com/office/word/2006/wordml" xmlns:wps="http://schemas.microsoft.com/office/word/2010/wordprocessingShape" mc:Ignorable="w14 w15 w16se w16cid w16 w16cex w16sdtdh w16sdtfl w16du wp14">
   <w:p>
     <w:pPr>
       <w:pStyle w:val="BodyText"/>
-      <w:spacing w:lineRule="auto" w:line="7"/>
+      <w:spacing w:line="7" w:lineRule="auto"/>
       <w:rPr>
         <w:sz w:val="20"/>
       </w:rPr>
     </w:pPr>
     <w:r>
       <w:rPr>
-        <w:sz w:val="20"/>
-      </w:rPr>
-      <mc:AlternateContent>
-        <mc:Choice Requires="wps">
-          <w:drawing>
-            <wp:anchor behindDoc="1" distT="0" distB="0" distL="0" distR="0" simplePos="0" locked="0" layoutInCell="0" allowOverlap="1" relativeHeight="7" wp14:anchorId="79163C46">
-              <wp:simplePos x="0" y="0"/>
-              <wp:positionH relativeFrom="page">
-                <wp:posOffset>6551930</wp:posOffset>
-              </wp:positionH>
-              <wp:positionV relativeFrom="page">
-                <wp:posOffset>9917430</wp:posOffset>
-              </wp:positionV>
-              <wp:extent cx="147320" cy="165100"/>
-              <wp:effectExtent l="0" t="0" r="0" b="0"/>
-              <wp:wrapNone/>
-              <wp:docPr id="5" name="Text Box 45"/>
-              <a:graphic xmlns:a="http://schemas.openxmlformats.org/drawingml/2006/main">
-                <a:graphicData uri="http://schemas.microsoft.com/office/word/2010/wordprocessingShape">
-                  <wps:wsp>
-                    <wps:cNvSpPr/>
-                    <wps:spPr>
-                      <a:xfrm>
-                        <a:off x="0" y="0"/>
-                        <a:ext cx="147240" cy="165240"/>
-                      </a:xfrm>
-                      <a:prstGeom prst="rect">
-                        <a:avLst/>
-                      </a:prstGeom>
-                      <a:noFill/>
-                      <a:ln w="0">
-                        <a:noFill/>
-                      </a:ln>
-                    </wps:spPr>
-                    <wps:style>
-                      <a:lnRef idx="0"/>
-                      <a:fillRef idx="0"/>
-                      <a:effectRef idx="0"/>
-                      <a:fontRef idx="minor"/>
-                    </wps:style>
-                    <wps:txbx>
-                      <w:txbxContent>
-                        <w:p>
-                          <w:pPr>
-                            <w:pStyle w:val="BodyText"/>
-                            <w:spacing w:lineRule="exact" w:line="244"/>
-                            <w:ind w:left="60"/>
-                            <w:rPr>
-                              <w:color w:val="000000"/>
-                            </w:rPr>
-                          </w:pPr>
-                          <w:r>
-                            <w:rPr>
-                              <w:color w:val="000000"/>
-                            </w:rPr>
-                            <w:fldChar w:fldCharType="begin"/>
-                          </w:r>
-                          <w:r>
-                            <w:rPr>
-                              <w:color w:val="000000"/>
-                            </w:rPr>
-                            <w:instrText xml:space="preserve"> PAGE </w:instrText>
-                          </w:r>
-                          <w:r>
-                            <w:rPr>
-                              <w:color w:val="000000"/>
-                            </w:rPr>
-                            <w:fldChar w:fldCharType="separate"/>
-                          </w:r>
-                          <w:r>
-                            <w:rPr>
-                              <w:color w:val="000000"/>
-                            </w:rPr>
-                            <w:t>3</w:t>
-                          </w:r>
-                          <w:r>
-                            <w:rPr>
-                              <w:color w:val="000000"/>
-                            </w:rPr>
-                            <w:fldChar w:fldCharType="end"/>
-                          </w:r>
-                        </w:p>
-                      </w:txbxContent>
-                    </wps:txbx>
-                    <wps:bodyPr lIns="0" rIns="0" tIns="0" bIns="0" anchor="t" upright="1">
-                      <a:noAutofit/>
-                    </wps:bodyPr>
-                  </wps:wsp>
-                </a:graphicData>
-              </a:graphic>
-            </wp:anchor>
-          </w:drawing>
-        </mc:Choice>
-        <mc:Fallback>
-          <w:pict>
-            <v:rect id="shape_0" ID="Text Box 45" path="m0,0l-2147483645,0l-2147483645,-2147483646l0,-2147483646xe" stroked="f" o:allowincell="f" style="position:absolute;margin-left:515.9pt;margin-top:780.9pt;width:11.55pt;height:12.95pt;mso-wrap-style:square;v-text-anchor:top;mso-position-horizontal-relative:page;mso-position-vertical-relative:page" wp14:anchorId="79163C46">
-              <v:fill o:detectmouseclick="t" on="false"/>
-              <v:stroke color="#3465a4" joinstyle="round" endcap="flat"/>
-              <v:textbox>
-                <w:txbxContent>
-                  <w:p>
-                    <w:pPr>
-                      <w:pStyle w:val="BodyText"/>
-                      <w:spacing w:lineRule="exact" w:line="244"/>
-                      <w:ind w:left="60"/>
-                      <w:rPr>
-                        <w:color w:val="000000"/>
-                      </w:rPr>
-                    </w:pPr>
-                    <w:r>
-                      <w:rPr>
-                        <w:color w:val="000000"/>
-                      </w:rPr>
-                      <w:fldChar w:fldCharType="begin"/>
-                    </w:r>
-                    <w:r>
-                      <w:rPr>
-                        <w:color w:val="000000"/>
-                      </w:rPr>
-                      <w:instrText xml:space="preserve"> PAGE </w:instrText>
-                    </w:r>
-                    <w:r>
-                      <w:rPr>
-                        <w:color w:val="000000"/>
-                      </w:rPr>
-                      <w:fldChar w:fldCharType="separate"/>
-                    </w:r>
-                    <w:r>
-                      <w:rPr>
-                        <w:color w:val="000000"/>
-                      </w:rPr>
-                      <w:t>3</w:t>
-                    </w:r>
-                    <w:r>
-                      <w:rPr>
-                        <w:color w:val="000000"/>
-                      </w:rPr>
-                      <w:fldChar w:fldCharType="end"/>
-                    </w:r>
-                  </w:p>
-                </w:txbxContent>
-              </v:textbox>
-              <w10:wrap type="none"/>
-            </v:rect>
-          </w:pict>
-        </mc:Fallback>
-      </mc:AlternateContent>
+        <w:noProof/>
+      </w:rPr>
+      <w:pict w14:anchorId="27DF26A9">
+        <v:rect id="Text Box 45" o:spid="_x0000_s1027" style="position:absolute;margin-left:515.9pt;margin-top:780.9pt;width:11.6pt;height:13pt;z-index:-251659776;visibility:visible;mso-wrap-style:square;mso-wrap-distance-left:0;mso-wrap-distance-top:0;mso-wrap-distance-right:0;mso-wrap-distance-bottom:0;mso-position-horizontal:absolute;mso-position-horizontal-relative:page;mso-position-vertical:absolute;mso-position-vertical-relative:page;v-text-anchor:top" o:gfxdata="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" o:allowincell="f" filled="f" stroked="f" strokeweight="0">
+          <v:textbox inset="0,0,0,0">
+            <w:txbxContent>
+              <w:p>
+                <w:pPr>
+                  <w:pStyle w:val="BodyText"/>
+                  <w:spacing w:line="244" w:lineRule="exact"/>
+                  <w:ind w:left="60"/>
+                  <w:rPr>
+                    <w:color w:val="000000"/>
+                  </w:rPr>
+                </w:pPr>
+                <w:r>
+                  <w:rPr>
+                    <w:color w:val="000000"/>
+                  </w:rPr>
+                  <w:fldChar w:fldCharType="begin"/>
+                </w:r>
+                <w:r>
+                  <w:rPr>
+                    <w:color w:val="000000"/>
+                  </w:rPr>
+                  <w:instrText xml:space="preserve"> PAGE </w:instrText>
+                </w:r>
+                <w:r>
+                  <w:rPr>
+                    <w:color w:val="000000"/>
+                  </w:rPr>
+                  <w:fldChar w:fldCharType="separate"/>
+                </w:r>
+                <w:r>
+                  <w:rPr>
+                    <w:color w:val="000000"/>
+                  </w:rPr>
+                  <w:t>3</w:t>
+                </w:r>
+                <w:r>
+                  <w:rPr>
+                    <w:color w:val="000000"/>
+                  </w:rPr>
+                  <w:fldChar w:fldCharType="end"/>
+                </w:r>
+              </w:p>
+            </w:txbxContent>
+          </v:textbox>
+          <w10:wrap anchorx="page" anchory="page"/>
+        </v:rect>
+      </w:pict>
     </w:r>
   </w:p>
 </w:ftr>
 </file>
 
 <file path=word/footer3.xml><?xml version="1.0" encoding="utf-8"?>
-<w:ftr xmlns:o="urn:schemas-microsoft-com:office:office" xmlns:r="http://schemas.openxmlformats.org/officeDocument/2006/relationships" xmlns:v="urn:schemas-microsoft-com:vml" xmlns:w="http://schemas.openxmlformats.org/wordprocessingml/2006/main" xmlns:w10="urn:schemas-microsoft-com:office:word" xmlns:wp="http://schemas.openxmlformats.org/drawingml/2006/wordprocessingDrawing" xmlns:wps="http://schemas.microsoft.com/office/word/2010/wordprocessingShape" xmlns:wpg="http://schemas.microsoft.com/office/word/2010/wordprocessingGroup" xmlns:mc="http://schemas.openxmlformats.org/markup-compatibility/2006" xmlns:wp14="http://schemas.microsoft.com/office/word/2010/wordprocessingDrawing" xmlns:w14="http://schemas.microsoft.com/office/word/2010/wordml" xmlns:w15="http://schemas.microsoft.com/office/word/2012/wordml" mc:Ignorable="w14 wp14 w15">
+<w:ftr xmlns:wpc="http://schemas.microsoft.com/office/word/2010/wordprocessingCanvas" xmlns:cx="http://schemas.microsoft.com/office/drawing/2014/chartex" xmlns:cx1="http://schemas.microsoft.com/office/drawing/2015/9/8/chartex" xmlns:cx2="http://schemas.microsoft.com/office/drawing/2015/10/21/chartex" xmlns:cx3="http://schemas.microsoft.com/office/drawing/2016/5/9/chartex" xmlns:cx4="http://schemas.microsoft.com/office/drawing/2016/5/10/chartex" xmlns:cx5="http://schemas.microsoft.com/office/drawing/2016/5/11/chartex" xmlns:cx6="http://schemas.microsoft.com/office/drawing/2016/5/12/chartex" xmlns:cx7="http://schemas.microsoft.com/office/drawing/2016/5/13/chartex" xmlns:cx8="http://schemas.microsoft.com/office/drawing/2016/5/14/chartex" xmlns:mc="http://schemas.openxmlformats.org/markup-compatibility/2006" xmlns:aink="http://schemas.microsoft.com/office/drawing/2016/ink" xmlns:am3d="http://schemas.microsoft.com/office/drawing/2017/model3d" xmlns:o="urn:schemas-microsoft-com:office:office" xmlns:oel="http://schemas.microsoft.com/office/2019/extlst" xmlns:r="http://schemas.openxmlformats.org/officeDocument/2006/relationships" xmlns:m="http://schemas.openxmlformats.org/officeDocument/2006/math" xmlns:v="urn:schemas-microsoft-com:vml" xmlns:wp14="http://schemas.microsoft.com/office/word/2010/wordprocessingDrawing" xmlns:wp="http://schemas.openxmlformats.org/drawingml/2006/wordprocessingDrawing" xmlns:w10="urn:schemas-microsoft-com:office:word" xmlns:w="http://schemas.openxmlformats.org/wordprocessingml/2006/main" xmlns:w14="http://schemas.microsoft.com/office/word/2010/wordml" xmlns:w15="http://schemas.microsoft.com/office/word/2012/wordml" xmlns:w16cex="http://schemas.microsoft.com/office/word/2018/wordml/cex" xmlns:w16cid="http://schemas.microsoft.com/office/word/2016/wordml/cid" xmlns:w16="http://schemas.microsoft.com/office/word/2018/wordml" xmlns:w16du="http://schemas.microsoft.com/office/word/2023/wordml/word16du" xmlns:w16sdtdh="http://schemas.microsoft.com/office/word/2020/wordml/sdtdatahash" xmlns:w16sdtfl="http://schemas.microsoft.com/office/word/2024/wordml/sdtformatlock" xmlns:w16se="http://schemas.microsoft.com/office/word/2015/wordml/symex" xmlns:wpg="http://schemas.microsoft.com/office/word/2010/wordprocessingGroup" xmlns:wpi="http://schemas.microsoft.com/office/word/2010/wordprocessingInk" xmlns:wne="http://schemas.microsoft.com/office/word/2006/wordml" xmlns:wps="http://schemas.microsoft.com/office/word/2010/wordprocessingShape" mc:Ignorable="w14 w15 w16se w16cid w16 w16cex w16sdtdh w16sdtfl w16du wp14">
   <w:p>
     <w:pPr>
       <w:pStyle w:val="BodyText"/>
-      <w:spacing w:lineRule="auto" w:line="7"/>
+      <w:spacing w:line="7" w:lineRule="auto"/>
       <w:rPr>
         <w:sz w:val="20"/>
       </w:rPr>
     </w:pPr>
     <w:r>
       <w:rPr>
-        <w:sz w:val="20"/>
-      </w:rPr>
-      <mc:AlternateContent>
-        <mc:Choice Requires="wps">
-          <w:drawing>
-            <wp:anchor behindDoc="1" distT="0" distB="0" distL="0" distR="0" simplePos="0" locked="0" layoutInCell="0" allowOverlap="1" relativeHeight="7" wp14:anchorId="79163C46">
-              <wp:simplePos x="0" y="0"/>
-              <wp:positionH relativeFrom="page">
-                <wp:posOffset>6551930</wp:posOffset>
-              </wp:positionH>
-              <wp:positionV relativeFrom="page">
-                <wp:posOffset>9917430</wp:posOffset>
-              </wp:positionV>
-              <wp:extent cx="147320" cy="165100"/>
-              <wp:effectExtent l="0" t="0" r="0" b="0"/>
-              <wp:wrapNone/>
-              <wp:docPr id="6" name="Text Box 45"/>
-              <a:graphic xmlns:a="http://schemas.openxmlformats.org/drawingml/2006/main">
-                <a:graphicData uri="http://schemas.microsoft.com/office/word/2010/wordprocessingShape">
-                  <wps:wsp>
-                    <wps:cNvSpPr/>
-                    <wps:spPr>
-                      <a:xfrm>
-                        <a:off x="0" y="0"/>
-                        <a:ext cx="147240" cy="165240"/>
-                      </a:xfrm>
-                      <a:prstGeom prst="rect">
-                        <a:avLst/>
-                      </a:prstGeom>
-                      <a:noFill/>
-                      <a:ln w="0">
-                        <a:noFill/>
-                      </a:ln>
-                    </wps:spPr>
-                    <wps:style>
-                      <a:lnRef idx="0"/>
-                      <a:fillRef idx="0"/>
-                      <a:effectRef idx="0"/>
-                      <a:fontRef idx="minor"/>
-                    </wps:style>
-                    <wps:txbx>
-                      <w:txbxContent>
-                        <w:p>
-                          <w:pPr>
-                            <w:pStyle w:val="BodyText"/>
-                            <w:spacing w:lineRule="exact" w:line="244"/>
-                            <w:ind w:left="60"/>
-                            <w:rPr>
-                              <w:color w:val="000000"/>
-                            </w:rPr>
-                          </w:pPr>
-                          <w:r>
-                            <w:rPr>
-                              <w:color w:val="000000"/>
-                            </w:rPr>
-                            <w:fldChar w:fldCharType="begin"/>
-                          </w:r>
-                          <w:r>
-                            <w:rPr>
-                              <w:color w:val="000000"/>
-                            </w:rPr>
-                            <w:instrText xml:space="preserve"> PAGE </w:instrText>
-                          </w:r>
-                          <w:r>
-                            <w:rPr>
-                              <w:color w:val="000000"/>
-                            </w:rPr>
-                            <w:fldChar w:fldCharType="separate"/>
-                          </w:r>
-                          <w:r>
-                            <w:rPr>
-                              <w:color w:val="000000"/>
-                            </w:rPr>
-                            <w:t>3</w:t>
-                          </w:r>
-                          <w:r>
-                            <w:rPr>
-                              <w:color w:val="000000"/>
-                            </w:rPr>
-                            <w:fldChar w:fldCharType="end"/>
-                          </w:r>
-                        </w:p>
-                      </w:txbxContent>
-                    </wps:txbx>
-                    <wps:bodyPr lIns="0" rIns="0" tIns="0" bIns="0" anchor="t" upright="1">
-                      <a:noAutofit/>
-                    </wps:bodyPr>
-                  </wps:wsp>
-                </a:graphicData>
-              </a:graphic>
-            </wp:anchor>
-          </w:drawing>
-        </mc:Choice>
-        <mc:Fallback>
-          <w:pict>
-            <v:rect id="shape_0" ID="Text Box 45" path="m0,0l-2147483645,0l-2147483645,-2147483646l0,-2147483646xe" stroked="f" o:allowincell="f" style="position:absolute;margin-left:515.9pt;margin-top:780.9pt;width:11.55pt;height:12.95pt;mso-wrap-style:square;v-text-anchor:top;mso-position-horizontal-relative:page;mso-position-vertical-relative:page" wp14:anchorId="79163C46">
-              <v:fill o:detectmouseclick="t" on="false"/>
-              <v:stroke color="#3465a4" joinstyle="round" endcap="flat"/>
-              <v:textbox>
-                <w:txbxContent>
-                  <w:p>
-                    <w:pPr>
-                      <w:pStyle w:val="BodyText"/>
-                      <w:spacing w:lineRule="exact" w:line="244"/>
-                      <w:ind w:left="60"/>
-                      <w:rPr>
-                        <w:color w:val="000000"/>
-                      </w:rPr>
-                    </w:pPr>
-                    <w:r>
-                      <w:rPr>
-                        <w:color w:val="000000"/>
-                      </w:rPr>
-                      <w:fldChar w:fldCharType="begin"/>
-                    </w:r>
-                    <w:r>
-                      <w:rPr>
-                        <w:color w:val="000000"/>
-                      </w:rPr>
-                      <w:instrText xml:space="preserve"> PAGE </w:instrText>
-                    </w:r>
-                    <w:r>
-                      <w:rPr>
-                        <w:color w:val="000000"/>
-                      </w:rPr>
-                      <w:fldChar w:fldCharType="separate"/>
-                    </w:r>
-                    <w:r>
-                      <w:rPr>
-                        <w:color w:val="000000"/>
-                      </w:rPr>
-                      <w:t>3</w:t>
-                    </w:r>
-                    <w:r>
-                      <w:rPr>
-                        <w:color w:val="000000"/>
-                      </w:rPr>
-                      <w:fldChar w:fldCharType="end"/>
-                    </w:r>
-                  </w:p>
-                </w:txbxContent>
-              </v:textbox>
-              <w10:wrap type="none"/>
-            </v:rect>
-          </w:pict>
-        </mc:Fallback>
-      </mc:AlternateContent>
+        <w:noProof/>
+      </w:rPr>
+      <w:pict w14:anchorId="4FECF76D">
+        <v:rect id="_x0000_s1026" style="position:absolute;margin-left:515.9pt;margin-top:780.9pt;width:11.6pt;height:13pt;z-index:-251658752;visibility:visible;mso-wrap-style:square;mso-wrap-distance-left:0;mso-wrap-distance-top:0;mso-wrap-distance-right:0;mso-wrap-distance-bottom:0;mso-position-horizontal:absolute;mso-position-horizontal-relative:page;mso-position-vertical:absolute;mso-position-vertical-relative:page;v-text-anchor:top" o:gfxdata="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" o:allowincell="f" filled="f" stroked="f" strokeweight="0">
+          <v:textbox inset="0,0,0,0">
+            <w:txbxContent>
+              <w:p>
+                <w:pPr>
+                  <w:pStyle w:val="BodyText"/>
+                  <w:spacing w:line="244" w:lineRule="exact"/>
+                  <w:ind w:left="60"/>
+                  <w:rPr>
+                    <w:color w:val="000000"/>
+                  </w:rPr>
+                </w:pPr>
+                <w:r>
+                  <w:rPr>
+                    <w:color w:val="000000"/>
+                  </w:rPr>
+                  <w:fldChar w:fldCharType="begin"/>
+                </w:r>
+                <w:r>
+                  <w:rPr>
+                    <w:color w:val="000000"/>
+                  </w:rPr>
+                  <w:instrText xml:space="preserve"> PAGE </w:instrText>
+                </w:r>
+                <w:r>
+                  <w:rPr>
+                    <w:color w:val="000000"/>
+                  </w:rPr>
+                  <w:fldChar w:fldCharType="separate"/>
+                </w:r>
+                <w:r>
+                  <w:rPr>
+                    <w:color w:val="000000"/>
+                  </w:rPr>
+                  <w:t>3</w:t>
+                </w:r>
+                <w:r>
+                  <w:rPr>
+                    <w:color w:val="000000"/>
+                  </w:rPr>
+                  <w:fldChar w:fldCharType="end"/>
+                </w:r>
+              </w:p>
+            </w:txbxContent>
+          </v:textbox>
+          <w10:wrap anchorx="page" anchory="page"/>
+        </v:rect>
+      </w:pict>
     </w:r>
   </w:p>
 </w:ftr>
 </file>
 
+<file path=word/footnotes.xml><?xml version="1.0" encoding="utf-8"?>
+<w:footnotes xmlns:wpc="http://schemas.microsoft.com/office/word/2010/wordprocessingCanvas" xmlns:cx="http://schemas.microsoft.com/office/drawing/2014/chartex" xmlns:cx1="http://schemas.microsoft.com/office/drawing/2015/9/8/chartex" xmlns:cx2="http://schemas.microsoft.com/office/drawing/2015/10/21/chartex" xmlns:cx3="http://schemas.microsoft.com/office/drawing/2016/5/9/chartex" xmlns:cx4="http://schemas.microsoft.com/office/drawing/2016/5/10/chartex" xmlns:cx5="http://schemas.microsoft.com/office/drawing/2016/5/11/chartex" xmlns:cx6="http://schemas.microsoft.com/office/drawing/2016/5/12/chartex" xmlns:cx7="http://schemas.microsoft.com/office/drawing/2016/5/13/chartex" xmlns:cx8="http://schemas.microsoft.com/office/drawing/2016/5/14/chartex" xmlns:mc="http://schemas.openxmlformats.org/markup-compatibility/2006" xmlns:aink="http://schemas.microsoft.com/office/drawing/2016/ink" xmlns:am3d="http://schemas.microsoft.com/office/drawing/2017/model3d" xmlns:o="urn:schemas-microsoft-com:office:office" xmlns:oel="http://schemas.microsoft.com/office/2019/extlst" xmlns:r="http://schemas.openxmlformats.org/officeDocument/2006/relationships" xmlns:m="http://schemas.openxmlformats.org/officeDocument/2006/math" xmlns:v="urn:schemas-microsoft-com:vml" xmlns:wp14="http://schemas.microsoft.com/office/word/2010/wordprocessingDrawing" xmlns:wp="http://schemas.openxmlformats.org/drawingml/2006/wordprocessingDrawing" xmlns:w10="urn:schemas-microsoft-com:office:word" xmlns:w="http://schemas.openxmlformats.org/wordprocessingml/2006/main" xmlns:w14="http://schemas.microsoft.com/office/word/2010/wordml" xmlns:w15="http://schemas.microsoft.com/office/word/2012/wordml" xmlns:w16cex="http://schemas.microsoft.com/office/word/2018/wordml/cex" xmlns:w16cid="http://schemas.microsoft.com/office/word/2016/wordml/cid" xmlns:w16="http://schemas.microsoft.com/office/word/2018/wordml" xmlns:w16du="http://schemas.microsoft.com/office/word/2023/wordml/word16du" xmlns:w16sdtdh="http://schemas.microsoft.com/office/word/2020/wordml/sdtdatahash" xmlns:w16sdtfl="http://schemas.microsoft.com/office/word/2024/wordml/sdtformatlock" xmlns:w16se="http://schemas.microsoft.com/office/word/2015/wordml/symex" xmlns:wpg="http://schemas.microsoft.com/office/word/2010/wordprocessingGroup" xmlns:wpi="http://schemas.microsoft.com/office/word/2010/wordprocessingInk" xmlns:wne="http://schemas.microsoft.com/office/word/2006/wordml" xmlns:wps="http://schemas.microsoft.com/office/word/2010/wordprocessingShape" mc:Ignorable="w14 w15 w16se w16cid w16 w16cex w16sdtdh w16sdtfl w16du wp14">
+  <w:footnote w:type="separator" w:id="-1">
+    <w:p>
+      <w:r>
+        <w:separator/>
+      </w:r>
+    </w:p>
+  </w:footnote>
+  <w:footnote w:type="continuationSeparator" w:id="0">
+    <w:p>
+      <w:r>
+        <w:continuationSeparator/>
+      </w:r>
+    </w:p>
+  </w:footnote>
+</w:footnotes>
+</file>
+
 <file path=word/header1.xml><?xml version="1.0" encoding="utf-8"?>
-<w:hdr xmlns:o="urn:schemas-microsoft-com:office:office" xmlns:r="http://schemas.openxmlformats.org/officeDocument/2006/relationships" xmlns:v="urn:schemas-microsoft-com:vml" xmlns:w="http://schemas.openxmlformats.org/wordprocessingml/2006/main" xmlns:w10="urn:schemas-microsoft-com:office:word" xmlns:wp="http://schemas.openxmlformats.org/drawingml/2006/wordprocessingDrawing" xmlns:wps="http://schemas.microsoft.com/office/word/2010/wordprocessingShape" xmlns:wpg="http://schemas.microsoft.com/office/word/2010/wordprocessingGroup" xmlns:mc="http://schemas.openxmlformats.org/markup-compatibility/2006" xmlns:wp14="http://schemas.microsoft.com/office/word/2010/wordprocessingDrawing" xmlns:w14="http://schemas.microsoft.com/office/word/2010/wordml" xmlns:w15="http://schemas.microsoft.com/office/word/2012/wordml" mc:Ignorable="w14 wp14 w15">
+<w:hdr xmlns:wpc="http://schemas.microsoft.com/office/word/2010/wordprocessingCanvas" xmlns:cx="http://schemas.microsoft.com/office/drawing/2014/chartex" xmlns:cx1="http://schemas.microsoft.com/office/drawing/2015/9/8/chartex" xmlns:cx2="http://schemas.microsoft.com/office/drawing/2015/10/21/chartex" xmlns:cx3="http://schemas.microsoft.com/office/drawing/2016/5/9/chartex" xmlns:cx4="http://schemas.microsoft.com/office/drawing/2016/5/10/chartex" xmlns:cx5="http://schemas.microsoft.com/office/drawing/2016/5/11/chartex" xmlns:cx6="http://schemas.microsoft.com/office/drawing/2016/5/12/chartex" xmlns:cx7="http://schemas.microsoft.com/office/drawing/2016/5/13/chartex" xmlns:cx8="http://schemas.microsoft.com/office/drawing/2016/5/14/chartex" xmlns:mc="http://schemas.openxmlformats.org/markup-compatibility/2006" xmlns:aink="http://schemas.microsoft.com/office/drawing/2016/ink" xmlns:am3d="http://schemas.microsoft.com/office/drawing/2017/model3d" xmlns:o="urn:schemas-microsoft-com:office:office" xmlns:oel="http://schemas.microsoft.com/office/2019/extlst" xmlns:r="http://schemas.openxmlformats.org/officeDocument/2006/relationships" xmlns:m="http://schemas.openxmlformats.org/officeDocument/2006/math" xmlns:v="urn:schemas-microsoft-com:vml" xmlns:wp14="http://schemas.microsoft.com/office/word/2010/wordprocessingDrawing" xmlns:wp="http://schemas.openxmlformats.org/drawingml/2006/wordprocessingDrawing" xmlns:w10="urn:schemas-microsoft-com:office:word" xmlns:w="http://schemas.openxmlformats.org/wordprocessingml/2006/main" xmlns:w14="http://schemas.microsoft.com/office/word/2010/wordml" xmlns:w15="http://schemas.microsoft.com/office/word/2012/wordml" xmlns:w16cex="http://schemas.microsoft.com/office/word/2018/wordml/cex" xmlns:w16cid="http://schemas.microsoft.com/office/word/2016/wordml/cid" xmlns:w16="http://schemas.microsoft.com/office/word/2018/wordml" xmlns:w16du="http://schemas.microsoft.com/office/word/2023/wordml/word16du" xmlns:w16sdtdh="http://schemas.microsoft.com/office/word/2020/wordml/sdtdatahash" xmlns:w16sdtfl="http://schemas.microsoft.com/office/word/2024/wordml/sdtformatlock" xmlns:w16se="http://schemas.microsoft.com/office/word/2015/wordml/symex" xmlns:wpg="http://schemas.microsoft.com/office/word/2010/wordprocessingGroup" xmlns:wpi="http://schemas.microsoft.com/office/word/2010/wordprocessingInk" xmlns:wne="http://schemas.microsoft.com/office/word/2006/wordml" xmlns:wps="http://schemas.microsoft.com/office/word/2010/wordprocessingShape" mc:Ignorable="w14 w15 w16se w16cid w16 w16cex w16sdtdh w16sdtfl w16du wp14">
   <w:p>
     <w:pPr>
       <w:pStyle w:val="Header"/>
-      <w:rPr/>
     </w:pPr>
     <w:r>
-      <w:rPr/>
-      <w:pict>
+      <w:rPr>
+        <w14:ligatures w14:val="none"/>
+      </w:rPr>
+      <w:pict w14:anchorId="573CA324">
         <v:shapetype id="_x0000_t136" coordsize="21600,21600" o:spt="136" adj="10800" path="m@7,l@8,m@5,21600l@6,21600e">
           <v:formulas>
             <v:f eqn="sum #0 0 10800"/>
@@ -3395,12 +4592,10 @@
           </v:handles>
           <o:lock v:ext="edit" text="t" shapetype="t"/>
         </v:shapetype>
-        <v:shape id="PowerPlusWaterMarkObject259308579" o:spid="shape_0" adj="10800" fillcolor="silver" stroked="f" o:allowincell="f" style="position:absolute;margin-left:17.05pt;margin-top:354pt;width:410.9pt;height:186.25pt;mso-wrap-style:none;v-text-anchor:middle;rotation:315;mso-position-horizontal:center;mso-position-horizontal-relative:margin;mso-position-vertical:center;mso-position-vertical-relative:margin" type="_x0000_t136">
-          <v:path textpathok="t"/>
-          <v:textpath on="t" fitshape="t" string="DRAFT" style="font-family:&quot;Calibri&quot;;font-size:1pt" trim="t"/>
-          <v:fill o:detectmouseclick="t" type="solid" color2="#3f3f3f" opacity="0.5"/>
-          <v:stroke color="#3465a4" joinstyle="round" endcap="flat"/>
-          <w10:wrap type="none"/>
+        <v:shape id="PowerPlusWaterMarkObject259308579" o:spid="_x0000_s1025" type="#_x0000_t136" style="position:absolute;margin-left:0;margin-top:0;width:410.9pt;height:186.25pt;rotation:315;z-index:251658752;mso-wrap-style:none;mso-position-horizontal:center;mso-position-horizontal-relative:margin;mso-position-vertical:center;mso-position-vertical-relative:margin;v-text-anchor:middle" o:allowincell="f" fillcolor="silver" stroked="f" strokecolor="#3465a4">
+          <v:fill opacity=".5" color2="#3f3f3f" o:detectmouseclick="t"/>
+          <v:textpath style="font-family:&quot;Calibri&quot;;font-size:1pt" trim="t" string="DRAFT"/>
+          <w10:wrap anchorx="margin" anchory="margin"/>
         </v:shape>
       </w:pict>
     </w:r>
@@ -3409,36 +4604,31 @@
 </file>
 
 <file path=word/header2.xml><?xml version="1.0" encoding="utf-8"?>
-<w:hdr xmlns:o="urn:schemas-microsoft-com:office:office" xmlns:r="http://schemas.openxmlformats.org/officeDocument/2006/relationships" xmlns:v="urn:schemas-microsoft-com:vml" xmlns:w="http://schemas.openxmlformats.org/wordprocessingml/2006/main" xmlns:w10="urn:schemas-microsoft-com:office:word" xmlns:wp="http://schemas.openxmlformats.org/drawingml/2006/wordprocessingDrawing" xmlns:wps="http://schemas.microsoft.com/office/word/2010/wordprocessingShape" xmlns:wpg="http://schemas.microsoft.com/office/word/2010/wordprocessingGroup" xmlns:mc="http://schemas.openxmlformats.org/markup-compatibility/2006" xmlns:wp14="http://schemas.microsoft.com/office/word/2010/wordprocessingDrawing" xmlns:w14="http://schemas.microsoft.com/office/word/2010/wordml" xmlns:w15="http://schemas.microsoft.com/office/word/2012/wordml" mc:Ignorable="w14 wp14 w15">
+<w:hdr xmlns:wpc="http://schemas.microsoft.com/office/word/2010/wordprocessingCanvas" xmlns:cx="http://schemas.microsoft.com/office/drawing/2014/chartex" xmlns:cx1="http://schemas.microsoft.com/office/drawing/2015/9/8/chartex" xmlns:cx2="http://schemas.microsoft.com/office/drawing/2015/10/21/chartex" xmlns:cx3="http://schemas.microsoft.com/office/drawing/2016/5/9/chartex" xmlns:cx4="http://schemas.microsoft.com/office/drawing/2016/5/10/chartex" xmlns:cx5="http://schemas.microsoft.com/office/drawing/2016/5/11/chartex" xmlns:cx6="http://schemas.microsoft.com/office/drawing/2016/5/12/chartex" xmlns:cx7="http://schemas.microsoft.com/office/drawing/2016/5/13/chartex" xmlns:cx8="http://schemas.microsoft.com/office/drawing/2016/5/14/chartex" xmlns:mc="http://schemas.openxmlformats.org/markup-compatibility/2006" xmlns:aink="http://schemas.microsoft.com/office/drawing/2016/ink" xmlns:am3d="http://schemas.microsoft.com/office/drawing/2017/model3d" xmlns:o="urn:schemas-microsoft-com:office:office" xmlns:oel="http://schemas.microsoft.com/office/2019/extlst" xmlns:r="http://schemas.openxmlformats.org/officeDocument/2006/relationships" xmlns:m="http://schemas.openxmlformats.org/officeDocument/2006/math" xmlns:v="urn:schemas-microsoft-com:vml" xmlns:wp14="http://schemas.microsoft.com/office/word/2010/wordprocessingDrawing" xmlns:wp="http://schemas.openxmlformats.org/drawingml/2006/wordprocessingDrawing" xmlns:w10="urn:schemas-microsoft-com:office:word" xmlns:w="http://schemas.openxmlformats.org/wordprocessingml/2006/main" xmlns:w14="http://schemas.microsoft.com/office/word/2010/wordml" xmlns:w15="http://schemas.microsoft.com/office/word/2012/wordml" xmlns:w16cex="http://schemas.microsoft.com/office/word/2018/wordml/cex" xmlns:w16cid="http://schemas.microsoft.com/office/word/2016/wordml/cid" xmlns:w16="http://schemas.microsoft.com/office/word/2018/wordml" xmlns:w16du="http://schemas.microsoft.com/office/word/2023/wordml/word16du" xmlns:w16sdtdh="http://schemas.microsoft.com/office/word/2020/wordml/sdtdatahash" xmlns:w16sdtfl="http://schemas.microsoft.com/office/word/2024/wordml/sdtformatlock" xmlns:w16se="http://schemas.microsoft.com/office/word/2015/wordml/symex" xmlns:wpg="http://schemas.microsoft.com/office/word/2010/wordprocessingGroup" xmlns:wpi="http://schemas.microsoft.com/office/word/2010/wordprocessingInk" xmlns:wne="http://schemas.microsoft.com/office/word/2006/wordml" xmlns:wps="http://schemas.microsoft.com/office/word/2010/wordprocessingShape" mc:Ignorable="w14 w15 w16se w16cid w16 w16cex w16sdtdh w16sdtfl w16du wp14">
   <w:p>
     <w:pPr>
       <w:pStyle w:val="Header"/>
-      <w:rPr/>
     </w:pPr>
-    <w:r>
-      <w:rPr/>
-    </w:r>
   </w:p>
 </w:hdr>
 </file>
 
 <file path=word/header3.xml><?xml version="1.0" encoding="utf-8"?>
-<w:hdr xmlns:o="urn:schemas-microsoft-com:office:office" xmlns:r="http://schemas.openxmlformats.org/officeDocument/2006/relationships" xmlns:v="urn:schemas-microsoft-com:vml" xmlns:w="http://schemas.openxmlformats.org/wordprocessingml/2006/main" xmlns:w10="urn:schemas-microsoft-com:office:word" xmlns:wp="http://schemas.openxmlformats.org/drawingml/2006/wordprocessingDrawing" xmlns:wps="http://schemas.microsoft.com/office/word/2010/wordprocessingShape" xmlns:wpg="http://schemas.microsoft.com/office/word/2010/wordprocessingGroup" xmlns:mc="http://schemas.openxmlformats.org/markup-compatibility/2006" xmlns:wp14="http://schemas.microsoft.com/office/word/2010/wordprocessingDrawing" xmlns:w14="http://schemas.microsoft.com/office/word/2010/wordml" xmlns:w15="http://schemas.microsoft.com/office/word/2012/wordml" mc:Ignorable="w14 wp14 w15">
+<w:hdr xmlns:wpc="http://schemas.microsoft.com/office/word/2010/wordprocessingCanvas" xmlns:cx="http://schemas.microsoft.com/office/drawing/2014/chartex" xmlns:cx1="http://schemas.microsoft.com/office/drawing/2015/9/8/chartex" xmlns:cx2="http://schemas.microsoft.com/office/drawing/2015/10/21/chartex" xmlns:cx3="http://schemas.microsoft.com/office/drawing/2016/5/9/chartex" xmlns:cx4="http://schemas.microsoft.com/office/drawing/2016/5/10/chartex" xmlns:cx5="http://schemas.microsoft.com/office/drawing/2016/5/11/chartex" xmlns:cx6="http://schemas.microsoft.com/office/drawing/2016/5/12/chartex" xmlns:cx7="http://schemas.microsoft.com/office/drawing/2016/5/13/chartex" xmlns:cx8="http://schemas.microsoft.com/office/drawing/2016/5/14/chartex" xmlns:mc="http://schemas.openxmlformats.org/markup-compatibility/2006" xmlns:aink="http://schemas.microsoft.com/office/drawing/2016/ink" xmlns:am3d="http://schemas.microsoft.com/office/drawing/2017/model3d" xmlns:o="urn:schemas-microsoft-com:office:office" xmlns:oel="http://schemas.microsoft.com/office/2019/extlst" xmlns:r="http://schemas.openxmlformats.org/officeDocument/2006/relationships" xmlns:m="http://schemas.openxmlformats.org/officeDocument/2006/math" xmlns:v="urn:schemas-microsoft-com:vml" xmlns:wp14="http://schemas.microsoft.com/office/word/2010/wordprocessingDrawing" xmlns:wp="http://schemas.openxmlformats.org/drawingml/2006/wordprocessingDrawing" xmlns:w10="urn:schemas-microsoft-com:office:word" xmlns:w="http://schemas.openxmlformats.org/wordprocessingml/2006/main" xmlns:w14="http://schemas.microsoft.com/office/word/2010/wordml" xmlns:w15="http://schemas.microsoft.com/office/word/2012/wordml" xmlns:w16cex="http://schemas.microsoft.com/office/word/2018/wordml/cex" xmlns:w16cid="http://schemas.microsoft.com/office/word/2016/wordml/cid" xmlns:w16="http://schemas.microsoft.com/office/word/2018/wordml" xmlns:w16du="http://schemas.microsoft.com/office/word/2023/wordml/word16du" xmlns:w16sdtdh="http://schemas.microsoft.com/office/word/2020/wordml/sdtdatahash" xmlns:w16sdtfl="http://schemas.microsoft.com/office/word/2024/wordml/sdtformatlock" xmlns:w16se="http://schemas.microsoft.com/office/word/2015/wordml/symex" xmlns:wpg="http://schemas.microsoft.com/office/word/2010/wordprocessingGroup" xmlns:wpi="http://schemas.microsoft.com/office/word/2010/wordprocessingInk" xmlns:wne="http://schemas.microsoft.com/office/word/2006/wordml" xmlns:wps="http://schemas.microsoft.com/office/word/2010/wordprocessingShape" mc:Ignorable="w14 w15 w16se w16cid w16 w16cex w16sdtdh w16sdtfl w16du wp14">
   <w:p>
     <w:pPr>
       <w:pStyle w:val="Header"/>
-      <w:rPr/>
     </w:pPr>
-    <w:r>
-      <w:rPr/>
-    </w:r>
   </w:p>
 </w:hdr>
 </file>
 
 <file path=word/numbering.xml><?xml version="1.0" encoding="utf-8"?>
-<w:numbering xmlns:w="http://schemas.openxmlformats.org/wordprocessingml/2006/main" xmlns:o="urn:schemas-microsoft-com:office:office" xmlns:r="http://schemas.openxmlformats.org/officeDocument/2006/relationships" xmlns:v="urn:schemas-microsoft-com:vml" xmlns:mc="http://schemas.openxmlformats.org/markup-compatibility/2006" xmlns:w14="http://schemas.microsoft.com/office/word/2010/wordml" mc:Ignorable="w14">
-  <w:abstractNum w:abstractNumId="1">
+<w:numbering xmlns:wpc="http://schemas.microsoft.com/office/word/2010/wordprocessingCanvas" xmlns:cx="http://schemas.microsoft.com/office/drawing/2014/chartex" xmlns:cx1="http://schemas.microsoft.com/office/drawing/2015/9/8/chartex" xmlns:cx2="http://schemas.microsoft.com/office/drawing/2015/10/21/chartex" xmlns:cx3="http://schemas.microsoft.com/office/drawing/2016/5/9/chartex" xmlns:cx4="http://schemas.microsoft.com/office/drawing/2016/5/10/chartex" xmlns:cx5="http://schemas.microsoft.com/office/drawing/2016/5/11/chartex" xmlns:cx6="http://schemas.microsoft.com/office/drawing/2016/5/12/chartex" xmlns:cx7="http://schemas.microsoft.com/office/drawing/2016/5/13/chartex" xmlns:cx8="http://schemas.microsoft.com/office/drawing/2016/5/14/chartex" xmlns:mc="http://schemas.openxmlformats.org/markup-compatibility/2006" xmlns:aink="http://schemas.microsoft.com/office/drawing/2016/ink" xmlns:am3d="http://schemas.microsoft.com/office/drawing/2017/model3d" xmlns:o="urn:schemas-microsoft-com:office:office" xmlns:oel="http://schemas.microsoft.com/office/2019/extlst" xmlns:r="http://schemas.openxmlformats.org/officeDocument/2006/relationships" xmlns:m="http://schemas.openxmlformats.org/officeDocument/2006/math" xmlns:v="urn:schemas-microsoft-com:vml" xmlns:wp14="http://schemas.microsoft.com/office/word/2010/wordprocessingDrawing" xmlns:wp="http://schemas.openxmlformats.org/drawingml/2006/wordprocessingDrawing" xmlns:w10="urn:schemas-microsoft-com:office:word" xmlns:w="http://schemas.openxmlformats.org/wordprocessingml/2006/main" xmlns:w14="http://schemas.microsoft.com/office/word/2010/wordml" xmlns:w15="http://schemas.microsoft.com/office/word/2012/wordml" xmlns:w16cex="http://schemas.microsoft.com/office/word/2018/wordml/cex" xmlns:w16cid="http://schemas.microsoft.com/office/word/2016/wordml/cid" xmlns:w16="http://schemas.microsoft.com/office/word/2018/wordml" xmlns:w16du="http://schemas.microsoft.com/office/word/2023/wordml/word16du" xmlns:w16sdtdh="http://schemas.microsoft.com/office/word/2020/wordml/sdtdatahash" xmlns:w16sdtfl="http://schemas.microsoft.com/office/word/2024/wordml/sdtformatlock" xmlns:w16se="http://schemas.microsoft.com/office/word/2015/wordml/symex" xmlns:wpg="http://schemas.microsoft.com/office/word/2010/wordprocessingGroup" xmlns:wpi="http://schemas.microsoft.com/office/word/2010/wordprocessingInk" xmlns:wne="http://schemas.microsoft.com/office/word/2006/wordml" xmlns:wps="http://schemas.microsoft.com/office/word/2010/wordprocessingShape" mc:Ignorable="w14 w15 w16se w16cid w16 w16cex w16sdtdh w16sdtfl w16du wp14">
+  <w:abstractNum w:abstractNumId="0" w15:restartNumberingAfterBreak="0">
+    <w:nsid w:val="12044AE5"/>
+    <w:multiLevelType w:val="multilevel"/>
+    <w:tmpl w:val="F9643B64"/>
     <w:lvl w:ilvl="0">
       <w:start w:val="1"/>
       <w:numFmt w:val="decimal"/>
@@ -3451,16 +4641,15 @@
         <w:ind w:left="421" w:hanging="285"/>
       </w:pPr>
       <w:rPr>
-        <w:sz w:val="24"/>
+        <w:rFonts w:ascii="Times New Roman" w:eastAsia="Calibri" w:hAnsi="Times New Roman" w:cs="Times New Roman"/>
         <w:b/>
-        <w:szCs w:val="24"/>
         <w:bCs/>
         <w:w w:val="99"/>
-        <w:rFonts w:ascii="Times New Roman" w:hAnsi="Times New Roman" w:eastAsia="Calibri" w:cs="Times New Roman"/>
+        <w:sz w:val="24"/>
+        <w:szCs w:val="24"/>
       </w:rPr>
     </w:lvl>
     <w:lvl w:ilvl="1">
-      <w:start w:val="0"/>
       <w:numFmt w:val="bullet"/>
       <w:lvlText w:val=""/>
       <w:lvlJc w:val="left"/>
@@ -3475,7 +4664,6 @@
       </w:rPr>
     </w:lvl>
     <w:lvl w:ilvl="2">
-      <w:start w:val="0"/>
       <w:numFmt w:val="bullet"/>
       <w:lvlText w:val=""/>
       <w:lvlJc w:val="left"/>
@@ -3490,7 +4678,6 @@
       </w:rPr>
     </w:lvl>
     <w:lvl w:ilvl="3">
-      <w:start w:val="0"/>
       <w:numFmt w:val="bullet"/>
       <w:lvlText w:val=""/>
       <w:lvlJc w:val="left"/>
@@ -3505,7 +4692,6 @@
       </w:rPr>
     </w:lvl>
     <w:lvl w:ilvl="4">
-      <w:start w:val="0"/>
       <w:numFmt w:val="bullet"/>
       <w:lvlText w:val=""/>
       <w:lvlJc w:val="left"/>
@@ -3520,7 +4706,6 @@
       </w:rPr>
     </w:lvl>
     <w:lvl w:ilvl="5">
-      <w:start w:val="0"/>
       <w:numFmt w:val="bullet"/>
       <w:lvlText w:val=""/>
       <w:lvlJc w:val="left"/>
@@ -3535,7 +4720,6 @@
       </w:rPr>
     </w:lvl>
     <w:lvl w:ilvl="6">
-      <w:start w:val="0"/>
       <w:numFmt w:val="bullet"/>
       <w:lvlText w:val=""/>
       <w:lvlJc w:val="left"/>
@@ -3550,7 +4734,6 @@
       </w:rPr>
     </w:lvl>
     <w:lvl w:ilvl="7">
-      <w:start w:val="0"/>
       <w:numFmt w:val="bullet"/>
       <w:lvlText w:val=""/>
       <w:lvlJc w:val="left"/>
@@ -3565,7 +4748,6 @@
       </w:rPr>
     </w:lvl>
     <w:lvl w:ilvl="8">
-      <w:start w:val="0"/>
       <w:numFmt w:val="bullet"/>
       <w:lvlText w:val=""/>
       <w:lvlJc w:val="left"/>
@@ -3580,144 +4762,236 @@
       </w:rPr>
     </w:lvl>
   </w:abstractNum>
-  <w:abstractNum w:abstractNumId="2">
-    <w:lvl w:ilvl="0">
+  <w:abstractNum w:abstractNumId="1" w15:restartNumberingAfterBreak="0">
+    <w:nsid w:val="12876B63"/>
+    <w:multiLevelType w:val="hybridMultilevel"/>
+    <w:tmpl w:val="20E66906"/>
+    <w:lvl w:ilvl="0" w:tplc="FFFFFFFF">
       <w:start w:val="1"/>
       <w:numFmt w:val="bullet"/>
       <w:lvlText w:val=""/>
       <w:lvlJc w:val="left"/>
       <w:pPr>
-        <w:tabs>
-          <w:tab w:val="num" w:pos="720"/>
-        </w:tabs>
-        <w:ind w:left="720" w:hanging="360"/>
-      </w:pPr>
-      <w:rPr>
-        <w:rFonts w:ascii="Symbol" w:hAnsi="Symbol" w:cs="Symbol" w:hint="default"/>
-      </w:rPr>
-    </w:lvl>
-    <w:lvl w:ilvl="1">
-      <w:start w:val="1"/>
-      <w:numFmt w:val="bullet"/>
-      <w:lvlText w:val="◦"/>
-      <w:lvlJc w:val="left"/>
-      <w:pPr>
-        <w:tabs>
-          <w:tab w:val="num" w:pos="1080"/>
-        </w:tabs>
         <w:ind w:left="1080" w:hanging="360"/>
       </w:pPr>
       <w:rPr>
-        <w:rFonts w:ascii="OpenSymbol" w:hAnsi="OpenSymbol" w:cs="OpenSymbol" w:hint="default"/>
-      </w:rPr>
-    </w:lvl>
-    <w:lvl w:ilvl="2">
-      <w:start w:val="1"/>
-      <w:numFmt w:val="bullet"/>
-      <w:lvlText w:val="▪"/>
-      <w:lvlJc w:val="left"/>
-      <w:pPr>
-        <w:tabs>
-          <w:tab w:val="num" w:pos="1440"/>
-        </w:tabs>
-        <w:ind w:left="1440" w:hanging="360"/>
-      </w:pPr>
-      <w:rPr>
-        <w:rFonts w:ascii="OpenSymbol" w:hAnsi="OpenSymbol" w:cs="OpenSymbol" w:hint="default"/>
-      </w:rPr>
-    </w:lvl>
-    <w:lvl w:ilvl="3">
+        <w:rFonts w:ascii="Symbol" w:hAnsi="Symbol" w:hint="default"/>
+      </w:rPr>
+    </w:lvl>
+    <w:lvl w:ilvl="1" w:tplc="04090001">
       <w:start w:val="1"/>
       <w:numFmt w:val="bullet"/>
       <w:lvlText w:val=""/>
       <w:lvlJc w:val="left"/>
       <w:pPr>
-        <w:tabs>
-          <w:tab w:val="num" w:pos="1800"/>
-        </w:tabs>
         <w:ind w:left="1800" w:hanging="360"/>
       </w:pPr>
       <w:rPr>
-        <w:rFonts w:ascii="Symbol" w:hAnsi="Symbol" w:cs="Symbol" w:hint="default"/>
-      </w:rPr>
-    </w:lvl>
-    <w:lvl w:ilvl="4">
-      <w:start w:val="1"/>
-      <w:numFmt w:val="bullet"/>
-      <w:lvlText w:val="◦"/>
-      <w:lvlJc w:val="left"/>
-      <w:pPr>
-        <w:tabs>
-          <w:tab w:val="num" w:pos="2160"/>
-        </w:tabs>
-        <w:ind w:left="2160" w:hanging="360"/>
-      </w:pPr>
-      <w:rPr>
-        <w:rFonts w:ascii="OpenSymbol" w:hAnsi="OpenSymbol" w:cs="OpenSymbol" w:hint="default"/>
-      </w:rPr>
-    </w:lvl>
-    <w:lvl w:ilvl="5">
-      <w:start w:val="1"/>
-      <w:numFmt w:val="bullet"/>
-      <w:lvlText w:val="▪"/>
-      <w:lvlJc w:val="left"/>
-      <w:pPr>
-        <w:tabs>
-          <w:tab w:val="num" w:pos="2520"/>
-        </w:tabs>
+        <w:rFonts w:ascii="Symbol" w:hAnsi="Symbol" w:hint="default"/>
+      </w:rPr>
+    </w:lvl>
+    <w:lvl w:ilvl="2" w:tplc="FFFFFFFF" w:tentative="1">
+      <w:start w:val="1"/>
+      <w:numFmt w:val="bullet"/>
+      <w:lvlText w:val=""/>
+      <w:lvlJc w:val="left"/>
+      <w:pPr>
         <w:ind w:left="2520" w:hanging="360"/>
       </w:pPr>
       <w:rPr>
-        <w:rFonts w:ascii="OpenSymbol" w:hAnsi="OpenSymbol" w:cs="OpenSymbol" w:hint="default"/>
-      </w:rPr>
-    </w:lvl>
-    <w:lvl w:ilvl="6">
+        <w:rFonts w:ascii="Wingdings" w:hAnsi="Wingdings" w:hint="default"/>
+      </w:rPr>
+    </w:lvl>
+    <w:lvl w:ilvl="3" w:tplc="FFFFFFFF" w:tentative="1">
       <w:start w:val="1"/>
       <w:numFmt w:val="bullet"/>
       <w:lvlText w:val=""/>
       <w:lvlJc w:val="left"/>
       <w:pPr>
-        <w:tabs>
-          <w:tab w:val="num" w:pos="2880"/>
-        </w:tabs>
-        <w:ind w:left="2880" w:hanging="360"/>
-      </w:pPr>
-      <w:rPr>
-        <w:rFonts w:ascii="Symbol" w:hAnsi="Symbol" w:cs="Symbol" w:hint="default"/>
-      </w:rPr>
-    </w:lvl>
-    <w:lvl w:ilvl="7">
-      <w:start w:val="1"/>
-      <w:numFmt w:val="bullet"/>
-      <w:lvlText w:val="◦"/>
-      <w:lvlJc w:val="left"/>
-      <w:pPr>
-        <w:tabs>
-          <w:tab w:val="num" w:pos="3240"/>
-        </w:tabs>
         <w:ind w:left="3240" w:hanging="360"/>
       </w:pPr>
       <w:rPr>
-        <w:rFonts w:ascii="OpenSymbol" w:hAnsi="OpenSymbol" w:cs="OpenSymbol" w:hint="default"/>
-      </w:rPr>
-    </w:lvl>
-    <w:lvl w:ilvl="8">
-      <w:start w:val="1"/>
-      <w:numFmt w:val="bullet"/>
-      <w:lvlText w:val="▪"/>
-      <w:lvlJc w:val="left"/>
-      <w:pPr>
-        <w:tabs>
-          <w:tab w:val="num" w:pos="3600"/>
-        </w:tabs>
-        <w:ind w:left="3600" w:hanging="360"/>
-      </w:pPr>
-      <w:rPr>
-        <w:rFonts w:ascii="OpenSymbol" w:hAnsi="OpenSymbol" w:cs="OpenSymbol" w:hint="default"/>
+        <w:rFonts w:ascii="Symbol" w:hAnsi="Symbol" w:hint="default"/>
+      </w:rPr>
+    </w:lvl>
+    <w:lvl w:ilvl="4" w:tplc="FFFFFFFF" w:tentative="1">
+      <w:start w:val="1"/>
+      <w:numFmt w:val="bullet"/>
+      <w:lvlText w:val="o"/>
+      <w:lvlJc w:val="left"/>
+      <w:pPr>
+        <w:ind w:left="3960" w:hanging="360"/>
+      </w:pPr>
+      <w:rPr>
+        <w:rFonts w:ascii="Courier New" w:hAnsi="Courier New" w:cs="Courier New" w:hint="default"/>
+      </w:rPr>
+    </w:lvl>
+    <w:lvl w:ilvl="5" w:tplc="FFFFFFFF" w:tentative="1">
+      <w:start w:val="1"/>
+      <w:numFmt w:val="bullet"/>
+      <w:lvlText w:val=""/>
+      <w:lvlJc w:val="left"/>
+      <w:pPr>
+        <w:ind w:left="4680" w:hanging="360"/>
+      </w:pPr>
+      <w:rPr>
+        <w:rFonts w:ascii="Wingdings" w:hAnsi="Wingdings" w:hint="default"/>
+      </w:rPr>
+    </w:lvl>
+    <w:lvl w:ilvl="6" w:tplc="FFFFFFFF" w:tentative="1">
+      <w:start w:val="1"/>
+      <w:numFmt w:val="bullet"/>
+      <w:lvlText w:val=""/>
+      <w:lvlJc w:val="left"/>
+      <w:pPr>
+        <w:ind w:left="5400" w:hanging="360"/>
+      </w:pPr>
+      <w:rPr>
+        <w:rFonts w:ascii="Symbol" w:hAnsi="Symbol" w:hint="default"/>
+      </w:rPr>
+    </w:lvl>
+    <w:lvl w:ilvl="7" w:tplc="FFFFFFFF" w:tentative="1">
+      <w:start w:val="1"/>
+      <w:numFmt w:val="bullet"/>
+      <w:lvlText w:val="o"/>
+      <w:lvlJc w:val="left"/>
+      <w:pPr>
+        <w:ind w:left="6120" w:hanging="360"/>
+      </w:pPr>
+      <w:rPr>
+        <w:rFonts w:ascii="Courier New" w:hAnsi="Courier New" w:cs="Courier New" w:hint="default"/>
+      </w:rPr>
+    </w:lvl>
+    <w:lvl w:ilvl="8" w:tplc="FFFFFFFF" w:tentative="1">
+      <w:start w:val="1"/>
+      <w:numFmt w:val="bullet"/>
+      <w:lvlText w:val=""/>
+      <w:lvlJc w:val="left"/>
+      <w:pPr>
+        <w:ind w:left="6840" w:hanging="360"/>
+      </w:pPr>
+      <w:rPr>
+        <w:rFonts w:ascii="Wingdings" w:hAnsi="Wingdings" w:hint="default"/>
       </w:rPr>
     </w:lvl>
   </w:abstractNum>
-  <w:abstractNum w:abstractNumId="3">
+  <w:abstractNum w:abstractNumId="2" w15:restartNumberingAfterBreak="0">
+    <w:nsid w:val="133E6A39"/>
+    <w:multiLevelType w:val="hybridMultilevel"/>
+    <w:tmpl w:val="53F41A4C"/>
+    <w:lvl w:ilvl="0" w:tplc="04090001">
+      <w:start w:val="1"/>
+      <w:numFmt w:val="bullet"/>
+      <w:lvlText w:val=""/>
+      <w:lvlJc w:val="left"/>
+      <w:pPr>
+        <w:ind w:left="1080" w:hanging="360"/>
+      </w:pPr>
+      <w:rPr>
+        <w:rFonts w:ascii="Symbol" w:hAnsi="Symbol" w:hint="default"/>
+      </w:rPr>
+    </w:lvl>
+    <w:lvl w:ilvl="1" w:tplc="04090003">
+      <w:start w:val="1"/>
+      <w:numFmt w:val="bullet"/>
+      <w:lvlText w:val="o"/>
+      <w:lvlJc w:val="left"/>
+      <w:pPr>
+        <w:ind w:left="1800" w:hanging="360"/>
+      </w:pPr>
+      <w:rPr>
+        <w:rFonts w:ascii="Courier New" w:hAnsi="Courier New" w:cs="Courier New" w:hint="default"/>
+      </w:rPr>
+    </w:lvl>
+    <w:lvl w:ilvl="2" w:tplc="04090005" w:tentative="1">
+      <w:start w:val="1"/>
+      <w:numFmt w:val="bullet"/>
+      <w:lvlText w:val=""/>
+      <w:lvlJc w:val="left"/>
+      <w:pPr>
+        <w:ind w:left="2520" w:hanging="360"/>
+      </w:pPr>
+      <w:rPr>
+        <w:rFonts w:ascii="Wingdings" w:hAnsi="Wingdings" w:hint="default"/>
+      </w:rPr>
+    </w:lvl>
+    <w:lvl w:ilvl="3" w:tplc="04090001" w:tentative="1">
+      <w:start w:val="1"/>
+      <w:numFmt w:val="bullet"/>
+      <w:lvlText w:val=""/>
+      <w:lvlJc w:val="left"/>
+      <w:pPr>
+        <w:ind w:left="3240" w:hanging="360"/>
+      </w:pPr>
+      <w:rPr>
+        <w:rFonts w:ascii="Symbol" w:hAnsi="Symbol" w:hint="default"/>
+      </w:rPr>
+    </w:lvl>
+    <w:lvl w:ilvl="4" w:tplc="04090003" w:tentative="1">
+      <w:start w:val="1"/>
+      <w:numFmt w:val="bullet"/>
+      <w:lvlText w:val="o"/>
+      <w:lvlJc w:val="left"/>
+      <w:pPr>
+        <w:ind w:left="3960" w:hanging="360"/>
+      </w:pPr>
+      <w:rPr>
+        <w:rFonts w:ascii="Courier New" w:hAnsi="Courier New" w:cs="Courier New" w:hint="default"/>
+      </w:rPr>
+    </w:lvl>
+    <w:lvl w:ilvl="5" w:tplc="04090005" w:tentative="1">
+      <w:start w:val="1"/>
+      <w:numFmt w:val="bullet"/>
+      <w:lvlText w:val=""/>
+      <w:lvlJc w:val="left"/>
+      <w:pPr>
+        <w:ind w:left="4680" w:hanging="360"/>
+      </w:pPr>
+      <w:rPr>
+        <w:rFonts w:ascii="Wingdings" w:hAnsi="Wingdings" w:hint="default"/>
+      </w:rPr>
+    </w:lvl>
+    <w:lvl w:ilvl="6" w:tplc="04090001" w:tentative="1">
+      <w:start w:val="1"/>
+      <w:numFmt w:val="bullet"/>
+      <w:lvlText w:val=""/>
+      <w:lvlJc w:val="left"/>
+      <w:pPr>
+        <w:ind w:left="5400" w:hanging="360"/>
+      </w:pPr>
+      <w:rPr>
+        <w:rFonts w:ascii="Symbol" w:hAnsi="Symbol" w:hint="default"/>
+      </w:rPr>
+    </w:lvl>
+    <w:lvl w:ilvl="7" w:tplc="04090003" w:tentative="1">
+      <w:start w:val="1"/>
+      <w:numFmt w:val="bullet"/>
+      <w:lvlText w:val="o"/>
+      <w:lvlJc w:val="left"/>
+      <w:pPr>
+        <w:ind w:left="6120" w:hanging="360"/>
+      </w:pPr>
+      <w:rPr>
+        <w:rFonts w:ascii="Courier New" w:hAnsi="Courier New" w:cs="Courier New" w:hint="default"/>
+      </w:rPr>
+    </w:lvl>
+    <w:lvl w:ilvl="8" w:tplc="04090005" w:tentative="1">
+      <w:start w:val="1"/>
+      <w:numFmt w:val="bullet"/>
+      <w:lvlText w:val=""/>
+      <w:lvlJc w:val="left"/>
+      <w:pPr>
+        <w:ind w:left="6840" w:hanging="360"/>
+      </w:pPr>
+      <w:rPr>
+        <w:rFonts w:ascii="Wingdings" w:hAnsi="Wingdings" w:hint="default"/>
+      </w:rPr>
+    </w:lvl>
+  </w:abstractNum>
+  <w:abstractNum w:abstractNumId="3" w15:restartNumberingAfterBreak="0">
+    <w:nsid w:val="16F97808"/>
+    <w:multiLevelType w:val="multilevel"/>
+    <w:tmpl w:val="5B2C2AEC"/>
     <w:lvl w:ilvl="0">
       <w:start w:val="1"/>
       <w:numFmt w:val="none"/>
@@ -3728,7 +5002,7 @@
         <w:tabs>
           <w:tab w:val="num" w:pos="0"/>
         </w:tabs>
-        <w:ind w:left="0" w:hanging="0"/>
+        <w:ind w:left="0" w:firstLine="0"/>
       </w:pPr>
     </w:lvl>
     <w:lvl w:ilvl="1">
@@ -3741,7 +5015,7 @@
         <w:tabs>
           <w:tab w:val="num" w:pos="0"/>
         </w:tabs>
-        <w:ind w:left="0" w:hanging="0"/>
+        <w:ind w:left="0" w:firstLine="0"/>
       </w:pPr>
     </w:lvl>
     <w:lvl w:ilvl="2">
@@ -3754,7 +5028,7 @@
         <w:tabs>
           <w:tab w:val="num" w:pos="0"/>
         </w:tabs>
-        <w:ind w:left="0" w:hanging="0"/>
+        <w:ind w:left="0" w:firstLine="0"/>
       </w:pPr>
     </w:lvl>
     <w:lvl w:ilvl="3">
@@ -3767,7 +5041,7 @@
         <w:tabs>
           <w:tab w:val="num" w:pos="0"/>
         </w:tabs>
-        <w:ind w:left="0" w:hanging="0"/>
+        <w:ind w:left="0" w:firstLine="0"/>
       </w:pPr>
     </w:lvl>
     <w:lvl w:ilvl="4">
@@ -3780,7 +5054,7 @@
         <w:tabs>
           <w:tab w:val="num" w:pos="0"/>
         </w:tabs>
-        <w:ind w:left="0" w:hanging="0"/>
+        <w:ind w:left="0" w:firstLine="0"/>
       </w:pPr>
     </w:lvl>
     <w:lvl w:ilvl="5">
@@ -3793,7 +5067,7 @@
         <w:tabs>
           <w:tab w:val="num" w:pos="0"/>
         </w:tabs>
-        <w:ind w:left="0" w:hanging="0"/>
+        <w:ind w:left="0" w:firstLine="0"/>
       </w:pPr>
     </w:lvl>
     <w:lvl w:ilvl="6">
@@ -3806,7 +5080,7 @@
         <w:tabs>
           <w:tab w:val="num" w:pos="0"/>
         </w:tabs>
-        <w:ind w:left="0" w:hanging="0"/>
+        <w:ind w:left="0" w:firstLine="0"/>
       </w:pPr>
     </w:lvl>
     <w:lvl w:ilvl="7">
@@ -3819,7 +5093,7 @@
         <w:tabs>
           <w:tab w:val="num" w:pos="0"/>
         </w:tabs>
-        <w:ind w:left="0" w:hanging="0"/>
+        <w:ind w:left="0" w:firstLine="0"/>
       </w:pPr>
     </w:lvl>
     <w:lvl w:ilvl="8">
@@ -3832,28 +5106,1309 @@
         <w:tabs>
           <w:tab w:val="num" w:pos="0"/>
         </w:tabs>
-        <w:ind w:left="0" w:hanging="0"/>
+        <w:ind w:left="0" w:firstLine="0"/>
       </w:pPr>
     </w:lvl>
   </w:abstractNum>
-  <w:num w:numId="1">
-    <w:abstractNumId w:val="1"/>
+  <w:abstractNum w:abstractNumId="4" w15:restartNumberingAfterBreak="0">
+    <w:nsid w:val="298642F8"/>
+    <w:multiLevelType w:val="multilevel"/>
+    <w:tmpl w:val="E2382828"/>
+    <w:lvl w:ilvl="0">
+      <w:start w:val="1"/>
+      <w:numFmt w:val="bullet"/>
+      <w:lvlText w:val=""/>
+      <w:lvlJc w:val="left"/>
+      <w:pPr>
+        <w:tabs>
+          <w:tab w:val="num" w:pos="720"/>
+        </w:tabs>
+        <w:ind w:left="720" w:hanging="360"/>
+      </w:pPr>
+      <w:rPr>
+        <w:rFonts w:ascii="Symbol" w:hAnsi="Symbol" w:hint="default"/>
+        <w:sz w:val="20"/>
+      </w:rPr>
+    </w:lvl>
+    <w:lvl w:ilvl="1">
+      <w:start w:val="1"/>
+      <w:numFmt w:val="bullet"/>
+      <w:lvlText w:val=""/>
+      <w:lvlJc w:val="left"/>
+      <w:pPr>
+        <w:tabs>
+          <w:tab w:val="num" w:pos="1440"/>
+        </w:tabs>
+        <w:ind w:left="1440" w:hanging="360"/>
+      </w:pPr>
+      <w:rPr>
+        <w:rFonts w:ascii="Symbol" w:hAnsi="Symbol" w:hint="default"/>
+        <w:sz w:val="20"/>
+      </w:rPr>
+    </w:lvl>
+    <w:lvl w:ilvl="2" w:tentative="1">
+      <w:start w:val="1"/>
+      <w:numFmt w:val="bullet"/>
+      <w:lvlText w:val=""/>
+      <w:lvlJc w:val="left"/>
+      <w:pPr>
+        <w:tabs>
+          <w:tab w:val="num" w:pos="2160"/>
+        </w:tabs>
+        <w:ind w:left="2160" w:hanging="360"/>
+      </w:pPr>
+      <w:rPr>
+        <w:rFonts w:ascii="Symbol" w:hAnsi="Symbol" w:hint="default"/>
+        <w:sz w:val="20"/>
+      </w:rPr>
+    </w:lvl>
+    <w:lvl w:ilvl="3" w:tentative="1">
+      <w:start w:val="1"/>
+      <w:numFmt w:val="bullet"/>
+      <w:lvlText w:val=""/>
+      <w:lvlJc w:val="left"/>
+      <w:pPr>
+        <w:tabs>
+          <w:tab w:val="num" w:pos="2880"/>
+        </w:tabs>
+        <w:ind w:left="2880" w:hanging="360"/>
+      </w:pPr>
+      <w:rPr>
+        <w:rFonts w:ascii="Symbol" w:hAnsi="Symbol" w:hint="default"/>
+        <w:sz w:val="20"/>
+      </w:rPr>
+    </w:lvl>
+    <w:lvl w:ilvl="4" w:tentative="1">
+      <w:start w:val="1"/>
+      <w:numFmt w:val="bullet"/>
+      <w:lvlText w:val=""/>
+      <w:lvlJc w:val="left"/>
+      <w:pPr>
+        <w:tabs>
+          <w:tab w:val="num" w:pos="3600"/>
+        </w:tabs>
+        <w:ind w:left="3600" w:hanging="360"/>
+      </w:pPr>
+      <w:rPr>
+        <w:rFonts w:ascii="Symbol" w:hAnsi="Symbol" w:hint="default"/>
+        <w:sz w:val="20"/>
+      </w:rPr>
+    </w:lvl>
+    <w:lvl w:ilvl="5" w:tentative="1">
+      <w:start w:val="1"/>
+      <w:numFmt w:val="bullet"/>
+      <w:lvlText w:val=""/>
+      <w:lvlJc w:val="left"/>
+      <w:pPr>
+        <w:tabs>
+          <w:tab w:val="num" w:pos="4320"/>
+        </w:tabs>
+        <w:ind w:left="4320" w:hanging="360"/>
+      </w:pPr>
+      <w:rPr>
+        <w:rFonts w:ascii="Symbol" w:hAnsi="Symbol" w:hint="default"/>
+        <w:sz w:val="20"/>
+      </w:rPr>
+    </w:lvl>
+    <w:lvl w:ilvl="6" w:tentative="1">
+      <w:start w:val="1"/>
+      <w:numFmt w:val="bullet"/>
+      <w:lvlText w:val=""/>
+      <w:lvlJc w:val="left"/>
+      <w:pPr>
+        <w:tabs>
+          <w:tab w:val="num" w:pos="5040"/>
+        </w:tabs>
+        <w:ind w:left="5040" w:hanging="360"/>
+      </w:pPr>
+      <w:rPr>
+        <w:rFonts w:ascii="Symbol" w:hAnsi="Symbol" w:hint="default"/>
+        <w:sz w:val="20"/>
+      </w:rPr>
+    </w:lvl>
+    <w:lvl w:ilvl="7" w:tentative="1">
+      <w:start w:val="1"/>
+      <w:numFmt w:val="bullet"/>
+      <w:lvlText w:val=""/>
+      <w:lvlJc w:val="left"/>
+      <w:pPr>
+        <w:tabs>
+          <w:tab w:val="num" w:pos="5760"/>
+        </w:tabs>
+        <w:ind w:left="5760" w:hanging="360"/>
+      </w:pPr>
+      <w:rPr>
+        <w:rFonts w:ascii="Symbol" w:hAnsi="Symbol" w:hint="default"/>
+        <w:sz w:val="20"/>
+      </w:rPr>
+    </w:lvl>
+    <w:lvl w:ilvl="8" w:tentative="1">
+      <w:start w:val="1"/>
+      <w:numFmt w:val="bullet"/>
+      <w:lvlText w:val=""/>
+      <w:lvlJc w:val="left"/>
+      <w:pPr>
+        <w:tabs>
+          <w:tab w:val="num" w:pos="6480"/>
+        </w:tabs>
+        <w:ind w:left="6480" w:hanging="360"/>
+      </w:pPr>
+      <w:rPr>
+        <w:rFonts w:ascii="Symbol" w:hAnsi="Symbol" w:hint="default"/>
+        <w:sz w:val="20"/>
+      </w:rPr>
+    </w:lvl>
+  </w:abstractNum>
+  <w:abstractNum w:abstractNumId="5" w15:restartNumberingAfterBreak="0">
+    <w:nsid w:val="35DF758A"/>
+    <w:multiLevelType w:val="hybridMultilevel"/>
+    <w:tmpl w:val="718679EE"/>
+    <w:lvl w:ilvl="0" w:tplc="04090001">
+      <w:start w:val="1"/>
+      <w:numFmt w:val="bullet"/>
+      <w:lvlText w:val=""/>
+      <w:lvlJc w:val="left"/>
+      <w:pPr>
+        <w:ind w:left="720" w:hanging="360"/>
+      </w:pPr>
+      <w:rPr>
+        <w:rFonts w:ascii="Symbol" w:hAnsi="Symbol" w:hint="default"/>
+      </w:rPr>
+    </w:lvl>
+    <w:lvl w:ilvl="1" w:tplc="04090003">
+      <w:start w:val="1"/>
+      <w:numFmt w:val="bullet"/>
+      <w:lvlText w:val="o"/>
+      <w:lvlJc w:val="left"/>
+      <w:pPr>
+        <w:ind w:left="1440" w:hanging="360"/>
+      </w:pPr>
+      <w:rPr>
+        <w:rFonts w:ascii="Courier New" w:hAnsi="Courier New" w:cs="Courier New" w:hint="default"/>
+      </w:rPr>
+    </w:lvl>
+    <w:lvl w:ilvl="2" w:tplc="04090005" w:tentative="1">
+      <w:start w:val="1"/>
+      <w:numFmt w:val="bullet"/>
+      <w:lvlText w:val=""/>
+      <w:lvlJc w:val="left"/>
+      <w:pPr>
+        <w:ind w:left="2160" w:hanging="360"/>
+      </w:pPr>
+      <w:rPr>
+        <w:rFonts w:ascii="Wingdings" w:hAnsi="Wingdings" w:hint="default"/>
+      </w:rPr>
+    </w:lvl>
+    <w:lvl w:ilvl="3" w:tplc="04090001" w:tentative="1">
+      <w:start w:val="1"/>
+      <w:numFmt w:val="bullet"/>
+      <w:lvlText w:val=""/>
+      <w:lvlJc w:val="left"/>
+      <w:pPr>
+        <w:ind w:left="2880" w:hanging="360"/>
+      </w:pPr>
+      <w:rPr>
+        <w:rFonts w:ascii="Symbol" w:hAnsi="Symbol" w:hint="default"/>
+      </w:rPr>
+    </w:lvl>
+    <w:lvl w:ilvl="4" w:tplc="04090003" w:tentative="1">
+      <w:start w:val="1"/>
+      <w:numFmt w:val="bullet"/>
+      <w:lvlText w:val="o"/>
+      <w:lvlJc w:val="left"/>
+      <w:pPr>
+        <w:ind w:left="3600" w:hanging="360"/>
+      </w:pPr>
+      <w:rPr>
+        <w:rFonts w:ascii="Courier New" w:hAnsi="Courier New" w:cs="Courier New" w:hint="default"/>
+      </w:rPr>
+    </w:lvl>
+    <w:lvl w:ilvl="5" w:tplc="04090005" w:tentative="1">
+      <w:start w:val="1"/>
+      <w:numFmt w:val="bullet"/>
+      <w:lvlText w:val=""/>
+      <w:lvlJc w:val="left"/>
+      <w:pPr>
+        <w:ind w:left="4320" w:hanging="360"/>
+      </w:pPr>
+      <w:rPr>
+        <w:rFonts w:ascii="Wingdings" w:hAnsi="Wingdings" w:hint="default"/>
+      </w:rPr>
+    </w:lvl>
+    <w:lvl w:ilvl="6" w:tplc="04090001" w:tentative="1">
+      <w:start w:val="1"/>
+      <w:numFmt w:val="bullet"/>
+      <w:lvlText w:val=""/>
+      <w:lvlJc w:val="left"/>
+      <w:pPr>
+        <w:ind w:left="5040" w:hanging="360"/>
+      </w:pPr>
+      <w:rPr>
+        <w:rFonts w:ascii="Symbol" w:hAnsi="Symbol" w:hint="default"/>
+      </w:rPr>
+    </w:lvl>
+    <w:lvl w:ilvl="7" w:tplc="04090003" w:tentative="1">
+      <w:start w:val="1"/>
+      <w:numFmt w:val="bullet"/>
+      <w:lvlText w:val="o"/>
+      <w:lvlJc w:val="left"/>
+      <w:pPr>
+        <w:ind w:left="5760" w:hanging="360"/>
+      </w:pPr>
+      <w:rPr>
+        <w:rFonts w:ascii="Courier New" w:hAnsi="Courier New" w:cs="Courier New" w:hint="default"/>
+      </w:rPr>
+    </w:lvl>
+    <w:lvl w:ilvl="8" w:tplc="04090005" w:tentative="1">
+      <w:start w:val="1"/>
+      <w:numFmt w:val="bullet"/>
+      <w:lvlText w:val=""/>
+      <w:lvlJc w:val="left"/>
+      <w:pPr>
+        <w:ind w:left="6480" w:hanging="360"/>
+      </w:pPr>
+      <w:rPr>
+        <w:rFonts w:ascii="Wingdings" w:hAnsi="Wingdings" w:hint="default"/>
+      </w:rPr>
+    </w:lvl>
+  </w:abstractNum>
+  <w:abstractNum w:abstractNumId="6" w15:restartNumberingAfterBreak="0">
+    <w:nsid w:val="4A3B05C1"/>
+    <w:multiLevelType w:val="multilevel"/>
+    <w:tmpl w:val="BA14119E"/>
+    <w:lvl w:ilvl="0">
+      <w:start w:val="1"/>
+      <w:numFmt w:val="bullet"/>
+      <w:lvlText w:val=""/>
+      <w:lvlJc w:val="left"/>
+      <w:pPr>
+        <w:tabs>
+          <w:tab w:val="num" w:pos="720"/>
+        </w:tabs>
+        <w:ind w:left="720" w:hanging="360"/>
+      </w:pPr>
+      <w:rPr>
+        <w:rFonts w:ascii="Symbol" w:hAnsi="Symbol" w:hint="default"/>
+        <w:sz w:val="20"/>
+      </w:rPr>
+    </w:lvl>
+    <w:lvl w:ilvl="1" w:tentative="1">
+      <w:start w:val="1"/>
+      <w:numFmt w:val="bullet"/>
+      <w:lvlText w:val=""/>
+      <w:lvlJc w:val="left"/>
+      <w:pPr>
+        <w:tabs>
+          <w:tab w:val="num" w:pos="1440"/>
+        </w:tabs>
+        <w:ind w:left="1440" w:hanging="360"/>
+      </w:pPr>
+      <w:rPr>
+        <w:rFonts w:ascii="Symbol" w:hAnsi="Symbol" w:hint="default"/>
+        <w:sz w:val="20"/>
+      </w:rPr>
+    </w:lvl>
+    <w:lvl w:ilvl="2" w:tentative="1">
+      <w:start w:val="1"/>
+      <w:numFmt w:val="bullet"/>
+      <w:lvlText w:val=""/>
+      <w:lvlJc w:val="left"/>
+      <w:pPr>
+        <w:tabs>
+          <w:tab w:val="num" w:pos="2160"/>
+        </w:tabs>
+        <w:ind w:left="2160" w:hanging="360"/>
+      </w:pPr>
+      <w:rPr>
+        <w:rFonts w:ascii="Symbol" w:hAnsi="Symbol" w:hint="default"/>
+        <w:sz w:val="20"/>
+      </w:rPr>
+    </w:lvl>
+    <w:lvl w:ilvl="3" w:tentative="1">
+      <w:start w:val="1"/>
+      <w:numFmt w:val="bullet"/>
+      <w:lvlText w:val=""/>
+      <w:lvlJc w:val="left"/>
+      <w:pPr>
+        <w:tabs>
+          <w:tab w:val="num" w:pos="2880"/>
+        </w:tabs>
+        <w:ind w:left="2880" w:hanging="360"/>
+      </w:pPr>
+      <w:rPr>
+        <w:rFonts w:ascii="Symbol" w:hAnsi="Symbol" w:hint="default"/>
+        <w:sz w:val="20"/>
+      </w:rPr>
+    </w:lvl>
+    <w:lvl w:ilvl="4" w:tentative="1">
+      <w:start w:val="1"/>
+      <w:numFmt w:val="bullet"/>
+      <w:lvlText w:val=""/>
+      <w:lvlJc w:val="left"/>
+      <w:pPr>
+        <w:tabs>
+          <w:tab w:val="num" w:pos="3600"/>
+        </w:tabs>
+        <w:ind w:left="3600" w:hanging="360"/>
+      </w:pPr>
+      <w:rPr>
+        <w:rFonts w:ascii="Symbol" w:hAnsi="Symbol" w:hint="default"/>
+        <w:sz w:val="20"/>
+      </w:rPr>
+    </w:lvl>
+    <w:lvl w:ilvl="5" w:tentative="1">
+      <w:start w:val="1"/>
+      <w:numFmt w:val="bullet"/>
+      <w:lvlText w:val=""/>
+      <w:lvlJc w:val="left"/>
+      <w:pPr>
+        <w:tabs>
+          <w:tab w:val="num" w:pos="4320"/>
+        </w:tabs>
+        <w:ind w:left="4320" w:hanging="360"/>
+      </w:pPr>
+      <w:rPr>
+        <w:rFonts w:ascii="Symbol" w:hAnsi="Symbol" w:hint="default"/>
+        <w:sz w:val="20"/>
+      </w:rPr>
+    </w:lvl>
+    <w:lvl w:ilvl="6" w:tentative="1">
+      <w:start w:val="1"/>
+      <w:numFmt w:val="bullet"/>
+      <w:lvlText w:val=""/>
+      <w:lvlJc w:val="left"/>
+      <w:pPr>
+        <w:tabs>
+          <w:tab w:val="num" w:pos="5040"/>
+        </w:tabs>
+        <w:ind w:left="5040" w:hanging="360"/>
+      </w:pPr>
+      <w:rPr>
+        <w:rFonts w:ascii="Symbol" w:hAnsi="Symbol" w:hint="default"/>
+        <w:sz w:val="20"/>
+      </w:rPr>
+    </w:lvl>
+    <w:lvl w:ilvl="7" w:tentative="1">
+      <w:start w:val="1"/>
+      <w:numFmt w:val="bullet"/>
+      <w:lvlText w:val=""/>
+      <w:lvlJc w:val="left"/>
+      <w:pPr>
+        <w:tabs>
+          <w:tab w:val="num" w:pos="5760"/>
+        </w:tabs>
+        <w:ind w:left="5760" w:hanging="360"/>
+      </w:pPr>
+      <w:rPr>
+        <w:rFonts w:ascii="Symbol" w:hAnsi="Symbol" w:hint="default"/>
+        <w:sz w:val="20"/>
+      </w:rPr>
+    </w:lvl>
+    <w:lvl w:ilvl="8" w:tentative="1">
+      <w:start w:val="1"/>
+      <w:numFmt w:val="bullet"/>
+      <w:lvlText w:val=""/>
+      <w:lvlJc w:val="left"/>
+      <w:pPr>
+        <w:tabs>
+          <w:tab w:val="num" w:pos="6480"/>
+        </w:tabs>
+        <w:ind w:left="6480" w:hanging="360"/>
+      </w:pPr>
+      <w:rPr>
+        <w:rFonts w:ascii="Symbol" w:hAnsi="Symbol" w:hint="default"/>
+        <w:sz w:val="20"/>
+      </w:rPr>
+    </w:lvl>
+  </w:abstractNum>
+  <w:abstractNum w:abstractNumId="7" w15:restartNumberingAfterBreak="0">
+    <w:nsid w:val="4AA42905"/>
+    <w:multiLevelType w:val="multilevel"/>
+    <w:tmpl w:val="B6A8E1FC"/>
+    <w:lvl w:ilvl="0">
+      <w:start w:val="1"/>
+      <w:numFmt w:val="bullet"/>
+      <w:lvlText w:val=""/>
+      <w:lvlJc w:val="left"/>
+      <w:pPr>
+        <w:tabs>
+          <w:tab w:val="num" w:pos="720"/>
+        </w:tabs>
+        <w:ind w:left="720" w:hanging="360"/>
+      </w:pPr>
+      <w:rPr>
+        <w:rFonts w:ascii="Symbol" w:hAnsi="Symbol" w:hint="default"/>
+        <w:sz w:val="20"/>
+      </w:rPr>
+    </w:lvl>
+    <w:lvl w:ilvl="1">
+      <w:start w:val="1"/>
+      <w:numFmt w:val="bullet"/>
+      <w:lvlText w:val=""/>
+      <w:lvlJc w:val="left"/>
+      <w:pPr>
+        <w:tabs>
+          <w:tab w:val="num" w:pos="1440"/>
+        </w:tabs>
+        <w:ind w:left="1440" w:hanging="360"/>
+      </w:pPr>
+      <w:rPr>
+        <w:rFonts w:ascii="Symbol" w:hAnsi="Symbol" w:hint="default"/>
+        <w:sz w:val="20"/>
+      </w:rPr>
+    </w:lvl>
+    <w:lvl w:ilvl="2" w:tentative="1">
+      <w:start w:val="1"/>
+      <w:numFmt w:val="bullet"/>
+      <w:lvlText w:val=""/>
+      <w:lvlJc w:val="left"/>
+      <w:pPr>
+        <w:tabs>
+          <w:tab w:val="num" w:pos="2160"/>
+        </w:tabs>
+        <w:ind w:left="2160" w:hanging="360"/>
+      </w:pPr>
+      <w:rPr>
+        <w:rFonts w:ascii="Symbol" w:hAnsi="Symbol" w:hint="default"/>
+        <w:sz w:val="20"/>
+      </w:rPr>
+    </w:lvl>
+    <w:lvl w:ilvl="3" w:tentative="1">
+      <w:start w:val="1"/>
+      <w:numFmt w:val="bullet"/>
+      <w:lvlText w:val=""/>
+      <w:lvlJc w:val="left"/>
+      <w:pPr>
+        <w:tabs>
+          <w:tab w:val="num" w:pos="2880"/>
+        </w:tabs>
+        <w:ind w:left="2880" w:hanging="360"/>
+      </w:pPr>
+      <w:rPr>
+        <w:rFonts w:ascii="Symbol" w:hAnsi="Symbol" w:hint="default"/>
+        <w:sz w:val="20"/>
+      </w:rPr>
+    </w:lvl>
+    <w:lvl w:ilvl="4" w:tentative="1">
+      <w:start w:val="1"/>
+      <w:numFmt w:val="bullet"/>
+      <w:lvlText w:val=""/>
+      <w:lvlJc w:val="left"/>
+      <w:pPr>
+        <w:tabs>
+          <w:tab w:val="num" w:pos="3600"/>
+        </w:tabs>
+        <w:ind w:left="3600" w:hanging="360"/>
+      </w:pPr>
+      <w:rPr>
+        <w:rFonts w:ascii="Symbol" w:hAnsi="Symbol" w:hint="default"/>
+        <w:sz w:val="20"/>
+      </w:rPr>
+    </w:lvl>
+    <w:lvl w:ilvl="5" w:tentative="1">
+      <w:start w:val="1"/>
+      <w:numFmt w:val="bullet"/>
+      <w:lvlText w:val=""/>
+      <w:lvlJc w:val="left"/>
+      <w:pPr>
+        <w:tabs>
+          <w:tab w:val="num" w:pos="4320"/>
+        </w:tabs>
+        <w:ind w:left="4320" w:hanging="360"/>
+      </w:pPr>
+      <w:rPr>
+        <w:rFonts w:ascii="Symbol" w:hAnsi="Symbol" w:hint="default"/>
+        <w:sz w:val="20"/>
+      </w:rPr>
+    </w:lvl>
+    <w:lvl w:ilvl="6" w:tentative="1">
+      <w:start w:val="1"/>
+      <w:numFmt w:val="bullet"/>
+      <w:lvlText w:val=""/>
+      <w:lvlJc w:val="left"/>
+      <w:pPr>
+        <w:tabs>
+          <w:tab w:val="num" w:pos="5040"/>
+        </w:tabs>
+        <w:ind w:left="5040" w:hanging="360"/>
+      </w:pPr>
+      <w:rPr>
+        <w:rFonts w:ascii="Symbol" w:hAnsi="Symbol" w:hint="default"/>
+        <w:sz w:val="20"/>
+      </w:rPr>
+    </w:lvl>
+    <w:lvl w:ilvl="7" w:tentative="1">
+      <w:start w:val="1"/>
+      <w:numFmt w:val="bullet"/>
+      <w:lvlText w:val=""/>
+      <w:lvlJc w:val="left"/>
+      <w:pPr>
+        <w:tabs>
+          <w:tab w:val="num" w:pos="5760"/>
+        </w:tabs>
+        <w:ind w:left="5760" w:hanging="360"/>
+      </w:pPr>
+      <w:rPr>
+        <w:rFonts w:ascii="Symbol" w:hAnsi="Symbol" w:hint="default"/>
+        <w:sz w:val="20"/>
+      </w:rPr>
+    </w:lvl>
+    <w:lvl w:ilvl="8" w:tentative="1">
+      <w:start w:val="1"/>
+      <w:numFmt w:val="bullet"/>
+      <w:lvlText w:val=""/>
+      <w:lvlJc w:val="left"/>
+      <w:pPr>
+        <w:tabs>
+          <w:tab w:val="num" w:pos="6480"/>
+        </w:tabs>
+        <w:ind w:left="6480" w:hanging="360"/>
+      </w:pPr>
+      <w:rPr>
+        <w:rFonts w:ascii="Symbol" w:hAnsi="Symbol" w:hint="default"/>
+        <w:sz w:val="20"/>
+      </w:rPr>
+    </w:lvl>
+  </w:abstractNum>
+  <w:abstractNum w:abstractNumId="8" w15:restartNumberingAfterBreak="0">
+    <w:nsid w:val="519918E9"/>
+    <w:multiLevelType w:val="multilevel"/>
+    <w:tmpl w:val="B74A0A12"/>
+    <w:lvl w:ilvl="0">
+      <w:start w:val="1"/>
+      <w:numFmt w:val="bullet"/>
+      <w:lvlText w:val=""/>
+      <w:lvlJc w:val="left"/>
+      <w:pPr>
+        <w:tabs>
+          <w:tab w:val="num" w:pos="720"/>
+        </w:tabs>
+        <w:ind w:left="720" w:hanging="360"/>
+      </w:pPr>
+      <w:rPr>
+        <w:rFonts w:ascii="Symbol" w:hAnsi="Symbol" w:cs="Symbol" w:hint="default"/>
+      </w:rPr>
+    </w:lvl>
+    <w:lvl w:ilvl="1">
+      <w:start w:val="1"/>
+      <w:numFmt w:val="bullet"/>
+      <w:lvlText w:val=""/>
+      <w:lvlJc w:val="left"/>
+      <w:pPr>
+        <w:ind w:left="1080" w:hanging="360"/>
+      </w:pPr>
+      <w:rPr>
+        <w:rFonts w:ascii="Symbol" w:hAnsi="Symbol" w:hint="default"/>
+      </w:rPr>
+    </w:lvl>
+    <w:lvl w:ilvl="2">
+      <w:start w:val="1"/>
+      <w:numFmt w:val="bullet"/>
+      <w:lvlText w:val="▪"/>
+      <w:lvlJc w:val="left"/>
+      <w:pPr>
+        <w:tabs>
+          <w:tab w:val="num" w:pos="1440"/>
+        </w:tabs>
+        <w:ind w:left="1440" w:hanging="360"/>
+      </w:pPr>
+      <w:rPr>
+        <w:rFonts w:ascii="OpenSymbol" w:hAnsi="OpenSymbol" w:cs="OpenSymbol" w:hint="default"/>
+      </w:rPr>
+    </w:lvl>
+    <w:lvl w:ilvl="3">
+      <w:start w:val="1"/>
+      <w:numFmt w:val="bullet"/>
+      <w:lvlText w:val=""/>
+      <w:lvlJc w:val="left"/>
+      <w:pPr>
+        <w:tabs>
+          <w:tab w:val="num" w:pos="1800"/>
+        </w:tabs>
+        <w:ind w:left="1800" w:hanging="360"/>
+      </w:pPr>
+      <w:rPr>
+        <w:rFonts w:ascii="Symbol" w:hAnsi="Symbol" w:cs="Symbol" w:hint="default"/>
+      </w:rPr>
+    </w:lvl>
+    <w:lvl w:ilvl="4">
+      <w:start w:val="1"/>
+      <w:numFmt w:val="bullet"/>
+      <w:lvlText w:val="◦"/>
+      <w:lvlJc w:val="left"/>
+      <w:pPr>
+        <w:tabs>
+          <w:tab w:val="num" w:pos="2160"/>
+        </w:tabs>
+        <w:ind w:left="2160" w:hanging="360"/>
+      </w:pPr>
+      <w:rPr>
+        <w:rFonts w:ascii="OpenSymbol" w:hAnsi="OpenSymbol" w:cs="OpenSymbol" w:hint="default"/>
+      </w:rPr>
+    </w:lvl>
+    <w:lvl w:ilvl="5">
+      <w:start w:val="1"/>
+      <w:numFmt w:val="bullet"/>
+      <w:lvlText w:val="▪"/>
+      <w:lvlJc w:val="left"/>
+      <w:pPr>
+        <w:tabs>
+          <w:tab w:val="num" w:pos="2520"/>
+        </w:tabs>
+        <w:ind w:left="2520" w:hanging="360"/>
+      </w:pPr>
+      <w:rPr>
+        <w:rFonts w:ascii="OpenSymbol" w:hAnsi="OpenSymbol" w:cs="OpenSymbol" w:hint="default"/>
+      </w:rPr>
+    </w:lvl>
+    <w:lvl w:ilvl="6">
+      <w:start w:val="1"/>
+      <w:numFmt w:val="bullet"/>
+      <w:lvlText w:val=""/>
+      <w:lvlJc w:val="left"/>
+      <w:pPr>
+        <w:tabs>
+          <w:tab w:val="num" w:pos="2880"/>
+        </w:tabs>
+        <w:ind w:left="2880" w:hanging="360"/>
+      </w:pPr>
+      <w:rPr>
+        <w:rFonts w:ascii="Symbol" w:hAnsi="Symbol" w:cs="Symbol" w:hint="default"/>
+      </w:rPr>
+    </w:lvl>
+    <w:lvl w:ilvl="7">
+      <w:start w:val="1"/>
+      <w:numFmt w:val="bullet"/>
+      <w:lvlText w:val="◦"/>
+      <w:lvlJc w:val="left"/>
+      <w:pPr>
+        <w:tabs>
+          <w:tab w:val="num" w:pos="3240"/>
+        </w:tabs>
+        <w:ind w:left="3240" w:hanging="360"/>
+      </w:pPr>
+      <w:rPr>
+        <w:rFonts w:ascii="OpenSymbol" w:hAnsi="OpenSymbol" w:cs="OpenSymbol" w:hint="default"/>
+      </w:rPr>
+    </w:lvl>
+    <w:lvl w:ilvl="8">
+      <w:start w:val="1"/>
+      <w:numFmt w:val="bullet"/>
+      <w:lvlText w:val="▪"/>
+      <w:lvlJc w:val="left"/>
+      <w:pPr>
+        <w:tabs>
+          <w:tab w:val="num" w:pos="3600"/>
+        </w:tabs>
+        <w:ind w:left="3600" w:hanging="360"/>
+      </w:pPr>
+      <w:rPr>
+        <w:rFonts w:ascii="OpenSymbol" w:hAnsi="OpenSymbol" w:cs="OpenSymbol" w:hint="default"/>
+      </w:rPr>
+    </w:lvl>
+  </w:abstractNum>
+  <w:abstractNum w:abstractNumId="9" w15:restartNumberingAfterBreak="0">
+    <w:nsid w:val="597C2498"/>
+    <w:multiLevelType w:val="multilevel"/>
+    <w:tmpl w:val="143202BA"/>
+    <w:lvl w:ilvl="0">
+      <w:start w:val="1"/>
+      <w:numFmt w:val="bullet"/>
+      <w:lvlText w:val=""/>
+      <w:lvlJc w:val="left"/>
+      <w:pPr>
+        <w:tabs>
+          <w:tab w:val="num" w:pos="720"/>
+        </w:tabs>
+        <w:ind w:left="720" w:hanging="360"/>
+      </w:pPr>
+      <w:rPr>
+        <w:rFonts w:ascii="Symbol" w:hAnsi="Symbol" w:cs="Symbol" w:hint="default"/>
+      </w:rPr>
+    </w:lvl>
+    <w:lvl w:ilvl="1">
+      <w:start w:val="1"/>
+      <w:numFmt w:val="bullet"/>
+      <w:lvlText w:val=""/>
+      <w:lvlJc w:val="left"/>
+      <w:pPr>
+        <w:ind w:left="1080" w:hanging="360"/>
+      </w:pPr>
+      <w:rPr>
+        <w:rFonts w:ascii="Symbol" w:hAnsi="Symbol" w:hint="default"/>
+      </w:rPr>
+    </w:lvl>
+    <w:lvl w:ilvl="2">
+      <w:start w:val="1"/>
+      <w:numFmt w:val="bullet"/>
+      <w:lvlText w:val="▪"/>
+      <w:lvlJc w:val="left"/>
+      <w:pPr>
+        <w:tabs>
+          <w:tab w:val="num" w:pos="1440"/>
+        </w:tabs>
+        <w:ind w:left="1440" w:hanging="360"/>
+      </w:pPr>
+      <w:rPr>
+        <w:rFonts w:ascii="OpenSymbol" w:hAnsi="OpenSymbol" w:cs="OpenSymbol" w:hint="default"/>
+      </w:rPr>
+    </w:lvl>
+    <w:lvl w:ilvl="3">
+      <w:start w:val="1"/>
+      <w:numFmt w:val="bullet"/>
+      <w:lvlText w:val=""/>
+      <w:lvlJc w:val="left"/>
+      <w:pPr>
+        <w:tabs>
+          <w:tab w:val="num" w:pos="1800"/>
+        </w:tabs>
+        <w:ind w:left="1800" w:hanging="360"/>
+      </w:pPr>
+      <w:rPr>
+        <w:rFonts w:ascii="Symbol" w:hAnsi="Symbol" w:cs="Symbol" w:hint="default"/>
+      </w:rPr>
+    </w:lvl>
+    <w:lvl w:ilvl="4">
+      <w:start w:val="1"/>
+      <w:numFmt w:val="bullet"/>
+      <w:lvlText w:val="◦"/>
+      <w:lvlJc w:val="left"/>
+      <w:pPr>
+        <w:tabs>
+          <w:tab w:val="num" w:pos="2160"/>
+        </w:tabs>
+        <w:ind w:left="2160" w:hanging="360"/>
+      </w:pPr>
+      <w:rPr>
+        <w:rFonts w:ascii="OpenSymbol" w:hAnsi="OpenSymbol" w:cs="OpenSymbol" w:hint="default"/>
+      </w:rPr>
+    </w:lvl>
+    <w:lvl w:ilvl="5">
+      <w:start w:val="1"/>
+      <w:numFmt w:val="bullet"/>
+      <w:lvlText w:val="▪"/>
+      <w:lvlJc w:val="left"/>
+      <w:pPr>
+        <w:tabs>
+          <w:tab w:val="num" w:pos="2520"/>
+        </w:tabs>
+        <w:ind w:left="2520" w:hanging="360"/>
+      </w:pPr>
+      <w:rPr>
+        <w:rFonts w:ascii="OpenSymbol" w:hAnsi="OpenSymbol" w:cs="OpenSymbol" w:hint="default"/>
+      </w:rPr>
+    </w:lvl>
+    <w:lvl w:ilvl="6">
+      <w:start w:val="1"/>
+      <w:numFmt w:val="bullet"/>
+      <w:lvlText w:val=""/>
+      <w:lvlJc w:val="left"/>
+      <w:pPr>
+        <w:tabs>
+          <w:tab w:val="num" w:pos="2880"/>
+        </w:tabs>
+        <w:ind w:left="2880" w:hanging="360"/>
+      </w:pPr>
+      <w:rPr>
+        <w:rFonts w:ascii="Symbol" w:hAnsi="Symbol" w:cs="Symbol" w:hint="default"/>
+      </w:rPr>
+    </w:lvl>
+    <w:lvl w:ilvl="7">
+      <w:start w:val="1"/>
+      <w:numFmt w:val="bullet"/>
+      <w:lvlText w:val="◦"/>
+      <w:lvlJc w:val="left"/>
+      <w:pPr>
+        <w:tabs>
+          <w:tab w:val="num" w:pos="3240"/>
+        </w:tabs>
+        <w:ind w:left="3240" w:hanging="360"/>
+      </w:pPr>
+      <w:rPr>
+        <w:rFonts w:ascii="OpenSymbol" w:hAnsi="OpenSymbol" w:cs="OpenSymbol" w:hint="default"/>
+      </w:rPr>
+    </w:lvl>
+    <w:lvl w:ilvl="8">
+      <w:start w:val="1"/>
+      <w:numFmt w:val="bullet"/>
+      <w:lvlText w:val="▪"/>
+      <w:lvlJc w:val="left"/>
+      <w:pPr>
+        <w:tabs>
+          <w:tab w:val="num" w:pos="3600"/>
+        </w:tabs>
+        <w:ind w:left="3600" w:hanging="360"/>
+      </w:pPr>
+      <w:rPr>
+        <w:rFonts w:ascii="OpenSymbol" w:hAnsi="OpenSymbol" w:cs="OpenSymbol" w:hint="default"/>
+      </w:rPr>
+    </w:lvl>
+  </w:abstractNum>
+  <w:abstractNum w:abstractNumId="10" w15:restartNumberingAfterBreak="0">
+    <w:nsid w:val="5F83025D"/>
+    <w:multiLevelType w:val="multilevel"/>
+    <w:tmpl w:val="D3841E50"/>
+    <w:lvl w:ilvl="0">
+      <w:start w:val="1"/>
+      <w:numFmt w:val="bullet"/>
+      <w:lvlText w:val=""/>
+      <w:lvlJc w:val="left"/>
+      <w:pPr>
+        <w:tabs>
+          <w:tab w:val="num" w:pos="720"/>
+        </w:tabs>
+        <w:ind w:left="720" w:hanging="360"/>
+      </w:pPr>
+      <w:rPr>
+        <w:rFonts w:ascii="Symbol" w:hAnsi="Symbol" w:cs="Symbol" w:hint="default"/>
+      </w:rPr>
+    </w:lvl>
+    <w:lvl w:ilvl="1">
+      <w:start w:val="1"/>
+      <w:numFmt w:val="bullet"/>
+      <w:lvlText w:val=""/>
+      <w:lvlJc w:val="left"/>
+      <w:pPr>
+        <w:ind w:left="1080" w:hanging="360"/>
+      </w:pPr>
+      <w:rPr>
+        <w:rFonts w:ascii="Symbol" w:hAnsi="Symbol" w:hint="default"/>
+      </w:rPr>
+    </w:lvl>
+    <w:lvl w:ilvl="2">
+      <w:start w:val="1"/>
+      <w:numFmt w:val="bullet"/>
+      <w:lvlText w:val="▪"/>
+      <w:lvlJc w:val="left"/>
+      <w:pPr>
+        <w:tabs>
+          <w:tab w:val="num" w:pos="1440"/>
+        </w:tabs>
+        <w:ind w:left="1440" w:hanging="360"/>
+      </w:pPr>
+      <w:rPr>
+        <w:rFonts w:ascii="OpenSymbol" w:hAnsi="OpenSymbol" w:cs="OpenSymbol" w:hint="default"/>
+      </w:rPr>
+    </w:lvl>
+    <w:lvl w:ilvl="3">
+      <w:start w:val="1"/>
+      <w:numFmt w:val="bullet"/>
+      <w:lvlText w:val=""/>
+      <w:lvlJc w:val="left"/>
+      <w:pPr>
+        <w:tabs>
+          <w:tab w:val="num" w:pos="1800"/>
+        </w:tabs>
+        <w:ind w:left="1800" w:hanging="360"/>
+      </w:pPr>
+      <w:rPr>
+        <w:rFonts w:ascii="Symbol" w:hAnsi="Symbol" w:cs="Symbol" w:hint="default"/>
+      </w:rPr>
+    </w:lvl>
+    <w:lvl w:ilvl="4">
+      <w:start w:val="1"/>
+      <w:numFmt w:val="bullet"/>
+      <w:lvlText w:val="◦"/>
+      <w:lvlJc w:val="left"/>
+      <w:pPr>
+        <w:tabs>
+          <w:tab w:val="num" w:pos="2160"/>
+        </w:tabs>
+        <w:ind w:left="2160" w:hanging="360"/>
+      </w:pPr>
+      <w:rPr>
+        <w:rFonts w:ascii="OpenSymbol" w:hAnsi="OpenSymbol" w:cs="OpenSymbol" w:hint="default"/>
+      </w:rPr>
+    </w:lvl>
+    <w:lvl w:ilvl="5">
+      <w:start w:val="1"/>
+      <w:numFmt w:val="bullet"/>
+      <w:lvlText w:val="▪"/>
+      <w:lvlJc w:val="left"/>
+      <w:pPr>
+        <w:tabs>
+          <w:tab w:val="num" w:pos="2520"/>
+        </w:tabs>
+        <w:ind w:left="2520" w:hanging="360"/>
+      </w:pPr>
+      <w:rPr>
+        <w:rFonts w:ascii="OpenSymbol" w:hAnsi="OpenSymbol" w:cs="OpenSymbol" w:hint="default"/>
+      </w:rPr>
+    </w:lvl>
+    <w:lvl w:ilvl="6">
+      <w:start w:val="1"/>
+      <w:numFmt w:val="bullet"/>
+      <w:lvlText w:val=""/>
+      <w:lvlJc w:val="left"/>
+      <w:pPr>
+        <w:tabs>
+          <w:tab w:val="num" w:pos="2880"/>
+        </w:tabs>
+        <w:ind w:left="2880" w:hanging="360"/>
+      </w:pPr>
+      <w:rPr>
+        <w:rFonts w:ascii="Symbol" w:hAnsi="Symbol" w:cs="Symbol" w:hint="default"/>
+      </w:rPr>
+    </w:lvl>
+    <w:lvl w:ilvl="7">
+      <w:start w:val="1"/>
+      <w:numFmt w:val="bullet"/>
+      <w:lvlText w:val="◦"/>
+      <w:lvlJc w:val="left"/>
+      <w:pPr>
+        <w:tabs>
+          <w:tab w:val="num" w:pos="3240"/>
+        </w:tabs>
+        <w:ind w:left="3240" w:hanging="360"/>
+      </w:pPr>
+      <w:rPr>
+        <w:rFonts w:ascii="OpenSymbol" w:hAnsi="OpenSymbol" w:cs="OpenSymbol" w:hint="default"/>
+      </w:rPr>
+    </w:lvl>
+    <w:lvl w:ilvl="8">
+      <w:start w:val="1"/>
+      <w:numFmt w:val="bullet"/>
+      <w:lvlText w:val="▪"/>
+      <w:lvlJc w:val="left"/>
+      <w:pPr>
+        <w:tabs>
+          <w:tab w:val="num" w:pos="3600"/>
+        </w:tabs>
+        <w:ind w:left="3600" w:hanging="360"/>
+      </w:pPr>
+      <w:rPr>
+        <w:rFonts w:ascii="OpenSymbol" w:hAnsi="OpenSymbol" w:cs="OpenSymbol" w:hint="default"/>
+      </w:rPr>
+    </w:lvl>
+  </w:abstractNum>
+  <w:abstractNum w:abstractNumId="11" w15:restartNumberingAfterBreak="0">
+    <w:nsid w:val="616F1975"/>
+    <w:multiLevelType w:val="multilevel"/>
+    <w:tmpl w:val="B2C826AE"/>
+    <w:lvl w:ilvl="0">
+      <w:start w:val="1"/>
+      <w:numFmt w:val="bullet"/>
+      <w:lvlText w:val=""/>
+      <w:lvlJc w:val="left"/>
+      <w:pPr>
+        <w:tabs>
+          <w:tab w:val="num" w:pos="720"/>
+        </w:tabs>
+        <w:ind w:left="720" w:hanging="360"/>
+      </w:pPr>
+      <w:rPr>
+        <w:rFonts w:ascii="Symbol" w:hAnsi="Symbol" w:cs="Symbol" w:hint="default"/>
+      </w:rPr>
+    </w:lvl>
+    <w:lvl w:ilvl="1">
+      <w:start w:val="1"/>
+      <w:numFmt w:val="bullet"/>
+      <w:lvlText w:val="◦"/>
+      <w:lvlJc w:val="left"/>
+      <w:pPr>
+        <w:tabs>
+          <w:tab w:val="num" w:pos="1080"/>
+        </w:tabs>
+        <w:ind w:left="1080" w:hanging="360"/>
+      </w:pPr>
+      <w:rPr>
+        <w:rFonts w:ascii="OpenSymbol" w:hAnsi="OpenSymbol" w:cs="OpenSymbol" w:hint="default"/>
+      </w:rPr>
+    </w:lvl>
+    <w:lvl w:ilvl="2">
+      <w:start w:val="1"/>
+      <w:numFmt w:val="bullet"/>
+      <w:lvlText w:val="▪"/>
+      <w:lvlJc w:val="left"/>
+      <w:pPr>
+        <w:tabs>
+          <w:tab w:val="num" w:pos="1440"/>
+        </w:tabs>
+        <w:ind w:left="1440" w:hanging="360"/>
+      </w:pPr>
+      <w:rPr>
+        <w:rFonts w:ascii="OpenSymbol" w:hAnsi="OpenSymbol" w:cs="OpenSymbol" w:hint="default"/>
+      </w:rPr>
+    </w:lvl>
+    <w:lvl w:ilvl="3">
+      <w:start w:val="1"/>
+      <w:numFmt w:val="bullet"/>
+      <w:lvlText w:val=""/>
+      <w:lvlJc w:val="left"/>
+      <w:pPr>
+        <w:tabs>
+          <w:tab w:val="num" w:pos="1800"/>
+        </w:tabs>
+        <w:ind w:left="1800" w:hanging="360"/>
+      </w:pPr>
+      <w:rPr>
+        <w:rFonts w:ascii="Symbol" w:hAnsi="Symbol" w:cs="Symbol" w:hint="default"/>
+      </w:rPr>
+    </w:lvl>
+    <w:lvl w:ilvl="4">
+      <w:start w:val="1"/>
+      <w:numFmt w:val="bullet"/>
+      <w:lvlText w:val="◦"/>
+      <w:lvlJc w:val="left"/>
+      <w:pPr>
+        <w:tabs>
+          <w:tab w:val="num" w:pos="2160"/>
+        </w:tabs>
+        <w:ind w:left="2160" w:hanging="360"/>
+      </w:pPr>
+      <w:rPr>
+        <w:rFonts w:ascii="OpenSymbol" w:hAnsi="OpenSymbol" w:cs="OpenSymbol" w:hint="default"/>
+      </w:rPr>
+    </w:lvl>
+    <w:lvl w:ilvl="5">
+      <w:start w:val="1"/>
+      <w:numFmt w:val="bullet"/>
+      <w:lvlText w:val="▪"/>
+      <w:lvlJc w:val="left"/>
+      <w:pPr>
+        <w:tabs>
+          <w:tab w:val="num" w:pos="2520"/>
+        </w:tabs>
+        <w:ind w:left="2520" w:hanging="360"/>
+      </w:pPr>
+      <w:rPr>
+        <w:rFonts w:ascii="OpenSymbol" w:hAnsi="OpenSymbol" w:cs="OpenSymbol" w:hint="default"/>
+      </w:rPr>
+    </w:lvl>
+    <w:lvl w:ilvl="6">
+      <w:start w:val="1"/>
+      <w:numFmt w:val="bullet"/>
+      <w:lvlText w:val=""/>
+      <w:lvlJc w:val="left"/>
+      <w:pPr>
+        <w:tabs>
+          <w:tab w:val="num" w:pos="2880"/>
+        </w:tabs>
+        <w:ind w:left="2880" w:hanging="360"/>
+      </w:pPr>
+      <w:rPr>
+        <w:rFonts w:ascii="Symbol" w:hAnsi="Symbol" w:cs="Symbol" w:hint="default"/>
+      </w:rPr>
+    </w:lvl>
+    <w:lvl w:ilvl="7">
+      <w:start w:val="1"/>
+      <w:numFmt w:val="bullet"/>
+      <w:lvlText w:val="◦"/>
+      <w:lvlJc w:val="left"/>
+      <w:pPr>
+        <w:tabs>
+          <w:tab w:val="num" w:pos="3240"/>
+        </w:tabs>
+        <w:ind w:left="3240" w:hanging="360"/>
+      </w:pPr>
+      <w:rPr>
+        <w:rFonts w:ascii="OpenSymbol" w:hAnsi="OpenSymbol" w:cs="OpenSymbol" w:hint="default"/>
+      </w:rPr>
+    </w:lvl>
+    <w:lvl w:ilvl="8">
+      <w:start w:val="1"/>
+      <w:numFmt w:val="bullet"/>
+      <w:lvlText w:val="▪"/>
+      <w:lvlJc w:val="left"/>
+      <w:pPr>
+        <w:tabs>
+          <w:tab w:val="num" w:pos="3600"/>
+        </w:tabs>
+        <w:ind w:left="3600" w:hanging="360"/>
+      </w:pPr>
+      <w:rPr>
+        <w:rFonts w:ascii="OpenSymbol" w:hAnsi="OpenSymbol" w:cs="OpenSymbol" w:hint="default"/>
+      </w:rPr>
+    </w:lvl>
+  </w:abstractNum>
+  <w:abstractNum w:abstractNumId="12" w15:restartNumberingAfterBreak="0">
+    <w:nsid w:val="7B8B5CF5"/>
+    <w:multiLevelType w:val="multilevel"/>
+    <w:tmpl w:val="B2C826AE"/>
+    <w:lvl w:ilvl="0">
+      <w:start w:val="1"/>
+      <w:numFmt w:val="bullet"/>
+      <w:lvlText w:val=""/>
+      <w:lvlJc w:val="left"/>
+      <w:pPr>
+        <w:tabs>
+          <w:tab w:val="num" w:pos="720"/>
+        </w:tabs>
+        <w:ind w:left="720" w:hanging="360"/>
+      </w:pPr>
+      <w:rPr>
+        <w:rFonts w:ascii="Symbol" w:hAnsi="Symbol" w:cs="Symbol" w:hint="default"/>
+      </w:rPr>
+    </w:lvl>
+    <w:lvl w:ilvl="1">
+      <w:start w:val="1"/>
+      <w:numFmt w:val="bullet"/>
+      <w:lvlText w:val="◦"/>
+      <w:lvlJc w:val="left"/>
+      <w:pPr>
+        <w:tabs>
+          <w:tab w:val="num" w:pos="1080"/>
+        </w:tabs>
+        <w:ind w:left="1080" w:hanging="360"/>
+      </w:pPr>
+      <w:rPr>
+        <w:rFonts w:ascii="OpenSymbol" w:hAnsi="OpenSymbol" w:cs="OpenSymbol" w:hint="default"/>
+      </w:rPr>
+    </w:lvl>
+    <w:lvl w:ilvl="2">
+      <w:start w:val="1"/>
+      <w:numFmt w:val="bullet"/>
+      <w:lvlText w:val="▪"/>
+      <w:lvlJc w:val="left"/>
+      <w:pPr>
+        <w:tabs>
+          <w:tab w:val="num" w:pos="1440"/>
+        </w:tabs>
+        <w:ind w:left="1440" w:hanging="360"/>
+      </w:pPr>
+      <w:rPr>
+        <w:rFonts w:ascii="OpenSymbol" w:hAnsi="OpenSymbol" w:cs="OpenSymbol" w:hint="default"/>
+      </w:rPr>
+    </w:lvl>
+    <w:lvl w:ilvl="3">
+      <w:start w:val="1"/>
+      <w:numFmt w:val="bullet"/>
+      <w:lvlText w:val=""/>
+      <w:lvlJc w:val="left"/>
+      <w:pPr>
+        <w:tabs>
+          <w:tab w:val="num" w:pos="1800"/>
+        </w:tabs>
+        <w:ind w:left="1800" w:hanging="360"/>
+      </w:pPr>
+      <w:rPr>
+        <w:rFonts w:ascii="Symbol" w:hAnsi="Symbol" w:cs="Symbol" w:hint="default"/>
+      </w:rPr>
+    </w:lvl>
+    <w:lvl w:ilvl="4">
+      <w:start w:val="1"/>
+      <w:numFmt w:val="bullet"/>
+      <w:lvlText w:val="◦"/>
+      <w:lvlJc w:val="left"/>
+      <w:pPr>
+        <w:tabs>
+          <w:tab w:val="num" w:pos="2160"/>
+        </w:tabs>
+        <w:ind w:left="2160" w:hanging="360"/>
+      </w:pPr>
+      <w:rPr>
+        <w:rFonts w:ascii="OpenSymbol" w:hAnsi="OpenSymbol" w:cs="OpenSymbol" w:hint="default"/>
+      </w:rPr>
+    </w:lvl>
+    <w:lvl w:ilvl="5">
+      <w:start w:val="1"/>
+      <w:numFmt w:val="bullet"/>
+      <w:lvlText w:val="▪"/>
+      <w:lvlJc w:val="left"/>
+      <w:pPr>
+        <w:tabs>
+          <w:tab w:val="num" w:pos="2520"/>
+        </w:tabs>
+        <w:ind w:left="2520" w:hanging="360"/>
+      </w:pPr>
+      <w:rPr>
+        <w:rFonts w:ascii="OpenSymbol" w:hAnsi="OpenSymbol" w:cs="OpenSymbol" w:hint="default"/>
+      </w:rPr>
+    </w:lvl>
+    <w:lvl w:ilvl="6">
+      <w:start w:val="1"/>
+      <w:numFmt w:val="bullet"/>
+      <w:lvlText w:val=""/>
+      <w:lvlJc w:val="left"/>
+      <w:pPr>
+        <w:tabs>
+          <w:tab w:val="num" w:pos="2880"/>
+        </w:tabs>
+        <w:ind w:left="2880" w:hanging="360"/>
+      </w:pPr>
+      <w:rPr>
+        <w:rFonts w:ascii="Symbol" w:hAnsi="Symbol" w:cs="Symbol" w:hint="default"/>
+      </w:rPr>
+    </w:lvl>
+    <w:lvl w:ilvl="7">
+      <w:start w:val="1"/>
+      <w:numFmt w:val="bullet"/>
+      <w:lvlText w:val="◦"/>
+      <w:lvlJc w:val="left"/>
+      <w:pPr>
+        <w:tabs>
+          <w:tab w:val="num" w:pos="3240"/>
+        </w:tabs>
+        <w:ind w:left="3240" w:hanging="360"/>
+      </w:pPr>
+      <w:rPr>
+        <w:rFonts w:ascii="OpenSymbol" w:hAnsi="OpenSymbol" w:cs="OpenSymbol" w:hint="default"/>
+      </w:rPr>
+    </w:lvl>
+    <w:lvl w:ilvl="8">
+      <w:start w:val="1"/>
+      <w:numFmt w:val="bullet"/>
+      <w:lvlText w:val="▪"/>
+      <w:lvlJc w:val="left"/>
+      <w:pPr>
+        <w:tabs>
+          <w:tab w:val="num" w:pos="3600"/>
+        </w:tabs>
+        <w:ind w:left="3600" w:hanging="360"/>
+      </w:pPr>
+      <w:rPr>
+        <w:rFonts w:ascii="OpenSymbol" w:hAnsi="OpenSymbol" w:cs="OpenSymbol" w:hint="default"/>
+      </w:rPr>
+    </w:lvl>
+  </w:abstractNum>
+  <w:num w:numId="1" w16cid:durableId="152524899">
+    <w:abstractNumId w:val="0"/>
   </w:num>
-  <w:num w:numId="2">
+  <w:num w:numId="2" w16cid:durableId="1621717727">
+    <w:abstractNumId w:val="11"/>
+  </w:num>
+  <w:num w:numId="3" w16cid:durableId="1868983072">
+    <w:abstractNumId w:val="3"/>
+  </w:num>
+  <w:num w:numId="4" w16cid:durableId="229005365">
+    <w:abstractNumId w:val="7"/>
+  </w:num>
+  <w:num w:numId="5" w16cid:durableId="315649653">
+    <w:abstractNumId w:val="6"/>
+  </w:num>
+  <w:num w:numId="6" w16cid:durableId="1062752751">
+    <w:abstractNumId w:val="12"/>
+  </w:num>
+  <w:num w:numId="7" w16cid:durableId="1697385925">
+    <w:abstractNumId w:val="4"/>
+  </w:num>
+  <w:num w:numId="8" w16cid:durableId="1728257087">
+    <w:abstractNumId w:val="8"/>
+  </w:num>
+  <w:num w:numId="9" w16cid:durableId="1435518325">
+    <w:abstractNumId w:val="10"/>
+  </w:num>
+  <w:num w:numId="10" w16cid:durableId="100301094">
+    <w:abstractNumId w:val="9"/>
+  </w:num>
+  <w:num w:numId="11" w16cid:durableId="1781221341">
+    <w:abstractNumId w:val="5"/>
+  </w:num>
+  <w:num w:numId="12" w16cid:durableId="750808691">
     <w:abstractNumId w:val="2"/>
   </w:num>
-  <w:num w:numId="3">
-    <w:abstractNumId w:val="3"/>
+  <w:num w:numId="13" w16cid:durableId="2126580926">
+    <w:abstractNumId w:val="1"/>
   </w:num>
 </w:numbering>
 </file>
 
 <file path=word/styles.xml><?xml version="1.0" encoding="utf-8"?>
-<w:styles xmlns:w="http://schemas.openxmlformats.org/wordprocessingml/2006/main" xmlns:w14="http://schemas.microsoft.com/office/word/2010/wordml" xmlns:mc="http://schemas.openxmlformats.org/markup-compatibility/2006" mc:Ignorable="w14">
+<w:styles xmlns:mc="http://schemas.openxmlformats.org/markup-compatibility/2006" xmlns:r="http://schemas.openxmlformats.org/officeDocument/2006/relationships" xmlns:w="http://schemas.openxmlformats.org/wordprocessingml/2006/main" xmlns:w14="http://schemas.microsoft.com/office/word/2010/wordml" xmlns:w15="http://schemas.microsoft.com/office/word/2012/wordml" xmlns:w16cex="http://schemas.microsoft.com/office/word/2018/wordml/cex" xmlns:w16cid="http://schemas.microsoft.com/office/word/2016/wordml/cid" xmlns:w16="http://schemas.microsoft.com/office/word/2018/wordml" xmlns:w16du="http://schemas.microsoft.com/office/word/2023/wordml/word16du" xmlns:w16sdtdh="http://schemas.microsoft.com/office/word/2020/wordml/sdtdatahash" xmlns:w16sdtfl="http://schemas.microsoft.com/office/word/2024/wordml/sdtformatlock" xmlns:w16se="http://schemas.microsoft.com/office/word/2015/wordml/symex" mc:Ignorable="w14 w15 w16se w16cid w16 w16cex w16sdtdh w16sdtfl w16du">
   <w:docDefaults>
     <w:rPrDefault>
       <w:rPr>
-        <w:rFonts w:ascii="Calibri" w:hAnsi="Calibri" w:eastAsia="Calibri" w:cs="" w:asciiTheme="minorHAnsi" w:cstheme="minorBidi" w:eastAsiaTheme="minorHAnsi" w:hAnsiTheme="minorHAnsi"/>
+        <w:rFonts w:asciiTheme="minorHAnsi" w:eastAsiaTheme="minorHAnsi" w:hAnsiTheme="minorHAnsi" w:cstheme="minorBidi"/>
         <w:kern w:val="2"/>
         <w:sz w:val="22"/>
         <w:szCs w:val="22"/>
@@ -3863,21 +6418,21 @@
     </w:rPrDefault>
     <w:pPrDefault>
       <w:pPr>
-        <w:suppressAutoHyphens w:val="true"/>
+        <w:suppressAutoHyphens/>
       </w:pPr>
     </w:pPrDefault>
   </w:docDefaults>
   <w:latentStyles w:defLockedState="0" w:defUIPriority="99" w:defSemiHidden="0" w:defUnhideWhenUsed="0" w:defQFormat="0" w:count="376">
     <w:lsdException w:name="Normal" w:uiPriority="0" w:qFormat="1"/>
     <w:lsdException w:name="heading 1" w:uiPriority="9" w:qFormat="1"/>
-    <w:lsdException w:name="heading 2" w:uiPriority="9" w:semiHidden="1" w:unhideWhenUsed="1" w:qFormat="1"/>
-    <w:lsdException w:name="heading 3" w:uiPriority="9" w:semiHidden="1" w:unhideWhenUsed="1" w:qFormat="1"/>
-    <w:lsdException w:name="heading 4" w:uiPriority="9" w:semiHidden="1" w:unhideWhenUsed="1" w:qFormat="1"/>
-    <w:lsdException w:name="heading 5" w:uiPriority="9" w:semiHidden="1" w:unhideWhenUsed="1" w:qFormat="1"/>
-    <w:lsdException w:name="heading 6" w:uiPriority="9" w:semiHidden="1" w:unhideWhenUsed="1" w:qFormat="1"/>
-    <w:lsdException w:name="heading 7" w:uiPriority="9" w:semiHidden="1" w:unhideWhenUsed="1" w:qFormat="1"/>
-    <w:lsdException w:name="heading 8" w:uiPriority="9" w:semiHidden="1" w:unhideWhenUsed="1" w:qFormat="1"/>
-    <w:lsdException w:name="heading 9" w:uiPriority="9" w:semiHidden="1" w:unhideWhenUsed="1" w:qFormat="1"/>
+    <w:lsdException w:name="heading 2" w:semiHidden="1" w:uiPriority="9" w:unhideWhenUsed="1" w:qFormat="1"/>
+    <w:lsdException w:name="heading 3" w:semiHidden="1" w:uiPriority="9" w:unhideWhenUsed="1" w:qFormat="1"/>
+    <w:lsdException w:name="heading 4" w:semiHidden="1" w:uiPriority="9" w:unhideWhenUsed="1" w:qFormat="1"/>
+    <w:lsdException w:name="heading 5" w:semiHidden="1" w:uiPriority="9" w:unhideWhenUsed="1" w:qFormat="1"/>
+    <w:lsdException w:name="heading 6" w:semiHidden="1" w:uiPriority="9" w:unhideWhenUsed="1" w:qFormat="1"/>
+    <w:lsdException w:name="heading 7" w:semiHidden="1" w:uiPriority="9" w:unhideWhenUsed="1" w:qFormat="1"/>
+    <w:lsdException w:name="heading 8" w:semiHidden="1" w:uiPriority="9" w:unhideWhenUsed="1" w:qFormat="1"/>
+    <w:lsdException w:name="heading 9" w:semiHidden="1" w:uiPriority="9" w:unhideWhenUsed="1" w:qFormat="1"/>
     <w:lsdException w:name="index 1" w:semiHidden="1" w:unhideWhenUsed="1"/>
     <w:lsdException w:name="index 2" w:semiHidden="1" w:unhideWhenUsed="1"/>
     <w:lsdException w:name="index 3" w:semiHidden="1" w:unhideWhenUsed="1"/>
@@ -3887,22 +6442,22 @@
     <w:lsdException w:name="index 7" w:semiHidden="1" w:unhideWhenUsed="1"/>
     <w:lsdException w:name="index 8" w:semiHidden="1" w:unhideWhenUsed="1"/>
     <w:lsdException w:name="index 9" w:semiHidden="1" w:unhideWhenUsed="1"/>
-    <w:lsdException w:name="toc 1" w:uiPriority="39" w:semiHidden="1" w:unhideWhenUsed="1"/>
-    <w:lsdException w:name="toc 2" w:uiPriority="39" w:semiHidden="1" w:unhideWhenUsed="1"/>
-    <w:lsdException w:name="toc 3" w:uiPriority="39" w:semiHidden="1" w:unhideWhenUsed="1"/>
-    <w:lsdException w:name="toc 4" w:uiPriority="39" w:semiHidden="1" w:unhideWhenUsed="1"/>
-    <w:lsdException w:name="toc 5" w:uiPriority="39" w:semiHidden="1" w:unhideWhenUsed="1"/>
-    <w:lsdException w:name="toc 6" w:uiPriority="39" w:semiHidden="1" w:unhideWhenUsed="1"/>
-    <w:lsdException w:name="toc 7" w:uiPriority="39" w:semiHidden="1" w:unhideWhenUsed="1"/>
-    <w:lsdException w:name="toc 8" w:uiPriority="39" w:semiHidden="1" w:unhideWhenUsed="1"/>
-    <w:lsdException w:name="toc 9" w:uiPriority="39" w:semiHidden="1" w:unhideWhenUsed="1"/>
+    <w:lsdException w:name="toc 1" w:semiHidden="1" w:uiPriority="39" w:unhideWhenUsed="1"/>
+    <w:lsdException w:name="toc 2" w:semiHidden="1" w:uiPriority="39" w:unhideWhenUsed="1"/>
+    <w:lsdException w:name="toc 3" w:semiHidden="1" w:uiPriority="39" w:unhideWhenUsed="1"/>
+    <w:lsdException w:name="toc 4" w:semiHidden="1" w:uiPriority="39" w:unhideWhenUsed="1"/>
+    <w:lsdException w:name="toc 5" w:semiHidden="1" w:uiPriority="39" w:unhideWhenUsed="1"/>
+    <w:lsdException w:name="toc 6" w:semiHidden="1" w:uiPriority="39" w:unhideWhenUsed="1"/>
+    <w:lsdException w:name="toc 7" w:semiHidden="1" w:uiPriority="39" w:unhideWhenUsed="1"/>
+    <w:lsdException w:name="toc 8" w:semiHidden="1" w:uiPriority="39" w:unhideWhenUsed="1"/>
+    <w:lsdException w:name="toc 9" w:semiHidden="1" w:uiPriority="39" w:unhideWhenUsed="1"/>
     <w:lsdException w:name="Normal Indent" w:semiHidden="1" w:unhideWhenUsed="1"/>
     <w:lsdException w:name="footnote text" w:semiHidden="1" w:unhideWhenUsed="1"/>
     <w:lsdException w:name="annotation text" w:semiHidden="1" w:unhideWhenUsed="1"/>
     <w:lsdException w:name="header" w:semiHidden="1" w:unhideWhenUsed="1"/>
     <w:lsdException w:name="footer" w:semiHidden="1" w:unhideWhenUsed="1"/>
     <w:lsdException w:name="index heading" w:semiHidden="1" w:unhideWhenUsed="1"/>
-    <w:lsdException w:name="caption" w:uiPriority="35" w:semiHidden="1" w:unhideWhenUsed="1" w:qFormat="1"/>
+    <w:lsdException w:name="caption" w:semiHidden="1" w:uiPriority="35" w:unhideWhenUsed="1" w:qFormat="1"/>
     <w:lsdException w:name="table of figures" w:semiHidden="1" w:unhideWhenUsed="1"/>
     <w:lsdException w:name="envelope address" w:semiHidden="1" w:unhideWhenUsed="1"/>
     <w:lsdException w:name="envelope return" w:semiHidden="1" w:unhideWhenUsed="1"/>
@@ -3933,8 +6488,8 @@
     <w:lsdException w:name="Title" w:uiPriority="10" w:qFormat="1"/>
     <w:lsdException w:name="Closing" w:semiHidden="1" w:unhideWhenUsed="1"/>
     <w:lsdException w:name="Signature" w:semiHidden="1" w:unhideWhenUsed="1"/>
-    <w:lsdException w:name="Default Paragraph Font" w:uiPriority="1" w:semiHidden="1" w:unhideWhenUsed="1"/>
-    <w:lsdException w:name="Body Text" w:uiPriority="1" w:semiHidden="1" w:unhideWhenUsed="1" w:qFormat="1"/>
+    <w:lsdException w:name="Default Paragraph Font" w:semiHidden="1" w:uiPriority="1" w:unhideWhenUsed="1"/>
+    <w:lsdException w:name="Body Text" w:semiHidden="1" w:uiPriority="1" w:unhideWhenUsed="1" w:qFormat="1"/>
     <w:lsdException w:name="Body Text Indent" w:semiHidden="1" w:unhideWhenUsed="1"/>
     <w:lsdException w:name="List Continue" w:semiHidden="1" w:unhideWhenUsed="1"/>
     <w:lsdException w:name="List Continue 2" w:semiHidden="1" w:unhideWhenUsed="1"/>
@@ -4133,8 +6688,8 @@
     <w:lsdException w:name="Subtle Reference" w:uiPriority="31" w:qFormat="1"/>
     <w:lsdException w:name="Intense Reference" w:uiPriority="32" w:qFormat="1"/>
     <w:lsdException w:name="Book Title" w:uiPriority="33" w:qFormat="1"/>
-    <w:lsdException w:name="Bibliography" w:uiPriority="37" w:semiHidden="1" w:unhideWhenUsed="1"/>
-    <w:lsdException w:name="TOC Heading" w:uiPriority="39" w:semiHidden="1" w:unhideWhenUsed="1" w:qFormat="1"/>
+    <w:lsdException w:name="Bibliography" w:semiHidden="1" w:uiPriority="37" w:unhideWhenUsed="1"/>
+    <w:lsdException w:name="TOC Heading" w:semiHidden="1" w:uiPriority="39" w:unhideWhenUsed="1" w:qFormat="1"/>
     <w:lsdException w:name="Plain Table 1" w:uiPriority="41"/>
     <w:lsdException w:name="Plain Table 2" w:uiPriority="42"/>
     <w:lsdException w:name="Plain Table 3" w:uiPriority="43"/>
@@ -4245,37 +6800,29 @@
     <w:lsdException w:name="Unresolved Mention" w:semiHidden="1" w:unhideWhenUsed="1"/>
     <w:lsdException w:name="Smart Link" w:semiHidden="1" w:unhideWhenUsed="1"/>
   </w:latentStyles>
-  <w:style w:type="paragraph" w:styleId="Normal" w:default="1">
+  <w:style w:type="paragraph" w:default="1" w:styleId="Normal">
     <w:name w:val="Normal"/>
     <w:qFormat/>
-    <w:rsid w:val="000d2c81"/>
+    <w:rsid w:val="00887841"/>
     <w:pPr>
-      <w:widowControl w:val="false"/>
-      <w:suppressAutoHyphens w:val="true"/>
-      <w:bidi w:val="0"/>
-      <w:spacing w:lineRule="auto" w:line="240" w:before="0" w:after="0"/>
-      <w:jc w:val="left"/>
+      <w:widowControl w:val="0"/>
     </w:pPr>
     <w:rPr>
-      <w:rFonts w:ascii="Calibri" w:hAnsi="Calibri" w:eastAsia="Calibri" w:cs="Calibri"/>
-      <w:color w:val="auto"/>
+      <w:rFonts w:ascii="Calibri" w:eastAsia="Calibri" w:hAnsi="Calibri" w:cs="Calibri"/>
       <w:kern w:val="0"/>
-      <w:sz w:val="22"/>
-      <w:szCs w:val="22"/>
-      <w:lang w:val="en-US" w:eastAsia="en-US" w:bidi="ar-SA"/>
-      <w14:ligatures w14:val="none"/>
+      <w:lang w:val="en-US"/>
     </w:rPr>
   </w:style>
   <w:style w:type="paragraph" w:styleId="Heading1">
-    <w:name w:val="Heading 1"/>
+    <w:name w:val="heading 1"/>
     <w:basedOn w:val="Normal"/>
     <w:link w:val="Heading1Char"/>
     <w:uiPriority w:val="9"/>
     <w:qFormat/>
-    <w:rsid w:val="000d2c81"/>
+    <w:rsid w:val="000D2C81"/>
     <w:pPr>
-      <w:spacing w:before="56" w:after="0"/>
-      <w:ind w:hanging="285" w:left="421"/>
+      <w:spacing w:before="56"/>
+      <w:ind w:left="421" w:hanging="285"/>
       <w:outlineLvl w:val="0"/>
     </w:pPr>
     <w:rPr>
@@ -4283,68 +6830,85 @@
       <w:bCs/>
     </w:rPr>
   </w:style>
-  <w:style w:type="character" w:styleId="DefaultParagraphFont" w:default="1">
+  <w:style w:type="character" w:default="1" w:styleId="DefaultParagraphFont">
     <w:name w:val="Default Paragraph Font"/>
     <w:uiPriority w:val="1"/>
+    <w:semiHidden/>
     <w:unhideWhenUsed/>
-    <w:qFormat/>
-    <w:rPr/>
   </w:style>
-  <w:style w:type="character" w:styleId="Heading1Char" w:customStyle="1">
+  <w:style w:type="table" w:default="1" w:styleId="TableNormal">
+    <w:name w:val="Normal Table"/>
+    <w:uiPriority w:val="99"/>
+    <w:semiHidden/>
+    <w:unhideWhenUsed/>
+    <w:tblPr>
+      <w:tblInd w:w="0" w:type="dxa"/>
+      <w:tblCellMar>
+        <w:top w:w="0" w:type="dxa"/>
+        <w:left w:w="108" w:type="dxa"/>
+        <w:bottom w:w="0" w:type="dxa"/>
+        <w:right w:w="108" w:type="dxa"/>
+      </w:tblCellMar>
+    </w:tblPr>
+  </w:style>
+  <w:style w:type="numbering" w:default="1" w:styleId="NoList">
+    <w:name w:val="No List"/>
+    <w:uiPriority w:val="99"/>
+    <w:semiHidden/>
+    <w:unhideWhenUsed/>
+  </w:style>
+  <w:style w:type="character" w:customStyle="1" w:styleId="Heading1Char">
     <w:name w:val="Heading 1 Char"/>
     <w:basedOn w:val="DefaultParagraphFont"/>
     <w:link w:val="Heading1"/>
     <w:uiPriority w:val="9"/>
     <w:qFormat/>
-    <w:rsid w:val="000d2c81"/>
+    <w:rsid w:val="000D2C81"/>
     <w:rPr>
-      <w:rFonts w:ascii="Calibri" w:hAnsi="Calibri" w:eastAsia="Calibri" w:cs="Calibri"/>
+      <w:rFonts w:ascii="Calibri" w:eastAsia="Calibri" w:hAnsi="Calibri" w:cs="Calibri"/>
       <w:b/>
       <w:bCs/>
       <w:kern w:val="0"/>
       <w:lang w:val="en-US"/>
-      <w14:ligatures w14:val="none"/>
     </w:rPr>
   </w:style>
-  <w:style w:type="character" w:styleId="BodyTextChar" w:customStyle="1">
+  <w:style w:type="character" w:customStyle="1" w:styleId="BodyTextChar">
     <w:name w:val="Body Text Char"/>
     <w:basedOn w:val="DefaultParagraphFont"/>
+    <w:link w:val="BodyText"/>
     <w:uiPriority w:val="1"/>
     <w:qFormat/>
-    <w:rsid w:val="000d2c81"/>
+    <w:rsid w:val="000D2C81"/>
     <w:rPr>
-      <w:rFonts w:ascii="Calibri" w:hAnsi="Calibri" w:eastAsia="Calibri" w:cs="Calibri"/>
+      <w:rFonts w:ascii="Calibri" w:eastAsia="Calibri" w:hAnsi="Calibri" w:cs="Calibri"/>
       <w:kern w:val="0"/>
       <w:lang w:val="en-US"/>
-      <w14:ligatures w14:val="none"/>
     </w:rPr>
   </w:style>
-  <w:style w:type="character" w:styleId="HeaderChar" w:customStyle="1">
+  <w:style w:type="character" w:customStyle="1" w:styleId="HeaderChar">
     <w:name w:val="Header Char"/>
     <w:basedOn w:val="DefaultParagraphFont"/>
     <w:link w:val="Header"/>
     <w:uiPriority w:val="99"/>
     <w:qFormat/>
-    <w:rsid w:val="000d2c81"/>
+    <w:rsid w:val="000D2C81"/>
     <w:rPr>
-      <w:rFonts w:ascii="Calibri" w:hAnsi="Calibri" w:eastAsia="Calibri" w:cs="Calibri"/>
+      <w:rFonts w:ascii="Calibri" w:eastAsia="Calibri" w:hAnsi="Calibri" w:cs="Calibri"/>
       <w:kern w:val="0"/>
       <w:lang w:val="en-US"/>
-      <w14:ligatures w14:val="none"/>
     </w:rPr>
   </w:style>
-  <w:style w:type="character" w:styleId="FooterChar" w:customStyle="1">
+  <w:style w:type="character" w:customStyle="1" w:styleId="FooterChar">
     <w:name w:val="Footer Char"/>
     <w:basedOn w:val="DefaultParagraphFont"/>
     <w:link w:val="Footer"/>
     <w:uiPriority w:val="99"/>
     <w:qFormat/>
-    <w:rsid w:val="000d2c81"/>
+    <w:rsid w:val="000D2C81"/>
     <w:rPr>
-      <w:rFonts w:ascii="Calibri" w:hAnsi="Calibri" w:eastAsia="Calibri" w:cs="Calibri"/>
+      <w:rFonts w:ascii="Calibri" w:eastAsia="Calibri" w:hAnsi="Calibri" w:cs="Calibri"/>
       <w:kern w:val="0"/>
       <w:lang w:val="en-US"/>
-      <w14:ligatures w14:val="none"/>
     </w:rPr>
   </w:style>
   <w:style w:type="character" w:styleId="Hyperlink">
@@ -4354,24 +6918,24 @@
       <w:u w:val="single"/>
     </w:rPr>
   </w:style>
-  <w:style w:type="character" w:styleId="Bullets">
+  <w:style w:type="character" w:customStyle="1" w:styleId="Bullets">
     <w:name w:val="Bullets"/>
     <w:qFormat/>
     <w:rPr>
-      <w:rFonts w:ascii="OpenSymbol" w:hAnsi="OpenSymbol" w:eastAsia="OpenSymbol" w:cs="OpenSymbol"/>
+      <w:rFonts w:ascii="OpenSymbol" w:eastAsia="OpenSymbol" w:hAnsi="OpenSymbol" w:cs="OpenSymbol"/>
     </w:rPr>
   </w:style>
-  <w:style w:type="paragraph" w:styleId="Heading">
+  <w:style w:type="paragraph" w:customStyle="1" w:styleId="Heading">
     <w:name w:val="Heading"/>
     <w:basedOn w:val="Normal"/>
     <w:next w:val="BodyText"/>
     <w:qFormat/>
     <w:pPr>
-      <w:keepNext w:val="true"/>
+      <w:keepNext/>
       <w:spacing w:before="240" w:after="120"/>
     </w:pPr>
     <w:rPr>
-      <w:rFonts w:ascii="Liberation Sans" w:hAnsi="Liberation Sans" w:eastAsia="Noto Sans CJK SC" w:cs="Noto Sans Devanagari"/>
+      <w:rFonts w:ascii="Liberation Sans" w:eastAsia="Noto Sans CJK SC" w:hAnsi="Liberation Sans" w:cs="Noto Sans Devanagari"/>
       <w:sz w:val="28"/>
       <w:szCs w:val="28"/>
     </w:rPr>
@@ -4382,20 +6946,17 @@
     <w:link w:val="BodyTextChar"/>
     <w:uiPriority w:val="1"/>
     <w:qFormat/>
-    <w:rsid w:val="000d2c81"/>
-    <w:pPr/>
-    <w:rPr/>
+    <w:rsid w:val="000D2C81"/>
   </w:style>
   <w:style w:type="paragraph" w:styleId="List">
     <w:name w:val="List"/>
     <w:basedOn w:val="BodyText"/>
-    <w:pPr/>
     <w:rPr>
       <w:rFonts w:cs="Noto Sans Devanagari"/>
     </w:rPr>
   </w:style>
   <w:style w:type="paragraph" w:styleId="Caption">
-    <w:name w:val="Caption"/>
+    <w:name w:val="caption"/>
     <w:basedOn w:val="Normal"/>
     <w:qFormat/>
     <w:pPr>
@@ -4410,7 +6971,7 @@
       <w:szCs w:val="24"/>
     </w:rPr>
   </w:style>
-  <w:style w:type="paragraph" w:styleId="Index">
+  <w:style w:type="paragraph" w:customStyle="1" w:styleId="Index">
     <w:name w:val="Index"/>
     <w:basedOn w:val="Normal"/>
     <w:qFormat/>
@@ -4426,105 +6987,70 @@
     <w:basedOn w:val="Normal"/>
     <w:uiPriority w:val="34"/>
     <w:qFormat/>
-    <w:rsid w:val="000d2c81"/>
+    <w:rsid w:val="000D2C81"/>
     <w:pPr>
-      <w:spacing w:before="56" w:after="0"/>
-      <w:ind w:hanging="285" w:left="421"/>
+      <w:spacing w:before="56"/>
+      <w:ind w:left="421" w:hanging="285"/>
     </w:pPr>
-    <w:rPr/>
   </w:style>
-  <w:style w:type="paragraph" w:styleId="TableParagraph" w:customStyle="1">
+  <w:style w:type="paragraph" w:customStyle="1" w:styleId="TableParagraph">
     <w:name w:val="Table Paragraph"/>
     <w:basedOn w:val="Normal"/>
     <w:uiPriority w:val="1"/>
     <w:qFormat/>
-    <w:rsid w:val="000d2c81"/>
-    <w:pPr/>
-    <w:rPr/>
+    <w:rsid w:val="000D2C81"/>
   </w:style>
-  <w:style w:type="paragraph" w:styleId="HeaderandFooter">
+  <w:style w:type="paragraph" w:customStyle="1" w:styleId="HeaderandFooter">
     <w:name w:val="Header and Footer"/>
     <w:basedOn w:val="Normal"/>
     <w:qFormat/>
-    <w:pPr/>
-    <w:rPr/>
   </w:style>
   <w:style w:type="paragraph" w:styleId="Header">
-    <w:name w:val="Header"/>
+    <w:name w:val="header"/>
     <w:basedOn w:val="Normal"/>
     <w:link w:val="HeaderChar"/>
     <w:uiPriority w:val="99"/>
     <w:unhideWhenUsed/>
-    <w:rsid w:val="000d2c81"/>
+    <w:rsid w:val="000D2C81"/>
     <w:pPr>
       <w:tabs>
-        <w:tab w:val="clear" w:pos="720"/>
-        <w:tab w:val="center" w:pos="4513" w:leader="none"/>
-        <w:tab w:val="right" w:pos="9026" w:leader="none"/>
+        <w:tab w:val="center" w:pos="4513"/>
+        <w:tab w:val="right" w:pos="9026"/>
       </w:tabs>
     </w:pPr>
-    <w:rPr/>
   </w:style>
   <w:style w:type="paragraph" w:styleId="Footer">
-    <w:name w:val="Footer"/>
+    <w:name w:val="footer"/>
     <w:basedOn w:val="Normal"/>
     <w:link w:val="FooterChar"/>
     <w:uiPriority w:val="99"/>
     <w:unhideWhenUsed/>
-    <w:rsid w:val="000d2c81"/>
+    <w:rsid w:val="000D2C81"/>
     <w:pPr>
       <w:tabs>
-        <w:tab w:val="clear" w:pos="720"/>
-        <w:tab w:val="center" w:pos="4513" w:leader="none"/>
-        <w:tab w:val="right" w:pos="9026" w:leader="none"/>
+        <w:tab w:val="center" w:pos="4513"/>
+        <w:tab w:val="right" w:pos="9026"/>
       </w:tabs>
     </w:pPr>
-    <w:rPr/>
   </w:style>
-  <w:style w:type="paragraph" w:styleId="FrameContents">
+  <w:style w:type="paragraph" w:customStyle="1" w:styleId="FrameContents">
     <w:name w:val="Frame Contents"/>
     <w:basedOn w:val="Normal"/>
     <w:qFormat/>
-    <w:pPr/>
-    <w:rPr/>
-  </w:style>
-  <w:style w:type="numbering" w:styleId="NoList" w:default="1">
-    <w:name w:val="No List"/>
-    <w:uiPriority w:val="99"/>
-    <w:semiHidden/>
-    <w:unhideWhenUsed/>
-    <w:qFormat/>
-  </w:style>
-  <w:style w:type="table" w:default="1" w:styleId="TableNormal">
-    <w:name w:val="Normal Table"/>
-    <w:uiPriority w:val="99"/>
-    <w:semiHidden/>
-    <w:unhideWhenUsed/>
-    <w:tblPr>
-      <w:tblCellMar>
-        <w:top w:w="0" w:type="dxa"/>
-        <w:left w:w="108" w:type="dxa"/>
-        <w:bottom w:w="0" w:type="dxa"/>
-        <w:right w:w="108" w:type="dxa"/>
-      </w:tblCellMar>
-    </w:tblPr>
   </w:style>
   <w:style w:type="table" w:styleId="TableGrid">
     <w:name w:val="Table Grid"/>
     <w:basedOn w:val="TableNormal"/>
     <w:uiPriority w:val="39"/>
-    <w:rsid w:val="009d3872"/>
-    <w:pPr>
-      <w:spacing w:after="0" w:line="240" w:lineRule="auto"/>
-    </w:pPr>
+    <w:rsid w:val="009D3872"/>
     <w:tblPr>
       <w:tblBorders>
-        <w:top w:val="single" w:color="auto" w:sz="4" w:space="0"/>
-        <w:left w:val="single" w:color="auto" w:sz="4" w:space="0"/>
-        <w:bottom w:val="single" w:color="auto" w:sz="4" w:space="0"/>
-        <w:right w:val="single" w:color="auto" w:sz="4" w:space="0"/>
-        <w:insideH w:val="single" w:color="auto" w:sz="4" w:space="0"/>
-        <w:insideV w:val="single" w:color="auto" w:sz="4" w:space="0"/>
+        <w:top w:val="single" w:sz="4" w:space="0" w:color="auto"/>
+        <w:left w:val="single" w:sz="4" w:space="0" w:color="auto"/>
+        <w:bottom w:val="single" w:sz="4" w:space="0" w:color="auto"/>
+        <w:right w:val="single" w:sz="4" w:space="0" w:color="auto"/>
+        <w:insideH w:val="single" w:sz="4" w:space="0" w:color="auto"/>
+        <w:insideV w:val="single" w:sz="4" w:space="0" w:color="auto"/>
       </w:tblBorders>
     </w:tblPr>
   </w:style>
@@ -4532,54 +7058,54 @@
 </file>
 
 <file path=word/theme/theme1.xml><?xml version="1.0" encoding="utf-8"?>
-<a:theme xmlns:a="http://schemas.openxmlformats.org/drawingml/2006/main" xmlns:r="http://schemas.openxmlformats.org/officeDocument/2006/relationships" name="Office Theme">
+<a:theme xmlns:a="http://schemas.openxmlformats.org/drawingml/2006/main" name="Office Theme">
   <a:themeElements>
     <a:clrScheme name="Office">
       <a:dk1>
         <a:srgbClr val="000000"/>
       </a:dk1>
       <a:lt1>
-        <a:srgbClr val="ffffff"/>
+        <a:srgbClr val="FFFFFF"/>
       </a:lt1>
       <a:dk2>
-        <a:srgbClr val="44546a"/>
+        <a:srgbClr val="44546A"/>
       </a:dk2>
       <a:lt2>
-        <a:srgbClr val="e7e6e6"/>
+        <a:srgbClr val="E7E6E6"/>
       </a:lt2>
       <a:accent1>
-        <a:srgbClr val="4472c4"/>
+        <a:srgbClr val="4472C4"/>
       </a:accent1>
       <a:accent2>
-        <a:srgbClr val="ed7d31"/>
+        <a:srgbClr val="ED7D31"/>
       </a:accent2>
       <a:accent3>
-        <a:srgbClr val="a5a5a5"/>
+        <a:srgbClr val="A5A5A5"/>
       </a:accent3>
       <a:accent4>
-        <a:srgbClr val="ffc000"/>
+        <a:srgbClr val="FFC000"/>
       </a:accent4>
       <a:accent5>
-        <a:srgbClr val="5b9bd5"/>
+        <a:srgbClr val="5B9BD5"/>
       </a:accent5>
       <a:accent6>
-        <a:srgbClr val="70ad47"/>
+        <a:srgbClr val="70AD47"/>
       </a:accent6>
       <a:hlink>
-        <a:srgbClr val="0563c1"/>
+        <a:srgbClr val="0563C1"/>
       </a:hlink>
       <a:folHlink>
-        <a:srgbClr val="954f72"/>
+        <a:srgbClr val="954F72"/>
       </a:folHlink>
     </a:clrScheme>
     <a:fontScheme name="Office">
       <a:majorFont>
-        <a:latin typeface="Calibri Light" panose="020F0302020204030204" pitchFamily="0" charset="1"/>
+        <a:latin typeface="Calibri Light" panose="020F0302020204030204"/>
         <a:ea typeface=""/>
         <a:cs typeface=""/>
       </a:majorFont>
       <a:minorFont>
-        <a:latin typeface="Calibri" panose="020F0502020204030204" pitchFamily="0" charset="1"/>
+        <a:latin typeface="Calibri" panose="020F0502020204030204"/>
         <a:ea typeface=""/>
         <a:cs typeface=""/>
       </a:minorFont>
@@ -4611,7 +7137,7 @@
             </a:gs>
           </a:gsLst>
           <a:lin ang="5400000" scaled="0"/>
-          <a:tileRect l="0" t="0" r="0" b="0"/>
+          <a:tileRect/>
         </a:gradFill>
         <a:gradFill>
           <a:gsLst>
@@ -4635,7 +7161,7 @@
             </a:gs>
           </a:gsLst>
           <a:lin ang="5400000" scaled="0"/>
-          <a:tileRect l="0" t="0" r="0" b="0"/>
+          <a:tileRect/>
         </a:gradFill>
       </a:fillStyleLst>
       <a:lnStyleLst>
@@ -4695,11 +7221,13 @@
             </a:gs>
           </a:gsLst>
           <a:lin ang="5400000" scaled="0"/>
-          <a:tileRect l="0" t="0" r="0" b="0"/>
+          <a:tileRect/>
         </a:gradFill>
       </a:bgFillStyleLst>
     </a:fmtScheme>
   </a:themeElements>
+  <a:objectDefaults/>
+  <a:extraClrSchemeLst/>
 </a:theme>
 </file>
 
@@ -4713,12 +7241,6 @@
 </file>
 
 <file path=customXml/item2.xml><?xml version="1.0" encoding="utf-8"?>
-<p:properties xmlns:p="http://schemas.microsoft.com/office/2006/metadata/properties" xmlns:xsi="http://www.w3.org/2001/XMLSchema-instance" xmlns:pc="http://schemas.microsoft.com/office/infopath/2007/PartnerControls">
-  <documentManagement/>
-</p:properties>
-</file>
-
-<file path=customXml/item3.xml><?xml version="1.0" encoding="utf-8"?>
 <ct:contentTypeSchema xmlns:ct="http://schemas.microsoft.com/office/2006/metadata/contentType" xmlns:ma="http://schemas.microsoft.com/office/2006/metadata/properties/metaAttributes" ct:_="" ma:_="" ma:contentTypeName="Document" ma:contentTypeID="0x010100BB182A2D68B9CF488DE11F6088982964" ma:contentTypeVersion="3" ma:contentTypeDescription="Create a new document." ma:contentTypeScope="" ma:versionID="ea211bb18a25d9d39d9cfd59d42e07a6">
   <xsd:schema xmlns:xsd="http://www.w3.org/2001/XMLSchema" xmlns:xs="http://www.w3.org/2001/XMLSchema" xmlns:p="http://schemas.microsoft.com/office/2006/metadata/properties" xmlns:ns2="be017322-3d8d-43aa-a0a7-3cc602077d19" targetNamespace="http://schemas.microsoft.com/office/2006/metadata/properties" ma:root="true" ma:fieldsID="af1c56e1f70146e3be2ddfb0af46ab53" ns2:_="">
     <xsd:import namespace="be017322-3d8d-43aa-a0a7-3cc602077d19"/>
@@ -4856,6 +7378,12 @@
 </ct:contentTypeSchema>
 </file>
 
+<file path=customXml/item3.xml><?xml version="1.0" encoding="utf-8"?>
+<p:properties xmlns:p="http://schemas.microsoft.com/office/2006/metadata/properties" xmlns:xsi="http://www.w3.org/2001/XMLSchema-instance" xmlns:pc="http://schemas.microsoft.com/office/infopath/2007/PartnerControls">
+  <documentManagement/>
+</p:properties>
+</file>
+
 <file path=customXml/itemProps1.xml><?xml version="1.0" encoding="utf-8"?>
 <ds:datastoreItem xmlns:ds="http://schemas.openxmlformats.org/officeDocument/2006/customXml" ds:itemID="{DE978330-9A17-49C8-8158-8CE535A2D238}">
   <ds:schemaRefs>
@@ -4865,15 +7393,6 @@
 </file>
 
 <file path=customXml/itemProps2.xml><?xml version="1.0" encoding="utf-8"?>
-<ds:datastoreItem xmlns:ds="http://schemas.openxmlformats.org/officeDocument/2006/customXml" ds:itemID="{1F94E23F-409D-41D3-9765-11E5BF84644A}">
-  <ds:schemaRefs>
-    <ds:schemaRef ds:uri="http://schemas.microsoft.com/office/2006/metadata/properties"/>
-    <ds:schemaRef ds:uri="http://schemas.microsoft.com/office/infopath/2007/PartnerControls"/>
-  </ds:schemaRefs>
-</ds:datastoreItem>
-</file>
-
-<file path=customXml/itemProps3.xml><?xml version="1.0" encoding="utf-8"?>
 <ds:datastoreItem xmlns:ds="http://schemas.openxmlformats.org/officeDocument/2006/customXml" ds:itemID="{EBB1FE3D-CB40-4AAA-97BF-174809764A9C}">
   <ds:schemaRefs>
     <ds:schemaRef ds:uri="http://schemas.microsoft.com/office/2006/metadata/contentType"/>
@@ -4889,4 +7408,13 @@
     <ds:schemaRef ds:uri="http://schemas.microsoft.com/internal/obd"/>
   </ds:schemaRefs>
 </ds:datastoreItem>
+</file>
+
+<file path=customXml/itemProps3.xml><?xml version="1.0" encoding="utf-8"?>
+<ds:datastoreItem xmlns:ds="http://schemas.openxmlformats.org/officeDocument/2006/customXml" ds:itemID="{1F94E23F-409D-41D3-9765-11E5BF84644A}">
+  <ds:schemaRefs>
+    <ds:schemaRef ds:uri="http://schemas.microsoft.com/office/2006/metadata/properties"/>
+    <ds:schemaRef ds:uri="http://schemas.microsoft.com/office/infopath/2007/PartnerControls"/>
+  </ds:schemaRefs>
+</ds:datastoreItem>
 </file>